--- a/TP-Integrador/TP_Integrador_M4.docx
+++ b/TP-Integrador/TP_Integrador_M4.docx
@@ -12,7 +12,6 @@
           <w:szCs w:val="40"/>
         </w:rPr>
       </w:pPr>
-      <w:proofErr w:type="spellStart"/>
       <w:r>
         <w:rPr>
           <w:b/>
@@ -22,7 +21,6 @@
         </w:rPr>
         <w:t>IdentifAI</w:t>
       </w:r>
-      <w:proofErr w:type="spellEnd"/>
     </w:p>
     <w:p>
       <w:pPr>
@@ -34,7 +32,6 @@
           <w:szCs w:val="32"/>
         </w:rPr>
       </w:pPr>
-      <w:proofErr w:type="spellStart"/>
       <w:r>
         <w:rPr>
           <w:i/>
@@ -42,9 +39,8 @@
           <w:sz w:val="32"/>
           <w:szCs w:val="32"/>
         </w:rPr>
-        <w:t>Rocio</w:t>
-      </w:r>
-      <w:proofErr w:type="spellEnd"/>
+        <w:t xml:space="preserve">Rocio Chauque, </w:t>
+      </w:r>
       <w:r>
         <w:rPr>
           <w:i/>
@@ -52,9 +48,8 @@
           <w:sz w:val="32"/>
           <w:szCs w:val="32"/>
         </w:rPr>
-        <w:t xml:space="preserve"> Chauque, </w:t>
-      </w:r>
-      <w:proofErr w:type="spellStart"/>
+        <w:t xml:space="preserve">Maximo </w:t>
+      </w:r>
       <w:r>
         <w:rPr>
           <w:i/>
@@ -62,38 +57,8 @@
           <w:sz w:val="32"/>
           <w:szCs w:val="32"/>
         </w:rPr>
-        <w:t>Maximo</w:t>
-      </w:r>
-      <w:proofErr w:type="spellEnd"/>
-      <w:r>
-        <w:rPr>
-          <w:i/>
-          <w:iCs/>
-          <w:sz w:val="32"/>
-          <w:szCs w:val="32"/>
-        </w:rPr>
-        <w:t xml:space="preserve"> </w:t>
-      </w:r>
-      <w:r>
-        <w:rPr>
-          <w:i/>
-          <w:iCs/>
-          <w:sz w:val="32"/>
-          <w:szCs w:val="32"/>
-        </w:rPr>
-        <w:t xml:space="preserve">Bosch, Franco Vallejos, Nahuel López </w:t>
-      </w:r>
-      <w:proofErr w:type="spellStart"/>
-      <w:r>
-        <w:rPr>
-          <w:i/>
-          <w:iCs/>
-          <w:sz w:val="32"/>
-          <w:szCs w:val="32"/>
-        </w:rPr>
-        <w:t>Ferme</w:t>
-      </w:r>
-      <w:proofErr w:type="spellEnd"/>
+        <w:t>Bosch, Franco Vallejos, Nahuel López Ferme</w:t>
+      </w:r>
     </w:p>
     <w:p>
       <w:pPr>
@@ -171,20 +136,8 @@
           <w:u w:val="single"/>
         </w:rPr>
         <w:lastRenderedPageBreak/>
-        <w:t xml:space="preserve">Link </w:t>
-      </w:r>
-      <w:proofErr w:type="spellStart"/>
-      <w:r>
-        <w:rPr>
-          <w:b/>
-          <w:bCs/>
-          <w:sz w:val="32"/>
-          <w:szCs w:val="32"/>
-          <w:u w:val="single"/>
-        </w:rPr>
-        <w:t>Github</w:t>
-      </w:r>
-      <w:proofErr w:type="spellEnd"/>
+        <w:t>Link Github</w:t>
+      </w:r>
     </w:p>
     <w:p>
       <w:hyperlink r:id="rId8" w:history="1">
@@ -244,7 +197,9 @@
               <w:tab w:val="right" w:leader="dot" w:pos="8494"/>
             </w:tabs>
             <w:rPr>
+              <w:rFonts w:eastAsiaTheme="minorEastAsia"/>
               <w:noProof/>
+              <w:lang w:eastAsia="es-AR"/>
             </w:rPr>
           </w:pPr>
           <w:r>
@@ -256,7 +211,7 @@
           <w:r>
             <w:fldChar w:fldCharType="separate"/>
           </w:r>
-          <w:hyperlink w:anchor="_Toc234401829" w:history="1">
+          <w:hyperlink w:anchor="_Toc234422196" w:history="1">
             <w:r>
               <w:rPr>
                 <w:rStyle w:val="Hipervnculo"/>
@@ -266,7 +221,9 @@
             </w:r>
             <w:r>
               <w:rPr>
-                <w:noProof/>
+                <w:rFonts w:eastAsiaTheme="minorEastAsia"/>
+                <w:noProof/>
+                <w:lang w:eastAsia="es-AR"/>
               </w:rPr>
               <w:tab/>
             </w:r>
@@ -296,7 +253,7 @@
                 <w:noProof/>
                 <w:webHidden/>
               </w:rPr>
-              <w:instrText xml:space="preserve"> PAGEREF _Toc234401829 \h </w:instrText>
+              <w:instrText xml:space="preserve"> PAGEREF _Toc234422196 \h </w:instrText>
             </w:r>
             <w:r>
               <w:rPr>
@@ -316,7 +273,7 @@
                 <w:noProof/>
                 <w:webHidden/>
               </w:rPr>
-              <w:t>4</w:t>
+              <w:t>5</w:t>
             </w:r>
             <w:r>
               <w:rPr>
@@ -335,10 +292,12 @@
               <w:tab w:val="right" w:leader="dot" w:pos="8494"/>
             </w:tabs>
             <w:rPr>
+              <w:rFonts w:eastAsiaTheme="minorEastAsia"/>
               <w:noProof/>
+              <w:lang w:eastAsia="es-AR"/>
             </w:rPr>
           </w:pPr>
-          <w:hyperlink w:anchor="_Toc234401830" w:history="1">
+          <w:hyperlink w:anchor="_Toc234422197" w:history="1">
             <w:r>
               <w:rPr>
                 <w:rStyle w:val="Hipervnculo"/>
@@ -348,7 +307,9 @@
             </w:r>
             <w:r>
               <w:rPr>
-                <w:noProof/>
+                <w:rFonts w:eastAsiaTheme="minorEastAsia"/>
+                <w:noProof/>
+                <w:lang w:eastAsia="es-AR"/>
               </w:rPr>
               <w:tab/>
             </w:r>
@@ -378,7 +339,7 @@
                 <w:noProof/>
                 <w:webHidden/>
               </w:rPr>
-              <w:instrText xml:space="preserve"> PAGEREF _Toc234401830 \h </w:instrText>
+              <w:instrText xml:space="preserve"> PAGEREF _Toc234422197 \h </w:instrText>
             </w:r>
             <w:r>
               <w:rPr>
@@ -398,7 +359,7 @@
                 <w:noProof/>
                 <w:webHidden/>
               </w:rPr>
-              <w:t>4</w:t>
+              <w:t>5</w:t>
             </w:r>
             <w:r>
               <w:rPr>
@@ -417,10 +378,12 @@
               <w:tab w:val="right" w:leader="dot" w:pos="8494"/>
             </w:tabs>
             <w:rPr>
+              <w:rFonts w:eastAsiaTheme="minorEastAsia"/>
               <w:noProof/>
+              <w:lang w:eastAsia="es-AR"/>
             </w:rPr>
           </w:pPr>
-          <w:hyperlink w:anchor="_Toc234401831" w:history="1">
+          <w:hyperlink w:anchor="_Toc234422198" w:history="1">
             <w:r>
               <w:rPr>
                 <w:rStyle w:val="Hipervnculo"/>
@@ -430,7 +393,9 @@
             </w:r>
             <w:r>
               <w:rPr>
-                <w:noProof/>
+                <w:rFonts w:eastAsiaTheme="minorEastAsia"/>
+                <w:noProof/>
+                <w:lang w:eastAsia="es-AR"/>
               </w:rPr>
               <w:tab/>
             </w:r>
@@ -460,7 +425,7 @@
                 <w:noProof/>
                 <w:webHidden/>
               </w:rPr>
-              <w:instrText xml:space="preserve"> PAGEREF _Toc234401831 \h </w:instrText>
+              <w:instrText xml:space="preserve"> PAGEREF _Toc234422198 \h </w:instrText>
             </w:r>
             <w:r>
               <w:rPr>
@@ -480,7 +445,7 @@
                 <w:noProof/>
                 <w:webHidden/>
               </w:rPr>
-              <w:t>5</w:t>
+              <w:t>6</w:t>
             </w:r>
             <w:r>
               <w:rPr>
@@ -499,10 +464,12 @@
               <w:tab w:val="right" w:leader="dot" w:pos="8494"/>
             </w:tabs>
             <w:rPr>
+              <w:rFonts w:eastAsiaTheme="minorEastAsia"/>
               <w:noProof/>
+              <w:lang w:eastAsia="es-AR"/>
             </w:rPr>
           </w:pPr>
-          <w:hyperlink w:anchor="_Toc234401832" w:history="1">
+          <w:hyperlink w:anchor="_Toc234422199" w:history="1">
             <w:r>
               <w:rPr>
                 <w:rStyle w:val="Hipervnculo"/>
@@ -512,7 +479,9 @@
             </w:r>
             <w:r>
               <w:rPr>
-                <w:noProof/>
+                <w:rFonts w:eastAsiaTheme="minorEastAsia"/>
+                <w:noProof/>
+                <w:lang w:eastAsia="es-AR"/>
               </w:rPr>
               <w:tab/>
             </w:r>
@@ -542,7 +511,7 @@
                 <w:noProof/>
                 <w:webHidden/>
               </w:rPr>
-              <w:instrText xml:space="preserve"> PAGEREF _Toc234401832 \h </w:instrText>
+              <w:instrText xml:space="preserve"> PAGEREF _Toc234422199 \h </w:instrText>
             </w:r>
             <w:r>
               <w:rPr>
@@ -562,7 +531,7 @@
                 <w:noProof/>
                 <w:webHidden/>
               </w:rPr>
-              <w:t>7</w:t>
+              <w:t>8</w:t>
             </w:r>
             <w:r>
               <w:rPr>
@@ -581,10 +550,12 @@
               <w:tab w:val="right" w:leader="dot" w:pos="8494"/>
             </w:tabs>
             <w:rPr>
+              <w:rFonts w:eastAsiaTheme="minorEastAsia"/>
               <w:noProof/>
+              <w:lang w:eastAsia="es-AR"/>
             </w:rPr>
           </w:pPr>
-          <w:hyperlink w:anchor="_Toc234401833" w:history="1">
+          <w:hyperlink w:anchor="_Toc234422200" w:history="1">
             <w:r>
               <w:rPr>
                 <w:rStyle w:val="Hipervnculo"/>
@@ -594,7 +565,9 @@
             </w:r>
             <w:r>
               <w:rPr>
-                <w:noProof/>
+                <w:rFonts w:eastAsiaTheme="minorEastAsia"/>
+                <w:noProof/>
+                <w:lang w:eastAsia="es-AR"/>
               </w:rPr>
               <w:tab/>
             </w:r>
@@ -624,7 +597,7 @@
                 <w:noProof/>
                 <w:webHidden/>
               </w:rPr>
-              <w:instrText xml:space="preserve"> PAGEREF _Toc234401833 \h </w:instrText>
+              <w:instrText xml:space="preserve"> PAGEREF _Toc234422200 \h </w:instrText>
             </w:r>
             <w:r>
               <w:rPr>
@@ -644,7 +617,7 @@
                 <w:noProof/>
                 <w:webHidden/>
               </w:rPr>
-              <w:t>7</w:t>
+              <w:t>8</w:t>
             </w:r>
             <w:r>
               <w:rPr>
@@ -663,10 +636,12 @@
               <w:tab w:val="right" w:leader="dot" w:pos="8494"/>
             </w:tabs>
             <w:rPr>
+              <w:rFonts w:eastAsiaTheme="minorEastAsia"/>
               <w:noProof/>
+              <w:lang w:eastAsia="es-AR"/>
             </w:rPr>
           </w:pPr>
-          <w:hyperlink w:anchor="_Toc234401834" w:history="1">
+          <w:hyperlink w:anchor="_Toc234422201" w:history="1">
             <w:r>
               <w:rPr>
                 <w:rStyle w:val="Hipervnculo"/>
@@ -676,7 +651,9 @@
             </w:r>
             <w:r>
               <w:rPr>
-                <w:noProof/>
+                <w:rFonts w:eastAsiaTheme="minorEastAsia"/>
+                <w:noProof/>
+                <w:lang w:eastAsia="es-AR"/>
               </w:rPr>
               <w:tab/>
             </w:r>
@@ -706,7 +683,7 @@
                 <w:noProof/>
                 <w:webHidden/>
               </w:rPr>
-              <w:instrText xml:space="preserve"> PAGEREF _Toc234401834 \h </w:instrText>
+              <w:instrText xml:space="preserve"> PAGEREF _Toc234422201 \h </w:instrText>
             </w:r>
             <w:r>
               <w:rPr>
@@ -726,7 +703,7 @@
                 <w:noProof/>
                 <w:webHidden/>
               </w:rPr>
-              <w:t>7</w:t>
+              <w:t>8</w:t>
             </w:r>
             <w:r>
               <w:rPr>
@@ -745,10 +722,12 @@
               <w:tab w:val="right" w:leader="dot" w:pos="8494"/>
             </w:tabs>
             <w:rPr>
+              <w:rFonts w:eastAsiaTheme="minorEastAsia"/>
               <w:noProof/>
+              <w:lang w:eastAsia="es-AR"/>
             </w:rPr>
           </w:pPr>
-          <w:hyperlink w:anchor="_Toc234401835" w:history="1">
+          <w:hyperlink w:anchor="_Toc234422202" w:history="1">
             <w:r>
               <w:rPr>
                 <w:rStyle w:val="Hipervnculo"/>
@@ -758,7 +737,9 @@
             </w:r>
             <w:r>
               <w:rPr>
-                <w:noProof/>
+                <w:rFonts w:eastAsiaTheme="minorEastAsia"/>
+                <w:noProof/>
+                <w:lang w:eastAsia="es-AR"/>
               </w:rPr>
               <w:tab/>
             </w:r>
@@ -788,7 +769,7 @@
                 <w:noProof/>
                 <w:webHidden/>
               </w:rPr>
-              <w:instrText xml:space="preserve"> PAGEREF _Toc234401835 \h </w:instrText>
+              <w:instrText xml:space="preserve"> PAGEREF _Toc234422202 \h </w:instrText>
             </w:r>
             <w:r>
               <w:rPr>
@@ -808,7 +789,7 @@
                 <w:noProof/>
                 <w:webHidden/>
               </w:rPr>
-              <w:t>8</w:t>
+              <w:t>9</w:t>
             </w:r>
             <w:r>
               <w:rPr>
@@ -827,10 +808,12 @@
               <w:tab w:val="right" w:leader="dot" w:pos="8494"/>
             </w:tabs>
             <w:rPr>
+              <w:rFonts w:eastAsiaTheme="minorEastAsia"/>
               <w:noProof/>
+              <w:lang w:eastAsia="es-AR"/>
             </w:rPr>
           </w:pPr>
-          <w:hyperlink w:anchor="_Toc234401836" w:history="1">
+          <w:hyperlink w:anchor="_Toc234422203" w:history="1">
             <w:r>
               <w:rPr>
                 <w:rStyle w:val="Hipervnculo"/>
@@ -840,7 +823,9 @@
             </w:r>
             <w:r>
               <w:rPr>
-                <w:noProof/>
+                <w:rFonts w:eastAsiaTheme="minorEastAsia"/>
+                <w:noProof/>
+                <w:lang w:eastAsia="es-AR"/>
               </w:rPr>
               <w:tab/>
             </w:r>
@@ -870,7 +855,7 @@
                 <w:noProof/>
                 <w:webHidden/>
               </w:rPr>
-              <w:instrText xml:space="preserve"> PAGEREF _Toc234401836 \h </w:instrText>
+              <w:instrText xml:space="preserve"> PAGEREF _Toc234422203 \h </w:instrText>
             </w:r>
             <w:r>
               <w:rPr>
@@ -890,7 +875,7 @@
                 <w:noProof/>
                 <w:webHidden/>
               </w:rPr>
-              <w:t>8</w:t>
+              <w:t>9</w:t>
             </w:r>
             <w:r>
               <w:rPr>
@@ -909,10 +894,12 @@
               <w:tab w:val="right" w:leader="dot" w:pos="8494"/>
             </w:tabs>
             <w:rPr>
+              <w:rFonts w:eastAsiaTheme="minorEastAsia"/>
               <w:noProof/>
+              <w:lang w:eastAsia="es-AR"/>
             </w:rPr>
           </w:pPr>
-          <w:hyperlink w:anchor="_Toc234401837" w:history="1">
+          <w:hyperlink w:anchor="_Toc234422204" w:history="1">
             <w:r>
               <w:rPr>
                 <w:rStyle w:val="Hipervnculo"/>
@@ -922,7 +909,9 @@
             </w:r>
             <w:r>
               <w:rPr>
-                <w:noProof/>
+                <w:rFonts w:eastAsiaTheme="minorEastAsia"/>
+                <w:noProof/>
+                <w:lang w:eastAsia="es-AR"/>
               </w:rPr>
               <w:tab/>
             </w:r>
@@ -952,7 +941,7 @@
                 <w:noProof/>
                 <w:webHidden/>
               </w:rPr>
-              <w:instrText xml:space="preserve"> PAGEREF _Toc234401837 \h </w:instrText>
+              <w:instrText xml:space="preserve"> PAGEREF _Toc234422204 \h </w:instrText>
             </w:r>
             <w:r>
               <w:rPr>
@@ -972,7 +961,7 @@
                 <w:noProof/>
                 <w:webHidden/>
               </w:rPr>
-              <w:t>8</w:t>
+              <w:t>10</w:t>
             </w:r>
             <w:r>
               <w:rPr>
@@ -991,10 +980,12 @@
               <w:tab w:val="right" w:leader="dot" w:pos="8494"/>
             </w:tabs>
             <w:rPr>
+              <w:rFonts w:eastAsiaTheme="minorEastAsia"/>
               <w:noProof/>
+              <w:lang w:eastAsia="es-AR"/>
             </w:rPr>
           </w:pPr>
-          <w:hyperlink w:anchor="_Toc234401838" w:history="1">
+          <w:hyperlink w:anchor="_Toc234422205" w:history="1">
             <w:r>
               <w:rPr>
                 <w:rStyle w:val="Hipervnculo"/>
@@ -1004,7 +995,9 @@
             </w:r>
             <w:r>
               <w:rPr>
-                <w:noProof/>
+                <w:rFonts w:eastAsiaTheme="minorEastAsia"/>
+                <w:noProof/>
+                <w:lang w:eastAsia="es-AR"/>
               </w:rPr>
               <w:tab/>
             </w:r>
@@ -1034,7 +1027,7 @@
                 <w:noProof/>
                 <w:webHidden/>
               </w:rPr>
-              <w:instrText xml:space="preserve"> PAGEREF _Toc234401838 \h </w:instrText>
+              <w:instrText xml:space="preserve"> PAGEREF _Toc234422205 \h </w:instrText>
             </w:r>
             <w:r>
               <w:rPr>
@@ -1054,7 +1047,7 @@
                 <w:noProof/>
                 <w:webHidden/>
               </w:rPr>
-              <w:t>9</w:t>
+              <w:t>10</w:t>
             </w:r>
             <w:r>
               <w:rPr>
@@ -1073,10 +1066,12 @@
               <w:tab w:val="right" w:leader="dot" w:pos="8494"/>
             </w:tabs>
             <w:rPr>
+              <w:rFonts w:eastAsiaTheme="minorEastAsia"/>
               <w:noProof/>
+              <w:lang w:eastAsia="es-AR"/>
             </w:rPr>
           </w:pPr>
-          <w:hyperlink w:anchor="_Toc234401839" w:history="1">
+          <w:hyperlink w:anchor="_Toc234422206" w:history="1">
             <w:r>
               <w:rPr>
                 <w:rStyle w:val="Hipervnculo"/>
@@ -1086,7 +1081,9 @@
             </w:r>
             <w:r>
               <w:rPr>
-                <w:noProof/>
+                <w:rFonts w:eastAsiaTheme="minorEastAsia"/>
+                <w:noProof/>
+                <w:lang w:eastAsia="es-AR"/>
               </w:rPr>
               <w:tab/>
             </w:r>
@@ -1116,7 +1113,7 @@
                 <w:noProof/>
                 <w:webHidden/>
               </w:rPr>
-              <w:instrText xml:space="preserve"> PAGEREF _Toc234401839 \h </w:instrText>
+              <w:instrText xml:space="preserve"> PAGEREF _Toc234422206 \h </w:instrText>
             </w:r>
             <w:r>
               <w:rPr>
@@ -1136,7 +1133,7 @@
                 <w:noProof/>
                 <w:webHidden/>
               </w:rPr>
-              <w:t>9</w:t>
+              <w:t>10</w:t>
             </w:r>
             <w:r>
               <w:rPr>
@@ -1155,10 +1152,12 @@
               <w:tab w:val="right" w:leader="dot" w:pos="8494"/>
             </w:tabs>
             <w:rPr>
+              <w:rFonts w:eastAsiaTheme="minorEastAsia"/>
               <w:noProof/>
+              <w:lang w:eastAsia="es-AR"/>
             </w:rPr>
           </w:pPr>
-          <w:hyperlink w:anchor="_Toc234401840" w:history="1">
+          <w:hyperlink w:anchor="_Toc234422207" w:history="1">
             <w:r>
               <w:rPr>
                 <w:rStyle w:val="Hipervnculo"/>
@@ -1168,7 +1167,9 @@
             </w:r>
             <w:r>
               <w:rPr>
-                <w:noProof/>
+                <w:rFonts w:eastAsiaTheme="minorEastAsia"/>
+                <w:noProof/>
+                <w:lang w:eastAsia="es-AR"/>
               </w:rPr>
               <w:tab/>
             </w:r>
@@ -1198,7 +1199,7 @@
                 <w:noProof/>
                 <w:webHidden/>
               </w:rPr>
-              <w:instrText xml:space="preserve"> PAGEREF _Toc234401840 \h </w:instrText>
+              <w:instrText xml:space="preserve"> PAGEREF _Toc234422207 \h </w:instrText>
             </w:r>
             <w:r>
               <w:rPr>
@@ -1218,7 +1219,7 @@
                 <w:noProof/>
                 <w:webHidden/>
               </w:rPr>
-              <w:t>9</w:t>
+              <w:t>11</w:t>
             </w:r>
             <w:r>
               <w:rPr>
@@ -1237,10 +1238,12 @@
               <w:tab w:val="right" w:leader="dot" w:pos="8494"/>
             </w:tabs>
             <w:rPr>
+              <w:rFonts w:eastAsiaTheme="minorEastAsia"/>
               <w:noProof/>
+              <w:lang w:eastAsia="es-AR"/>
             </w:rPr>
           </w:pPr>
-          <w:hyperlink w:anchor="_Toc234401841" w:history="1">
+          <w:hyperlink w:anchor="_Toc234422208" w:history="1">
             <w:r>
               <w:rPr>
                 <w:rStyle w:val="Hipervnculo"/>
@@ -1250,7 +1253,9 @@
             </w:r>
             <w:r>
               <w:rPr>
-                <w:noProof/>
+                <w:rFonts w:eastAsiaTheme="minorEastAsia"/>
+                <w:noProof/>
+                <w:lang w:eastAsia="es-AR"/>
               </w:rPr>
               <w:tab/>
             </w:r>
@@ -1280,7 +1285,7 @@
                 <w:noProof/>
                 <w:webHidden/>
               </w:rPr>
-              <w:instrText xml:space="preserve"> PAGEREF _Toc234401841 \h </w:instrText>
+              <w:instrText xml:space="preserve"> PAGEREF _Toc234422208 \h </w:instrText>
             </w:r>
             <w:r>
               <w:rPr>
@@ -1300,7 +1305,7 @@
                 <w:noProof/>
                 <w:webHidden/>
               </w:rPr>
-              <w:t>10</w:t>
+              <w:t>11</w:t>
             </w:r>
             <w:r>
               <w:rPr>
@@ -1319,10 +1324,12 @@
               <w:tab w:val="right" w:leader="dot" w:pos="8494"/>
             </w:tabs>
             <w:rPr>
+              <w:rFonts w:eastAsiaTheme="minorEastAsia"/>
               <w:noProof/>
+              <w:lang w:eastAsia="es-AR"/>
             </w:rPr>
           </w:pPr>
-          <w:hyperlink w:anchor="_Toc234401842" w:history="1">
+          <w:hyperlink w:anchor="_Toc234422209" w:history="1">
             <w:r>
               <w:rPr>
                 <w:rStyle w:val="Hipervnculo"/>
@@ -1332,7 +1339,9 @@
             </w:r>
             <w:r>
               <w:rPr>
-                <w:noProof/>
+                <w:rFonts w:eastAsiaTheme="minorEastAsia"/>
+                <w:noProof/>
+                <w:lang w:eastAsia="es-AR"/>
               </w:rPr>
               <w:tab/>
             </w:r>
@@ -1362,7 +1371,7 @@
                 <w:noProof/>
                 <w:webHidden/>
               </w:rPr>
-              <w:instrText xml:space="preserve"> PAGEREF _Toc234401842 \h </w:instrText>
+              <w:instrText xml:space="preserve"> PAGEREF _Toc234422209 \h </w:instrText>
             </w:r>
             <w:r>
               <w:rPr>
@@ -1382,7 +1391,7 @@
                 <w:noProof/>
                 <w:webHidden/>
               </w:rPr>
-              <w:t>10</w:t>
+              <w:t>11</w:t>
             </w:r>
             <w:r>
               <w:rPr>
@@ -1401,10 +1410,12 @@
               <w:tab w:val="right" w:leader="dot" w:pos="8494"/>
             </w:tabs>
             <w:rPr>
+              <w:rFonts w:eastAsiaTheme="minorEastAsia"/>
               <w:noProof/>
+              <w:lang w:eastAsia="es-AR"/>
             </w:rPr>
           </w:pPr>
-          <w:hyperlink w:anchor="_Toc234401843" w:history="1">
+          <w:hyperlink w:anchor="_Toc234422210" w:history="1">
             <w:r>
               <w:rPr>
                 <w:rStyle w:val="Hipervnculo"/>
@@ -1414,7 +1425,9 @@
             </w:r>
             <w:r>
               <w:rPr>
-                <w:noProof/>
+                <w:rFonts w:eastAsiaTheme="minorEastAsia"/>
+                <w:noProof/>
+                <w:lang w:eastAsia="es-AR"/>
               </w:rPr>
               <w:tab/>
             </w:r>
@@ -1444,7 +1457,7 @@
                 <w:noProof/>
                 <w:webHidden/>
               </w:rPr>
-              <w:instrText xml:space="preserve"> PAGEREF _Toc234401843 \h </w:instrText>
+              <w:instrText xml:space="preserve"> PAGEREF _Toc234422210 \h </w:instrText>
             </w:r>
             <w:r>
               <w:rPr>
@@ -1464,7 +1477,7 @@
                 <w:noProof/>
                 <w:webHidden/>
               </w:rPr>
-              <w:t>10</w:t>
+              <w:t>11</w:t>
             </w:r>
             <w:r>
               <w:rPr>
@@ -1483,10 +1496,12 @@
               <w:tab w:val="right" w:leader="dot" w:pos="8494"/>
             </w:tabs>
             <w:rPr>
+              <w:rFonts w:eastAsiaTheme="minorEastAsia"/>
               <w:noProof/>
+              <w:lang w:eastAsia="es-AR"/>
             </w:rPr>
           </w:pPr>
-          <w:hyperlink w:anchor="_Toc234401844" w:history="1">
+          <w:hyperlink w:anchor="_Toc234422211" w:history="1">
             <w:r>
               <w:rPr>
                 <w:rStyle w:val="Hipervnculo"/>
@@ -1496,7 +1511,9 @@
             </w:r>
             <w:r>
               <w:rPr>
-                <w:noProof/>
+                <w:rFonts w:eastAsiaTheme="minorEastAsia"/>
+                <w:noProof/>
+                <w:lang w:eastAsia="es-AR"/>
               </w:rPr>
               <w:tab/>
             </w:r>
@@ -1526,7 +1543,7 @@
                 <w:noProof/>
                 <w:webHidden/>
               </w:rPr>
-              <w:instrText xml:space="preserve"> PAGEREF _Toc234401844 \h </w:instrText>
+              <w:instrText xml:space="preserve"> PAGEREF _Toc234422211 \h </w:instrText>
             </w:r>
             <w:r>
               <w:rPr>
@@ -1546,7 +1563,7 @@
                 <w:noProof/>
                 <w:webHidden/>
               </w:rPr>
-              <w:t>10</w:t>
+              <w:t>11</w:t>
             </w:r>
             <w:r>
               <w:rPr>
@@ -1565,10 +1582,12 @@
               <w:tab w:val="right" w:leader="dot" w:pos="8494"/>
             </w:tabs>
             <w:rPr>
+              <w:rFonts w:eastAsiaTheme="minorEastAsia"/>
               <w:noProof/>
+              <w:lang w:eastAsia="es-AR"/>
             </w:rPr>
           </w:pPr>
-          <w:hyperlink w:anchor="_Toc234401845" w:history="1">
+          <w:hyperlink w:anchor="_Toc234422212" w:history="1">
             <w:r>
               <w:rPr>
                 <w:rStyle w:val="Hipervnculo"/>
@@ -1578,7 +1597,9 @@
             </w:r>
             <w:r>
               <w:rPr>
-                <w:noProof/>
+                <w:rFonts w:eastAsiaTheme="minorEastAsia"/>
+                <w:noProof/>
+                <w:lang w:eastAsia="es-AR"/>
               </w:rPr>
               <w:tab/>
             </w:r>
@@ -1608,7 +1629,7 @@
                 <w:noProof/>
                 <w:webHidden/>
               </w:rPr>
-              <w:instrText xml:space="preserve"> PAGEREF _Toc234401845 \h </w:instrText>
+              <w:instrText xml:space="preserve"> PAGEREF _Toc234422212 \h </w:instrText>
             </w:r>
             <w:r>
               <w:rPr>
@@ -1628,7 +1649,7 @@
                 <w:noProof/>
                 <w:webHidden/>
               </w:rPr>
-              <w:t>10</w:t>
+              <w:t>12</w:t>
             </w:r>
             <w:r>
               <w:rPr>
@@ -1647,10 +1668,12 @@
               <w:tab w:val="right" w:leader="dot" w:pos="8494"/>
             </w:tabs>
             <w:rPr>
+              <w:rFonts w:eastAsiaTheme="minorEastAsia"/>
               <w:noProof/>
+              <w:lang w:eastAsia="es-AR"/>
             </w:rPr>
           </w:pPr>
-          <w:hyperlink w:anchor="_Toc234401846" w:history="1">
+          <w:hyperlink w:anchor="_Toc234422213" w:history="1">
             <w:r>
               <w:rPr>
                 <w:rStyle w:val="Hipervnculo"/>
@@ -1660,7 +1683,9 @@
             </w:r>
             <w:r>
               <w:rPr>
-                <w:noProof/>
+                <w:rFonts w:eastAsiaTheme="minorEastAsia"/>
+                <w:noProof/>
+                <w:lang w:eastAsia="es-AR"/>
               </w:rPr>
               <w:tab/>
             </w:r>
@@ -1690,7 +1715,7 @@
                 <w:noProof/>
                 <w:webHidden/>
               </w:rPr>
-              <w:instrText xml:space="preserve"> PAGEREF _Toc234401846 \h </w:instrText>
+              <w:instrText xml:space="preserve"> PAGEREF _Toc234422213 \h </w:instrText>
             </w:r>
             <w:r>
               <w:rPr>
@@ -1710,7 +1735,7 @@
                 <w:noProof/>
                 <w:webHidden/>
               </w:rPr>
-              <w:t>11</w:t>
+              <w:t>13</w:t>
             </w:r>
             <w:r>
               <w:rPr>
@@ -1729,10 +1754,12 @@
               <w:tab w:val="right" w:leader="dot" w:pos="8494"/>
             </w:tabs>
             <w:rPr>
+              <w:rFonts w:eastAsiaTheme="minorEastAsia"/>
               <w:noProof/>
+              <w:lang w:eastAsia="es-AR"/>
             </w:rPr>
           </w:pPr>
-          <w:hyperlink w:anchor="_Toc234401847" w:history="1">
+          <w:hyperlink w:anchor="_Toc234422214" w:history="1">
             <w:r>
               <w:rPr>
                 <w:rStyle w:val="Hipervnculo"/>
@@ -1742,7 +1769,9 @@
             </w:r>
             <w:r>
               <w:rPr>
-                <w:noProof/>
+                <w:rFonts w:eastAsiaTheme="minorEastAsia"/>
+                <w:noProof/>
+                <w:lang w:eastAsia="es-AR"/>
               </w:rPr>
               <w:tab/>
             </w:r>
@@ -1772,7 +1801,7 @@
                 <w:noProof/>
                 <w:webHidden/>
               </w:rPr>
-              <w:instrText xml:space="preserve"> PAGEREF _Toc234401847 \h </w:instrText>
+              <w:instrText xml:space="preserve"> PAGEREF _Toc234422214 \h </w:instrText>
             </w:r>
             <w:r>
               <w:rPr>
@@ -1792,7 +1821,7 @@
                 <w:noProof/>
                 <w:webHidden/>
               </w:rPr>
-              <w:t>11</w:t>
+              <w:t>13</w:t>
             </w:r>
             <w:r>
               <w:rPr>
@@ -1811,10 +1840,12 @@
               <w:tab w:val="right" w:leader="dot" w:pos="8494"/>
             </w:tabs>
             <w:rPr>
+              <w:rFonts w:eastAsiaTheme="minorEastAsia"/>
               <w:noProof/>
+              <w:lang w:eastAsia="es-AR"/>
             </w:rPr>
           </w:pPr>
-          <w:hyperlink w:anchor="_Toc234401848" w:history="1">
+          <w:hyperlink w:anchor="_Toc234422215" w:history="1">
             <w:r>
               <w:rPr>
                 <w:rStyle w:val="Hipervnculo"/>
@@ -1824,7 +1855,9 @@
             </w:r>
             <w:r>
               <w:rPr>
-                <w:noProof/>
+                <w:rFonts w:eastAsiaTheme="minorEastAsia"/>
+                <w:noProof/>
+                <w:lang w:eastAsia="es-AR"/>
               </w:rPr>
               <w:tab/>
             </w:r>
@@ -1854,7 +1887,7 @@
                 <w:noProof/>
                 <w:webHidden/>
               </w:rPr>
-              <w:instrText xml:space="preserve"> PAGEREF _Toc234401848 \h </w:instrText>
+              <w:instrText xml:space="preserve"> PAGEREF _Toc234422215 \h </w:instrText>
             </w:r>
             <w:r>
               <w:rPr>
@@ -1874,7 +1907,7 @@
                 <w:noProof/>
                 <w:webHidden/>
               </w:rPr>
-              <w:t>11</w:t>
+              <w:t>13</w:t>
             </w:r>
             <w:r>
               <w:rPr>
@@ -1893,10 +1926,12 @@
               <w:tab w:val="right" w:leader="dot" w:pos="8494"/>
             </w:tabs>
             <w:rPr>
+              <w:rFonts w:eastAsiaTheme="minorEastAsia"/>
               <w:noProof/>
+              <w:lang w:eastAsia="es-AR"/>
             </w:rPr>
           </w:pPr>
-          <w:hyperlink w:anchor="_Toc234401849" w:history="1">
+          <w:hyperlink w:anchor="_Toc234422216" w:history="1">
             <w:r>
               <w:rPr>
                 <w:rStyle w:val="Hipervnculo"/>
@@ -1906,7 +1941,9 @@
             </w:r>
             <w:r>
               <w:rPr>
-                <w:noProof/>
+                <w:rFonts w:eastAsiaTheme="minorEastAsia"/>
+                <w:noProof/>
+                <w:lang w:eastAsia="es-AR"/>
               </w:rPr>
               <w:tab/>
             </w:r>
@@ -1936,7 +1973,7 @@
                 <w:noProof/>
                 <w:webHidden/>
               </w:rPr>
-              <w:instrText xml:space="preserve"> PAGEREF _Toc234401849 \h </w:instrText>
+              <w:instrText xml:space="preserve"> PAGEREF _Toc234422216 \h </w:instrText>
             </w:r>
             <w:r>
               <w:rPr>
@@ -1956,7 +1993,7 @@
                 <w:noProof/>
                 <w:webHidden/>
               </w:rPr>
-              <w:t>12</w:t>
+              <w:t>13</w:t>
             </w:r>
             <w:r>
               <w:rPr>
@@ -1975,10 +2012,12 @@
               <w:tab w:val="right" w:leader="dot" w:pos="8494"/>
             </w:tabs>
             <w:rPr>
+              <w:rFonts w:eastAsiaTheme="minorEastAsia"/>
               <w:noProof/>
+              <w:lang w:eastAsia="es-AR"/>
             </w:rPr>
           </w:pPr>
-          <w:hyperlink w:anchor="_Toc234401850" w:history="1">
+          <w:hyperlink w:anchor="_Toc234422217" w:history="1">
             <w:r>
               <w:rPr>
                 <w:rStyle w:val="Hipervnculo"/>
@@ -1988,7 +2027,9 @@
             </w:r>
             <w:r>
               <w:rPr>
-                <w:noProof/>
+                <w:rFonts w:eastAsiaTheme="minorEastAsia"/>
+                <w:noProof/>
+                <w:lang w:eastAsia="es-AR"/>
               </w:rPr>
               <w:tab/>
             </w:r>
@@ -2018,7 +2059,7 @@
                 <w:noProof/>
                 <w:webHidden/>
               </w:rPr>
-              <w:instrText xml:space="preserve"> PAGEREF _Toc234401850 \h </w:instrText>
+              <w:instrText xml:space="preserve"> PAGEREF _Toc234422217 \h </w:instrText>
             </w:r>
             <w:r>
               <w:rPr>
@@ -2038,7 +2079,7 @@
                 <w:noProof/>
                 <w:webHidden/>
               </w:rPr>
-              <w:t>13</w:t>
+              <w:t>14</w:t>
             </w:r>
             <w:r>
               <w:rPr>
@@ -2057,10 +2098,12 @@
               <w:tab w:val="right" w:leader="dot" w:pos="8494"/>
             </w:tabs>
             <w:rPr>
+              <w:rFonts w:eastAsiaTheme="minorEastAsia"/>
               <w:noProof/>
+              <w:lang w:eastAsia="es-AR"/>
             </w:rPr>
           </w:pPr>
-          <w:hyperlink w:anchor="_Toc234401851" w:history="1">
+          <w:hyperlink w:anchor="_Toc234422218" w:history="1">
             <w:r>
               <w:rPr>
                 <w:rStyle w:val="Hipervnculo"/>
@@ -2070,7 +2113,9 @@
             </w:r>
             <w:r>
               <w:rPr>
-                <w:noProof/>
+                <w:rFonts w:eastAsiaTheme="minorEastAsia"/>
+                <w:noProof/>
+                <w:lang w:eastAsia="es-AR"/>
               </w:rPr>
               <w:tab/>
             </w:r>
@@ -2100,7 +2145,7 @@
                 <w:noProof/>
                 <w:webHidden/>
               </w:rPr>
-              <w:instrText xml:space="preserve"> PAGEREF _Toc234401851 \h </w:instrText>
+              <w:instrText xml:space="preserve"> PAGEREF _Toc234422218 \h </w:instrText>
             </w:r>
             <w:r>
               <w:rPr>
@@ -2120,7 +2165,7 @@
                 <w:noProof/>
                 <w:webHidden/>
               </w:rPr>
-              <w:t>13</w:t>
+              <w:t>14</w:t>
             </w:r>
             <w:r>
               <w:rPr>
@@ -2139,10 +2184,12 @@
               <w:tab w:val="right" w:leader="dot" w:pos="8494"/>
             </w:tabs>
             <w:rPr>
+              <w:rFonts w:eastAsiaTheme="minorEastAsia"/>
               <w:noProof/>
+              <w:lang w:eastAsia="es-AR"/>
             </w:rPr>
           </w:pPr>
-          <w:hyperlink w:anchor="_Toc234401852" w:history="1">
+          <w:hyperlink w:anchor="_Toc234422219" w:history="1">
             <w:r>
               <w:rPr>
                 <w:rStyle w:val="Hipervnculo"/>
@@ -2152,7 +2199,9 @@
             </w:r>
             <w:r>
               <w:rPr>
-                <w:noProof/>
+                <w:rFonts w:eastAsiaTheme="minorEastAsia"/>
+                <w:noProof/>
+                <w:lang w:eastAsia="es-AR"/>
               </w:rPr>
               <w:tab/>
             </w:r>
@@ -2182,7 +2231,7 @@
                 <w:noProof/>
                 <w:webHidden/>
               </w:rPr>
-              <w:instrText xml:space="preserve"> PAGEREF _Toc234401852 \h </w:instrText>
+              <w:instrText xml:space="preserve"> PAGEREF _Toc234422219 \h </w:instrText>
             </w:r>
             <w:r>
               <w:rPr>
@@ -2202,7 +2251,7 @@
                 <w:noProof/>
                 <w:webHidden/>
               </w:rPr>
-              <w:t>13</w:t>
+              <w:t>14</w:t>
             </w:r>
             <w:r>
               <w:rPr>
@@ -2221,10 +2270,12 @@
               <w:tab w:val="right" w:leader="dot" w:pos="8494"/>
             </w:tabs>
             <w:rPr>
+              <w:rFonts w:eastAsiaTheme="minorEastAsia"/>
               <w:noProof/>
+              <w:lang w:eastAsia="es-AR"/>
             </w:rPr>
           </w:pPr>
-          <w:hyperlink w:anchor="_Toc234401853" w:history="1">
+          <w:hyperlink w:anchor="_Toc234422220" w:history="1">
             <w:r>
               <w:rPr>
                 <w:rStyle w:val="Hipervnculo"/>
@@ -2234,7 +2285,9 @@
             </w:r>
             <w:r>
               <w:rPr>
-                <w:noProof/>
+                <w:rFonts w:eastAsiaTheme="minorEastAsia"/>
+                <w:noProof/>
+                <w:lang w:eastAsia="es-AR"/>
               </w:rPr>
               <w:tab/>
             </w:r>
@@ -2264,7 +2317,7 @@
                 <w:noProof/>
                 <w:webHidden/>
               </w:rPr>
-              <w:instrText xml:space="preserve"> PAGEREF _Toc234401853 \h </w:instrText>
+              <w:instrText xml:space="preserve"> PAGEREF _Toc234422220 \h </w:instrText>
             </w:r>
             <w:r>
               <w:rPr>
@@ -2284,7 +2337,7 @@
                 <w:noProof/>
                 <w:webHidden/>
               </w:rPr>
-              <w:t>13</w:t>
+              <w:t>15</w:t>
             </w:r>
             <w:r>
               <w:rPr>
@@ -2303,10 +2356,12 @@
               <w:tab w:val="right" w:leader="dot" w:pos="8494"/>
             </w:tabs>
             <w:rPr>
+              <w:rFonts w:eastAsiaTheme="minorEastAsia"/>
               <w:noProof/>
+              <w:lang w:eastAsia="es-AR"/>
             </w:rPr>
           </w:pPr>
-          <w:hyperlink w:anchor="_Toc234401854" w:history="1">
+          <w:hyperlink w:anchor="_Toc234422221" w:history="1">
             <w:r>
               <w:rPr>
                 <w:rStyle w:val="Hipervnculo"/>
@@ -2316,7 +2371,9 @@
             </w:r>
             <w:r>
               <w:rPr>
-                <w:noProof/>
+                <w:rFonts w:eastAsiaTheme="minorEastAsia"/>
+                <w:noProof/>
+                <w:lang w:eastAsia="es-AR"/>
               </w:rPr>
               <w:tab/>
             </w:r>
@@ -2346,7 +2403,7 @@
                 <w:noProof/>
                 <w:webHidden/>
               </w:rPr>
-              <w:instrText xml:space="preserve"> PAGEREF _Toc234401854 \h </w:instrText>
+              <w:instrText xml:space="preserve"> PAGEREF _Toc234422221 \h </w:instrText>
             </w:r>
             <w:r>
               <w:rPr>
@@ -2366,7 +2423,7 @@
                 <w:noProof/>
                 <w:webHidden/>
               </w:rPr>
-              <w:t>13</w:t>
+              <w:t>15</w:t>
             </w:r>
             <w:r>
               <w:rPr>
@@ -2385,10 +2442,12 @@
               <w:tab w:val="right" w:leader="dot" w:pos="8494"/>
             </w:tabs>
             <w:rPr>
+              <w:rFonts w:eastAsiaTheme="minorEastAsia"/>
               <w:noProof/>
+              <w:lang w:eastAsia="es-AR"/>
             </w:rPr>
           </w:pPr>
-          <w:hyperlink w:anchor="_Toc234401855" w:history="1">
+          <w:hyperlink w:anchor="_Toc234422222" w:history="1">
             <w:r>
               <w:rPr>
                 <w:rStyle w:val="Hipervnculo"/>
@@ -2398,7 +2457,9 @@
             </w:r>
             <w:r>
               <w:rPr>
-                <w:noProof/>
+                <w:rFonts w:eastAsiaTheme="minorEastAsia"/>
+                <w:noProof/>
+                <w:lang w:eastAsia="es-AR"/>
               </w:rPr>
               <w:tab/>
             </w:r>
@@ -2428,7 +2489,7 @@
                 <w:noProof/>
                 <w:webHidden/>
               </w:rPr>
-              <w:instrText xml:space="preserve"> PAGEREF _Toc234401855 \h </w:instrText>
+              <w:instrText xml:space="preserve"> PAGEREF _Toc234422222 \h </w:instrText>
             </w:r>
             <w:r>
               <w:rPr>
@@ -2448,7 +2509,7 @@
                 <w:noProof/>
                 <w:webHidden/>
               </w:rPr>
-              <w:t>13</w:t>
+              <w:t>15</w:t>
             </w:r>
             <w:r>
               <w:rPr>
@@ -2467,10 +2528,12 @@
               <w:tab w:val="right" w:leader="dot" w:pos="8494"/>
             </w:tabs>
             <w:rPr>
+              <w:rFonts w:eastAsiaTheme="minorEastAsia"/>
               <w:noProof/>
+              <w:lang w:eastAsia="es-AR"/>
             </w:rPr>
           </w:pPr>
-          <w:hyperlink w:anchor="_Toc234401856" w:history="1">
+          <w:hyperlink w:anchor="_Toc234422223" w:history="1">
             <w:r>
               <w:rPr>
                 <w:rStyle w:val="Hipervnculo"/>
@@ -2480,7 +2543,9 @@
             </w:r>
             <w:r>
               <w:rPr>
-                <w:noProof/>
+                <w:rFonts w:eastAsiaTheme="minorEastAsia"/>
+                <w:noProof/>
+                <w:lang w:eastAsia="es-AR"/>
               </w:rPr>
               <w:tab/>
             </w:r>
@@ -2510,7 +2575,7 @@
                 <w:noProof/>
                 <w:webHidden/>
               </w:rPr>
-              <w:instrText xml:space="preserve"> PAGEREF _Toc234401856 \h </w:instrText>
+              <w:instrText xml:space="preserve"> PAGEREF _Toc234422223 \h </w:instrText>
             </w:r>
             <w:r>
               <w:rPr>
@@ -2530,7 +2595,7 @@
                 <w:noProof/>
                 <w:webHidden/>
               </w:rPr>
-              <w:t>14</w:t>
+              <w:t>15</w:t>
             </w:r>
             <w:r>
               <w:rPr>
@@ -2549,10 +2614,12 @@
               <w:tab w:val="right" w:leader="dot" w:pos="8494"/>
             </w:tabs>
             <w:rPr>
+              <w:rFonts w:eastAsiaTheme="minorEastAsia"/>
               <w:noProof/>
+              <w:lang w:eastAsia="es-AR"/>
             </w:rPr>
           </w:pPr>
-          <w:hyperlink w:anchor="_Toc234401857" w:history="1">
+          <w:hyperlink w:anchor="_Toc234422224" w:history="1">
             <w:r>
               <w:rPr>
                 <w:rStyle w:val="Hipervnculo"/>
@@ -2562,7 +2629,9 @@
             </w:r>
             <w:r>
               <w:rPr>
-                <w:noProof/>
+                <w:rFonts w:eastAsiaTheme="minorEastAsia"/>
+                <w:noProof/>
+                <w:lang w:eastAsia="es-AR"/>
               </w:rPr>
               <w:tab/>
             </w:r>
@@ -2592,7 +2661,7 @@
                 <w:noProof/>
                 <w:webHidden/>
               </w:rPr>
-              <w:instrText xml:space="preserve"> PAGEREF _Toc234401857 \h </w:instrText>
+              <w:instrText xml:space="preserve"> PAGEREF _Toc234422224 \h </w:instrText>
             </w:r>
             <w:r>
               <w:rPr>
@@ -2612,7 +2681,7 @@
                 <w:noProof/>
                 <w:webHidden/>
               </w:rPr>
-              <w:t>14</w:t>
+              <w:t>15</w:t>
             </w:r>
             <w:r>
               <w:rPr>
@@ -2631,10 +2700,12 @@
               <w:tab w:val="right" w:leader="dot" w:pos="8494"/>
             </w:tabs>
             <w:rPr>
+              <w:rFonts w:eastAsiaTheme="minorEastAsia"/>
               <w:noProof/>
+              <w:lang w:eastAsia="es-AR"/>
             </w:rPr>
           </w:pPr>
-          <w:hyperlink w:anchor="_Toc234401858" w:history="1">
+          <w:hyperlink w:anchor="_Toc234422225" w:history="1">
             <w:r>
               <w:rPr>
                 <w:rStyle w:val="Hipervnculo"/>
@@ -2644,7 +2715,9 @@
             </w:r>
             <w:r>
               <w:rPr>
-                <w:noProof/>
+                <w:rFonts w:eastAsiaTheme="minorEastAsia"/>
+                <w:noProof/>
+                <w:lang w:eastAsia="es-AR"/>
               </w:rPr>
               <w:tab/>
             </w:r>
@@ -2674,7 +2747,7 @@
                 <w:noProof/>
                 <w:webHidden/>
               </w:rPr>
-              <w:instrText xml:space="preserve"> PAGEREF _Toc234401858 \h </w:instrText>
+              <w:instrText xml:space="preserve"> PAGEREF _Toc234422225 \h </w:instrText>
             </w:r>
             <w:r>
               <w:rPr>
@@ -2694,7 +2767,7 @@
                 <w:noProof/>
                 <w:webHidden/>
               </w:rPr>
-              <w:t>14</w:t>
+              <w:t>16</w:t>
             </w:r>
             <w:r>
               <w:rPr>
@@ -2713,10 +2786,12 @@
               <w:tab w:val="right" w:leader="dot" w:pos="8494"/>
             </w:tabs>
             <w:rPr>
+              <w:rFonts w:eastAsiaTheme="minorEastAsia"/>
               <w:noProof/>
+              <w:lang w:eastAsia="es-AR"/>
             </w:rPr>
           </w:pPr>
-          <w:hyperlink w:anchor="_Toc234401859" w:history="1">
+          <w:hyperlink w:anchor="_Toc234422226" w:history="1">
             <w:r>
               <w:rPr>
                 <w:rStyle w:val="Hipervnculo"/>
@@ -2726,7 +2801,9 @@
             </w:r>
             <w:r>
               <w:rPr>
-                <w:noProof/>
+                <w:rFonts w:eastAsiaTheme="minorEastAsia"/>
+                <w:noProof/>
+                <w:lang w:eastAsia="es-AR"/>
               </w:rPr>
               <w:tab/>
             </w:r>
@@ -2756,7 +2833,7 @@
                 <w:noProof/>
                 <w:webHidden/>
               </w:rPr>
-              <w:instrText xml:space="preserve"> PAGEREF _Toc234401859 \h </w:instrText>
+              <w:instrText xml:space="preserve"> PAGEREF _Toc234422226 \h </w:instrText>
             </w:r>
             <w:r>
               <w:rPr>
@@ -2776,7 +2853,7 @@
                 <w:noProof/>
                 <w:webHidden/>
               </w:rPr>
-              <w:t>16</w:t>
+              <w:t>17</w:t>
             </w:r>
             <w:r>
               <w:rPr>
@@ -2795,10 +2872,12 @@
               <w:tab w:val="right" w:leader="dot" w:pos="8494"/>
             </w:tabs>
             <w:rPr>
+              <w:rFonts w:eastAsiaTheme="minorEastAsia"/>
               <w:noProof/>
+              <w:lang w:eastAsia="es-AR"/>
             </w:rPr>
           </w:pPr>
-          <w:hyperlink w:anchor="_Toc234401860" w:history="1">
+          <w:hyperlink w:anchor="_Toc234422227" w:history="1">
             <w:r>
               <w:rPr>
                 <w:rStyle w:val="Hipervnculo"/>
@@ -2808,7 +2887,9 @@
             </w:r>
             <w:r>
               <w:rPr>
-                <w:noProof/>
+                <w:rFonts w:eastAsiaTheme="minorEastAsia"/>
+                <w:noProof/>
+                <w:lang w:eastAsia="es-AR"/>
               </w:rPr>
               <w:tab/>
             </w:r>
@@ -2838,7 +2919,7 @@
                 <w:noProof/>
                 <w:webHidden/>
               </w:rPr>
-              <w:instrText xml:space="preserve"> PAGEREF _Toc234401860 \h </w:instrText>
+              <w:instrText xml:space="preserve"> PAGEREF _Toc234422227 \h </w:instrText>
             </w:r>
             <w:r>
               <w:rPr>
@@ -2858,7 +2939,7 @@
                 <w:noProof/>
                 <w:webHidden/>
               </w:rPr>
-              <w:t>16</w:t>
+              <w:t>17</w:t>
             </w:r>
             <w:r>
               <w:rPr>
@@ -2877,10 +2958,12 @@
               <w:tab w:val="right" w:leader="dot" w:pos="8494"/>
             </w:tabs>
             <w:rPr>
+              <w:rFonts w:eastAsiaTheme="minorEastAsia"/>
               <w:noProof/>
+              <w:lang w:eastAsia="es-AR"/>
             </w:rPr>
           </w:pPr>
-          <w:hyperlink w:anchor="_Toc234401861" w:history="1">
+          <w:hyperlink w:anchor="_Toc234422228" w:history="1">
             <w:r>
               <w:rPr>
                 <w:rStyle w:val="Hipervnculo"/>
@@ -2890,7 +2973,9 @@
             </w:r>
             <w:r>
               <w:rPr>
-                <w:noProof/>
+                <w:rFonts w:eastAsiaTheme="minorEastAsia"/>
+                <w:noProof/>
+                <w:lang w:eastAsia="es-AR"/>
               </w:rPr>
               <w:tab/>
             </w:r>
@@ -2920,7 +3005,7 @@
                 <w:noProof/>
                 <w:webHidden/>
               </w:rPr>
-              <w:instrText xml:space="preserve"> PAGEREF _Toc234401861 \h </w:instrText>
+              <w:instrText xml:space="preserve"> PAGEREF _Toc234422228 \h </w:instrText>
             </w:r>
             <w:r>
               <w:rPr>
@@ -2940,7 +3025,7 @@
                 <w:noProof/>
                 <w:webHidden/>
               </w:rPr>
-              <w:t>16</w:t>
+              <w:t>17</w:t>
             </w:r>
             <w:r>
               <w:rPr>
@@ -2959,10 +3044,12 @@
               <w:tab w:val="right" w:leader="dot" w:pos="8494"/>
             </w:tabs>
             <w:rPr>
+              <w:rFonts w:eastAsiaTheme="minorEastAsia"/>
               <w:noProof/>
+              <w:lang w:eastAsia="es-AR"/>
             </w:rPr>
           </w:pPr>
-          <w:hyperlink w:anchor="_Toc234401862" w:history="1">
+          <w:hyperlink w:anchor="_Toc234422229" w:history="1">
             <w:r>
               <w:rPr>
                 <w:rStyle w:val="Hipervnculo"/>
@@ -2972,7 +3059,9 @@
             </w:r>
             <w:r>
               <w:rPr>
-                <w:noProof/>
+                <w:rFonts w:eastAsiaTheme="minorEastAsia"/>
+                <w:noProof/>
+                <w:lang w:eastAsia="es-AR"/>
               </w:rPr>
               <w:tab/>
             </w:r>
@@ -3002,7 +3091,7 @@
                 <w:noProof/>
                 <w:webHidden/>
               </w:rPr>
-              <w:instrText xml:space="preserve"> PAGEREF _Toc234401862 \h </w:instrText>
+              <w:instrText xml:space="preserve"> PAGEREF _Toc234422229 \h </w:instrText>
             </w:r>
             <w:r>
               <w:rPr>
@@ -3022,7 +3111,7 @@
                 <w:noProof/>
                 <w:webHidden/>
               </w:rPr>
-              <w:t>16</w:t>
+              <w:t>18</w:t>
             </w:r>
             <w:r>
               <w:rPr>
@@ -3041,10 +3130,12 @@
               <w:tab w:val="right" w:leader="dot" w:pos="8494"/>
             </w:tabs>
             <w:rPr>
+              <w:rFonts w:eastAsiaTheme="minorEastAsia"/>
               <w:noProof/>
+              <w:lang w:eastAsia="es-AR"/>
             </w:rPr>
           </w:pPr>
-          <w:hyperlink w:anchor="_Toc234401863" w:history="1">
+          <w:hyperlink w:anchor="_Toc234422230" w:history="1">
             <w:r>
               <w:rPr>
                 <w:rStyle w:val="Hipervnculo"/>
@@ -3055,7 +3146,9 @@
             </w:r>
             <w:r>
               <w:rPr>
-                <w:noProof/>
+                <w:rFonts w:eastAsiaTheme="minorEastAsia"/>
+                <w:noProof/>
+                <w:lang w:eastAsia="es-AR"/>
               </w:rPr>
               <w:tab/>
             </w:r>
@@ -3086,7 +3179,7 @@
                 <w:noProof/>
                 <w:webHidden/>
               </w:rPr>
-              <w:instrText xml:space="preserve"> PAGEREF _Toc234401863 \h </w:instrText>
+              <w:instrText xml:space="preserve"> PAGEREF _Toc234422230 \h </w:instrText>
             </w:r>
             <w:r>
               <w:rPr>
@@ -3106,7 +3199,7 @@
                 <w:noProof/>
                 <w:webHidden/>
               </w:rPr>
-              <w:t>16</w:t>
+              <w:t>18</w:t>
             </w:r>
             <w:r>
               <w:rPr>
@@ -3125,10 +3218,12 @@
               <w:tab w:val="right" w:leader="dot" w:pos="8494"/>
             </w:tabs>
             <w:rPr>
+              <w:rFonts w:eastAsiaTheme="minorEastAsia"/>
               <w:noProof/>
+              <w:lang w:eastAsia="es-AR"/>
             </w:rPr>
           </w:pPr>
-          <w:hyperlink w:anchor="_Toc234401864" w:history="1">
+          <w:hyperlink w:anchor="_Toc234422231" w:history="1">
             <w:r>
               <w:rPr>
                 <w:rStyle w:val="Hipervnculo"/>
@@ -3138,7 +3233,9 @@
             </w:r>
             <w:r>
               <w:rPr>
-                <w:noProof/>
+                <w:rFonts w:eastAsiaTheme="minorEastAsia"/>
+                <w:noProof/>
+                <w:lang w:eastAsia="es-AR"/>
               </w:rPr>
               <w:tab/>
             </w:r>
@@ -3168,7 +3265,7 @@
                 <w:noProof/>
                 <w:webHidden/>
               </w:rPr>
-              <w:instrText xml:space="preserve"> PAGEREF _Toc234401864 \h </w:instrText>
+              <w:instrText xml:space="preserve"> PAGEREF _Toc234422231 \h </w:instrText>
             </w:r>
             <w:r>
               <w:rPr>
@@ -3188,7 +3285,93 @@
                 <w:noProof/>
                 <w:webHidden/>
               </w:rPr>
-              <w:t>17</w:t>
+              <w:t>18</w:t>
+            </w:r>
+            <w:r>
+              <w:rPr>
+                <w:noProof/>
+                <w:webHidden/>
+              </w:rPr>
+              <w:fldChar w:fldCharType="end"/>
+            </w:r>
+          </w:hyperlink>
+        </w:p>
+        <w:p>
+          <w:pPr>
+            <w:pStyle w:val="TDC1"/>
+            <w:tabs>
+              <w:tab w:val="left" w:pos="720"/>
+              <w:tab w:val="right" w:leader="dot" w:pos="8494"/>
+            </w:tabs>
+            <w:rPr>
+              <w:rFonts w:eastAsiaTheme="minorEastAsia"/>
+              <w:noProof/>
+              <w:lang w:eastAsia="es-AR"/>
+            </w:rPr>
+          </w:pPr>
+          <w:hyperlink w:anchor="_Toc234422232" w:history="1">
+            <w:r>
+              <w:rPr>
+                <w:rStyle w:val="Hipervnculo"/>
+                <w:noProof/>
+              </w:rPr>
+              <w:t>10</w:t>
+            </w:r>
+            <w:r>
+              <w:rPr>
+                <w:rFonts w:eastAsiaTheme="minorEastAsia"/>
+                <w:noProof/>
+                <w:lang w:eastAsia="es-AR"/>
+              </w:rPr>
+              <w:tab/>
+            </w:r>
+            <w:r>
+              <w:rPr>
+                <w:rStyle w:val="Hipervnculo"/>
+                <w:noProof/>
+              </w:rPr>
+              <w:t>Manual de Usuario</w:t>
+            </w:r>
+            <w:r>
+              <w:rPr>
+                <w:noProof/>
+                <w:webHidden/>
+              </w:rPr>
+              <w:tab/>
+            </w:r>
+            <w:r>
+              <w:rPr>
+                <w:noProof/>
+                <w:webHidden/>
+              </w:rPr>
+              <w:fldChar w:fldCharType="begin"/>
+            </w:r>
+            <w:r>
+              <w:rPr>
+                <w:noProof/>
+                <w:webHidden/>
+              </w:rPr>
+              <w:instrText xml:space="preserve"> PAGEREF _Toc234422232 \h </w:instrText>
+            </w:r>
+            <w:r>
+              <w:rPr>
+                <w:noProof/>
+                <w:webHidden/>
+              </w:rPr>
+            </w:r>
+            <w:r>
+              <w:rPr>
+                <w:noProof/>
+                <w:webHidden/>
+              </w:rPr>
+              <w:fldChar w:fldCharType="separate"/>
+            </w:r>
+            <w:r>
+              <w:rPr>
+                <w:noProof/>
+                <w:webHidden/>
+              </w:rPr>
+              <w:t>18</w:t>
             </w:r>
             <w:r>
               <w:rPr>
@@ -3228,7 +3411,7 @@
       <w:pPr>
         <w:pStyle w:val="Ttulo1"/>
       </w:pPr>
-      <w:bookmarkStart w:id="0" w:name="_Toc234401829"/>
+      <w:bookmarkStart w:id="0" w:name="_Toc234422196"/>
       <w:r>
         <w:lastRenderedPageBreak/>
         <w:t>Descripción</w:t>
@@ -3236,153 +3419,88 @@
       <w:bookmarkEnd w:id="0"/>
     </w:p>
     <w:p>
-      <w:proofErr w:type="spellStart"/>
-      <w:r>
-        <w:t>IdentifAI</w:t>
-      </w:r>
-      <w:proofErr w:type="spellEnd"/>
-      <w:r>
-        <w:t xml:space="preserve"> es una aplicación para clasificar objetos en imágenes, por medio de Deep </w:t>
-      </w:r>
-      <w:proofErr w:type="spellStart"/>
-      <w:r>
-        <w:t>Learning</w:t>
-      </w:r>
-      <w:proofErr w:type="spellEnd"/>
+      <w:r>
+        <w:t>IdentifAI es una aplicación para clasificar objetos en imágenes, por medio de Deep Learning.</w:t>
+      </w:r>
+      <w:r>
+        <w:t xml:space="preserve"> </w:t>
+      </w:r>
+      <w:r>
+        <w:t>Permite cargar una imagen desde una interfaz web, enviarla a un backend Java, procesarla mediante una cola RabbitMQ y obtener una prediccion desde un worker Python que ejecuta inferencia de una red neuronal convolucional con CUDA.</w:t>
+      </w:r>
+    </w:p>
+    <w:p>
+      <w:pPr>
+        <w:tabs>
+          <w:tab w:val="num" w:pos="720"/>
+        </w:tabs>
+      </w:pPr>
+      <w:r>
+        <w:t>El modelo fue entrenado con el dataset "Fashion MNIST", por lo cual puede clasificar imágenes de prendas de ropa, entre las cuales se encuentran las siguientes 10 categorías: Remera</w:t>
+      </w:r>
+      <w:r>
+        <w:t xml:space="preserve">, </w:t>
+      </w:r>
+      <w:r>
+        <w:t>Pantalon</w:t>
+      </w:r>
+      <w:r>
+        <w:t xml:space="preserve">, </w:t>
+      </w:r>
+      <w:r>
+        <w:t>Sueter</w:t>
+      </w:r>
+      <w:r>
+        <w:t xml:space="preserve">, </w:t>
+      </w:r>
+      <w:r>
+        <w:t>Vestido</w:t>
+      </w:r>
+      <w:r>
+        <w:t xml:space="preserve">, </w:t>
+      </w:r>
+      <w:r>
+        <w:t>Abrigo</w:t>
+      </w:r>
+      <w:r>
+        <w:t xml:space="preserve">, </w:t>
+      </w:r>
+      <w:r>
+        <w:t>Sandalia</w:t>
+      </w:r>
+      <w:r>
+        <w:t xml:space="preserve">, </w:t>
+      </w:r>
+      <w:r>
+        <w:t>Camisa</w:t>
+      </w:r>
+      <w:r>
+        <w:t xml:space="preserve">, </w:t>
+      </w:r>
+      <w:r>
+        <w:t>Zapatilla</w:t>
+      </w:r>
+      <w:r>
+        <w:t xml:space="preserve">, </w:t>
+      </w:r>
+      <w:r>
+        <w:t>Bolso</w:t>
+      </w:r>
+      <w:r>
+        <w:t xml:space="preserve"> y </w:t>
+      </w:r>
+      <w:r>
+        <w:t>Bota</w:t>
+      </w:r>
       <w:r>
         <w:t>.</w:t>
       </w:r>
-      <w:r>
-        <w:t xml:space="preserve"> </w:t>
-      </w:r>
-      <w:r>
-        <w:t xml:space="preserve">Permite cargar una imagen desde una interfaz web, enviarla a un </w:t>
-      </w:r>
-      <w:proofErr w:type="spellStart"/>
-      <w:r>
-        <w:t>backend</w:t>
-      </w:r>
-      <w:proofErr w:type="spellEnd"/>
-      <w:r>
-        <w:t xml:space="preserve"> Java, procesarla mediante una cola </w:t>
-      </w:r>
-      <w:proofErr w:type="spellStart"/>
-      <w:r>
-        <w:t>RabbitMQ</w:t>
-      </w:r>
-      <w:proofErr w:type="spellEnd"/>
-      <w:r>
-        <w:t xml:space="preserve"> y obtener una </w:t>
-      </w:r>
-      <w:proofErr w:type="spellStart"/>
-      <w:r>
-        <w:t>prediccion</w:t>
-      </w:r>
-      <w:proofErr w:type="spellEnd"/>
-      <w:r>
-        <w:t xml:space="preserve"> desde un </w:t>
-      </w:r>
-      <w:proofErr w:type="spellStart"/>
-      <w:r>
-        <w:t>worker</w:t>
-      </w:r>
-      <w:proofErr w:type="spellEnd"/>
-      <w:r>
-        <w:t xml:space="preserve"> Python que ejecuta inferencia de una red neuronal convolucional con CUDA.</w:t>
-      </w:r>
-    </w:p>
-    <w:p>
-      <w:pPr>
-        <w:tabs>
-          <w:tab w:val="num" w:pos="720"/>
-        </w:tabs>
-      </w:pPr>
-      <w:r>
-        <w:t xml:space="preserve">El modelo fue entrenado con el </w:t>
-      </w:r>
-      <w:proofErr w:type="spellStart"/>
-      <w:r>
-        <w:t>dataset</w:t>
-      </w:r>
-      <w:proofErr w:type="spellEnd"/>
-      <w:r>
-        <w:t xml:space="preserve"> "</w:t>
-      </w:r>
-      <w:proofErr w:type="spellStart"/>
-      <w:r>
-        <w:t>Fashion</w:t>
-      </w:r>
-      <w:proofErr w:type="spellEnd"/>
-      <w:r>
-        <w:t xml:space="preserve"> MNIST", por lo cual puede clasificar imágenes de prendas de ropa, entre las cuales se encuentran las siguientes 10 categorías: Remera</w:t>
-      </w:r>
-      <w:r>
-        <w:t xml:space="preserve">, </w:t>
-      </w:r>
-      <w:proofErr w:type="spellStart"/>
-      <w:r>
-        <w:t>Pantalon</w:t>
-      </w:r>
-      <w:proofErr w:type="spellEnd"/>
-      <w:r>
-        <w:t xml:space="preserve">, </w:t>
-      </w:r>
-      <w:proofErr w:type="spellStart"/>
-      <w:r>
-        <w:t>Sueter</w:t>
-      </w:r>
-      <w:proofErr w:type="spellEnd"/>
-      <w:r>
-        <w:t xml:space="preserve">, </w:t>
-      </w:r>
-      <w:r>
-        <w:t>Vestido</w:t>
-      </w:r>
-      <w:r>
-        <w:t xml:space="preserve">, </w:t>
-      </w:r>
-      <w:r>
-        <w:t>Abrigo</w:t>
-      </w:r>
-      <w:r>
-        <w:t xml:space="preserve">, </w:t>
-      </w:r>
-      <w:r>
-        <w:t>Sandalia</w:t>
-      </w:r>
-      <w:r>
-        <w:t xml:space="preserve">, </w:t>
-      </w:r>
-      <w:r>
-        <w:t>Camisa</w:t>
-      </w:r>
-      <w:r>
-        <w:t xml:space="preserve">, </w:t>
-      </w:r>
-      <w:r>
-        <w:t>Zapatilla</w:t>
-      </w:r>
-      <w:r>
-        <w:t xml:space="preserve">, </w:t>
-      </w:r>
-      <w:r>
-        <w:t>Bolso</w:t>
-      </w:r>
-      <w:r>
-        <w:t xml:space="preserve"> y </w:t>
-      </w:r>
-      <w:r>
-        <w:t>Bota</w:t>
-      </w:r>
-      <w:r>
-        <w:t>.</w:t>
-      </w:r>
     </w:p>
     <w:p>
       <w:pPr>
         <w:pStyle w:val="Ttulo2"/>
       </w:pPr>
-      <w:bookmarkStart w:id="1" w:name="_Toc234401830"/>
+      <w:bookmarkStart w:id="1" w:name="_Toc234422197"/>
       <w:r>
         <w:t>Características principales</w:t>
       </w:r>
@@ -3395,21 +3513,8 @@
           <w:numId w:val="6"/>
         </w:numPr>
       </w:pPr>
-      <w:proofErr w:type="spellStart"/>
-      <w:r>
-        <w:t>Frontend</w:t>
-      </w:r>
-      <w:proofErr w:type="spellEnd"/>
-      <w:r>
-        <w:t xml:space="preserve"> web </w:t>
-      </w:r>
-      <w:proofErr w:type="spellStart"/>
-      <w:r>
-        <w:t>estatico</w:t>
-      </w:r>
-      <w:proofErr w:type="spellEnd"/>
-      <w:r>
-        <w:t xml:space="preserve"> con HTML, CSS y JavaScript vanilla.</w:t>
+      <w:r>
+        <w:t>Frontend web estatico con HTML, CSS y JavaScript vanilla.</w:t>
       </w:r>
     </w:p>
     <w:p>
@@ -3420,15 +3525,7 @@
         </w:numPr>
       </w:pPr>
       <w:r>
-        <w:t xml:space="preserve">Carga de imagen por selector de archivos, drag and </w:t>
-      </w:r>
-      <w:proofErr w:type="spellStart"/>
-      <w:r>
-        <w:t>drop</w:t>
-      </w:r>
-      <w:proofErr w:type="spellEnd"/>
-      <w:r>
-        <w:t xml:space="preserve"> o pegado desde portapapeles.</w:t>
+        <w:t>Carga de imagen por selector de archivos, drag and drop o pegado desde portapapeles.</w:t>
       </w:r>
     </w:p>
     <w:p>
@@ -3445,35 +3542,7 @@
         <w:rPr>
           <w:lang w:val="en-US"/>
         </w:rPr>
-        <w:t xml:space="preserve">Backend Java 21 con </w:t>
-      </w:r>
-      <w:proofErr w:type="spellStart"/>
-      <w:r>
-        <w:rPr>
-          <w:lang w:val="en-US"/>
-        </w:rPr>
-        <w:t>HttpServer</w:t>
-      </w:r>
-      <w:proofErr w:type="spellEnd"/>
-      <w:r>
-        <w:rPr>
-          <w:lang w:val="en-US"/>
-        </w:rPr>
-        <w:t xml:space="preserve"> </w:t>
-      </w:r>
-      <w:proofErr w:type="spellStart"/>
-      <w:r>
-        <w:rPr>
-          <w:lang w:val="en-US"/>
-        </w:rPr>
-        <w:t>nativo</w:t>
-      </w:r>
-      <w:proofErr w:type="spellEnd"/>
-      <w:r>
-        <w:rPr>
-          <w:lang w:val="en-US"/>
-        </w:rPr>
-        <w:t>.</w:t>
+        <w:t>Backend Java 21 con HttpServer nativo.</w:t>
       </w:r>
     </w:p>
     <w:p>
@@ -3490,35 +3559,7 @@
         <w:rPr>
           <w:lang w:val="en-US"/>
         </w:rPr>
-        <w:t xml:space="preserve">Endpoint de </w:t>
-      </w:r>
-      <w:proofErr w:type="spellStart"/>
-      <w:r>
-        <w:rPr>
-          <w:lang w:val="en-US"/>
-        </w:rPr>
-        <w:t>salud</w:t>
-      </w:r>
-      <w:proofErr w:type="spellEnd"/>
-      <w:r>
-        <w:rPr>
-          <w:lang w:val="en-US"/>
-        </w:rPr>
-        <w:t xml:space="preserve"> </w:t>
-      </w:r>
-      <w:proofErr w:type="spellStart"/>
-      <w:r>
-        <w:rPr>
-          <w:lang w:val="en-US"/>
-        </w:rPr>
-        <w:t>en</w:t>
-      </w:r>
-      <w:proofErr w:type="spellEnd"/>
-      <w:r>
-        <w:rPr>
-          <w:lang w:val="en-US"/>
-        </w:rPr>
-        <w:t xml:space="preserve"> GET /health.</w:t>
+        <w:t>Endpoint de salud en GET /health.</w:t>
       </w:r>
     </w:p>
     <w:p>
@@ -3535,35 +3576,7 @@
         <w:rPr>
           <w:lang w:val="en-US"/>
         </w:rPr>
-        <w:t xml:space="preserve">Endpoint de </w:t>
-      </w:r>
-      <w:proofErr w:type="spellStart"/>
-      <w:r>
-        <w:rPr>
-          <w:lang w:val="en-US"/>
-        </w:rPr>
-        <w:t>analisis</w:t>
-      </w:r>
-      <w:proofErr w:type="spellEnd"/>
-      <w:r>
-        <w:rPr>
-          <w:lang w:val="en-US"/>
-        </w:rPr>
-        <w:t xml:space="preserve"> </w:t>
-      </w:r>
-      <w:proofErr w:type="spellStart"/>
-      <w:r>
-        <w:rPr>
-          <w:lang w:val="en-US"/>
-        </w:rPr>
-        <w:t>en</w:t>
-      </w:r>
-      <w:proofErr w:type="spellEnd"/>
-      <w:r>
-        <w:rPr>
-          <w:lang w:val="en-US"/>
-        </w:rPr>
-        <w:t xml:space="preserve"> POST /analyze.</w:t>
+        <w:t>Endpoint de analisis en POST /analyze.</w:t>
       </w:r>
     </w:p>
     <w:p>
@@ -3573,27 +3586,14 @@
           <w:numId w:val="6"/>
         </w:numPr>
       </w:pPr>
-      <w:proofErr w:type="spellStart"/>
-      <w:r>
-        <w:t>Comunicacion</w:t>
-      </w:r>
-      <w:proofErr w:type="spellEnd"/>
-      <w:r>
-        <w:t xml:space="preserve"> </w:t>
+      <w:r>
+        <w:t xml:space="preserve">Comunicacion </w:t>
       </w:r>
       <w:r>
         <w:t>asincrónica</w:t>
       </w:r>
       <w:r>
-        <w:t xml:space="preserve"> mediante </w:t>
-      </w:r>
-      <w:proofErr w:type="spellStart"/>
-      <w:r>
-        <w:t>RabbitMQ</w:t>
-      </w:r>
-      <w:proofErr w:type="spellEnd"/>
-      <w:r>
-        <w:t>.</w:t>
+        <w:t xml:space="preserve"> mediante RabbitMQ.</w:t>
       </w:r>
     </w:p>
     <w:p>
@@ -3603,37 +3603,8 @@
           <w:numId w:val="6"/>
         </w:numPr>
       </w:pPr>
-      <w:proofErr w:type="spellStart"/>
-      <w:r>
-        <w:t>Patron</w:t>
-      </w:r>
-      <w:proofErr w:type="spellEnd"/>
-      <w:r>
-        <w:t xml:space="preserve"> RPC sobre </w:t>
-      </w:r>
-      <w:proofErr w:type="spellStart"/>
-      <w:r>
-        <w:t>RabbitMQ</w:t>
-      </w:r>
-      <w:proofErr w:type="spellEnd"/>
-      <w:r>
-        <w:t xml:space="preserve"> usando </w:t>
-      </w:r>
-      <w:proofErr w:type="spellStart"/>
-      <w:r>
-        <w:t>reply_to</w:t>
-      </w:r>
-      <w:proofErr w:type="spellEnd"/>
-      <w:r>
-        <w:t xml:space="preserve"> y </w:t>
-      </w:r>
-      <w:proofErr w:type="spellStart"/>
-      <w:r>
-        <w:t>correlation_id</w:t>
-      </w:r>
-      <w:proofErr w:type="spellEnd"/>
-      <w:r>
-        <w:t>.</w:t>
+      <w:r>
+        <w:t>Patron RPC sobre RabbitMQ usando reply_to y correlation_id.</w:t>
       </w:r>
     </w:p>
     <w:p>
@@ -3646,47 +3617,11 @@
           <w:rFonts w:ascii="Aptos" w:eastAsia="Aptos" w:hAnsi="Aptos" w:cs="Aptos"/>
         </w:rPr>
       </w:pPr>
-      <w:proofErr w:type="spellStart"/>
       <w:r>
         <w:rPr>
           <w:rFonts w:ascii="Aptos" w:eastAsia="Aptos" w:hAnsi="Aptos" w:cs="Aptos"/>
         </w:rPr>
-        <w:t>Worker</w:t>
-      </w:r>
-      <w:proofErr w:type="spellEnd"/>
-      <w:r>
-        <w:rPr>
-          <w:rFonts w:ascii="Aptos" w:eastAsia="Aptos" w:hAnsi="Aptos" w:cs="Aptos"/>
-        </w:rPr>
-        <w:t xml:space="preserve"> Python con </w:t>
-      </w:r>
-      <w:proofErr w:type="spellStart"/>
-      <w:r>
-        <w:rPr>
-          <w:rFonts w:ascii="Aptos" w:eastAsia="Aptos" w:hAnsi="Aptos" w:cs="Aptos"/>
-        </w:rPr>
-        <w:t>pika</w:t>
-      </w:r>
-      <w:proofErr w:type="spellEnd"/>
-      <w:r>
-        <w:rPr>
-          <w:rFonts w:ascii="Aptos" w:eastAsia="Aptos" w:hAnsi="Aptos" w:cs="Aptos"/>
-        </w:rPr>
-        <w:t xml:space="preserve"> para consumo AMQP desde </w:t>
-      </w:r>
-      <w:proofErr w:type="spellStart"/>
-      <w:r>
-        <w:rPr>
-          <w:rFonts w:ascii="Aptos" w:eastAsia="Aptos" w:hAnsi="Aptos" w:cs="Aptos"/>
-        </w:rPr>
-        <w:t>RabbitMQ</w:t>
-      </w:r>
-      <w:proofErr w:type="spellEnd"/>
-      <w:r>
-        <w:rPr>
-          <w:rFonts w:ascii="Aptos" w:eastAsia="Aptos" w:hAnsi="Aptos" w:cs="Aptos"/>
-        </w:rPr>
-        <w:t>.</w:t>
+        <w:t>Worker Python con pika para consumo AMQP desde RabbitMQ.</w:t>
       </w:r>
     </w:p>
     <w:p>
@@ -3697,33 +3632,7 @@
         </w:numPr>
       </w:pPr>
       <w:r>
-        <w:t xml:space="preserve">Inferencia CUDA con </w:t>
-      </w:r>
-      <w:proofErr w:type="spellStart"/>
-      <w:r>
-        <w:t>PyCUDA</w:t>
-      </w:r>
-      <w:proofErr w:type="spellEnd"/>
-      <w:r>
-        <w:t xml:space="preserve"> y </w:t>
-      </w:r>
-      <w:proofErr w:type="spellStart"/>
-      <w:r>
-        <w:t>kernels</w:t>
-      </w:r>
-      <w:proofErr w:type="spellEnd"/>
-      <w:r>
-        <w:t xml:space="preserve"> compilados en </w:t>
-      </w:r>
-      <w:proofErr w:type="spellStart"/>
-      <w:proofErr w:type="gramStart"/>
-      <w:r>
-        <w:t>kernels.fatbin</w:t>
-      </w:r>
-      <w:proofErr w:type="spellEnd"/>
-      <w:proofErr w:type="gramEnd"/>
-      <w:r>
-        <w:t>.</w:t>
+        <w:t>Inferencia CUDA con PyCUDA y kernels compilados en kernels.fatbin.</w:t>
       </w:r>
     </w:p>
     <w:p>
@@ -3734,15 +3643,7 @@
         </w:numPr>
       </w:pPr>
       <w:r>
-        <w:t xml:space="preserve">Modelo serializado en </w:t>
-      </w:r>
-      <w:proofErr w:type="spellStart"/>
-      <w:r>
-        <w:t>model_params.pkl</w:t>
-      </w:r>
-      <w:proofErr w:type="spellEnd"/>
-      <w:r>
-        <w:t>.</w:t>
+        <w:t>Modelo serializado en model_params.pkl.</w:t>
       </w:r>
     </w:p>
     <w:p>
@@ -3753,23 +3654,7 @@
         </w:numPr>
       </w:pPr>
       <w:r>
-        <w:t xml:space="preserve">Docker </w:t>
-      </w:r>
-      <w:proofErr w:type="spellStart"/>
-      <w:r>
-        <w:t>Compose</w:t>
-      </w:r>
-      <w:proofErr w:type="spellEnd"/>
-      <w:r>
-        <w:t xml:space="preserve"> para </w:t>
-      </w:r>
-      <w:proofErr w:type="spellStart"/>
-      <w:r>
-        <w:t>ejecucion</w:t>
-      </w:r>
-      <w:proofErr w:type="spellEnd"/>
-      <w:r>
-        <w:t xml:space="preserve"> local.</w:t>
+        <w:t>Docker Compose para ejecucion local.</w:t>
       </w:r>
     </w:p>
     <w:p>
@@ -3780,15 +3665,7 @@
         </w:numPr>
       </w:pPr>
       <w:r>
-        <w:t xml:space="preserve">Soporte de GPU NVIDIA en el </w:t>
-      </w:r>
-      <w:proofErr w:type="spellStart"/>
-      <w:r>
-        <w:t>worker</w:t>
-      </w:r>
-      <w:proofErr w:type="spellEnd"/>
-      <w:r>
-        <w:t>.</w:t>
+        <w:t>Soporte de GPU NVIDIA en el worker.</w:t>
       </w:r>
     </w:p>
     <w:p>
@@ -3805,49 +3682,7 @@
         <w:rPr>
           <w:rFonts w:ascii="Aptos" w:eastAsia="Aptos" w:hAnsi="Aptos" w:cs="Aptos"/>
         </w:rPr>
-        <w:t xml:space="preserve">KEDA </w:t>
-      </w:r>
-      <w:proofErr w:type="spellStart"/>
-      <w:r>
-        <w:rPr>
-          <w:rFonts w:ascii="Aptos" w:eastAsia="Aptos" w:hAnsi="Aptos" w:cs="Aptos"/>
-        </w:rPr>
-        <w:t>ScaledJob</w:t>
-      </w:r>
-      <w:proofErr w:type="spellEnd"/>
-      <w:r>
-        <w:rPr>
-          <w:rFonts w:ascii="Aptos" w:eastAsia="Aptos" w:hAnsi="Aptos" w:cs="Aptos"/>
-        </w:rPr>
-        <w:t xml:space="preserve"> para monitorear la cola </w:t>
-      </w:r>
-      <w:proofErr w:type="spellStart"/>
-      <w:r>
-        <w:rPr>
-          <w:rFonts w:ascii="Aptos" w:eastAsia="Aptos" w:hAnsi="Aptos" w:cs="Aptos"/>
-        </w:rPr>
-        <w:t>image_queue</w:t>
-      </w:r>
-      <w:proofErr w:type="spellEnd"/>
-      <w:r>
-        <w:rPr>
-          <w:rFonts w:ascii="Aptos" w:eastAsia="Aptos" w:hAnsi="Aptos" w:cs="Aptos"/>
-        </w:rPr>
-        <w:t xml:space="preserve"> de </w:t>
-      </w:r>
-      <w:proofErr w:type="spellStart"/>
-      <w:r>
-        <w:rPr>
-          <w:rFonts w:ascii="Aptos" w:eastAsia="Aptos" w:hAnsi="Aptos" w:cs="Aptos"/>
-        </w:rPr>
-        <w:t>RabbitMQ</w:t>
-      </w:r>
-      <w:proofErr w:type="spellEnd"/>
-      <w:r>
-        <w:rPr>
-          <w:rFonts w:ascii="Aptos" w:eastAsia="Aptos" w:hAnsi="Aptos" w:cs="Aptos"/>
-        </w:rPr>
-        <w:t>.</w:t>
+        <w:t>KEDA ScaledJob para monitorear la cola image_queue de RabbitMQ.</w:t>
       </w:r>
     </w:p>
     <w:p>
@@ -3864,21 +3699,7 @@
         <w:rPr>
           <w:rFonts w:ascii="Aptos" w:eastAsia="Aptos" w:hAnsi="Aptos" w:cs="Aptos"/>
         </w:rPr>
-        <w:t xml:space="preserve">Escalado automático de </w:t>
-      </w:r>
-      <w:proofErr w:type="spellStart"/>
-      <w:r>
-        <w:rPr>
-          <w:rFonts w:ascii="Aptos" w:eastAsia="Aptos" w:hAnsi="Aptos" w:cs="Aptos"/>
-        </w:rPr>
-        <w:t>workers</w:t>
-      </w:r>
-      <w:proofErr w:type="spellEnd"/>
-      <w:r>
-        <w:rPr>
-          <w:rFonts w:ascii="Aptos" w:eastAsia="Aptos" w:hAnsi="Aptos" w:cs="Aptos"/>
-        </w:rPr>
-        <w:t xml:space="preserve"> según la cantidad de mensajes pendientes en la cola.</w:t>
+        <w:t>Escalado automático de workers según la cantidad de mensajes pendientes en la cola.</w:t>
       </w:r>
     </w:p>
     <w:p>
@@ -3895,49 +3716,7 @@
         <w:rPr>
           <w:rFonts w:ascii="Aptos" w:eastAsia="Aptos" w:hAnsi="Aptos" w:cs="Aptos"/>
         </w:rPr>
-        <w:t xml:space="preserve">Manifiesto KEDA </w:t>
-      </w:r>
-      <w:proofErr w:type="spellStart"/>
-      <w:r>
-        <w:rPr>
-          <w:rFonts w:ascii="Aptos" w:eastAsia="Aptos" w:hAnsi="Aptos" w:cs="Aptos"/>
-        </w:rPr>
-        <w:t>ScaledJob</w:t>
-      </w:r>
-      <w:proofErr w:type="spellEnd"/>
-      <w:r>
-        <w:rPr>
-          <w:rFonts w:ascii="Aptos" w:eastAsia="Aptos" w:hAnsi="Aptos" w:cs="Aptos"/>
-        </w:rPr>
-        <w:t xml:space="preserve"> para crear Jobs del </w:t>
-      </w:r>
-      <w:proofErr w:type="spellStart"/>
-      <w:r>
-        <w:rPr>
-          <w:rFonts w:ascii="Aptos" w:eastAsia="Aptos" w:hAnsi="Aptos" w:cs="Aptos"/>
-        </w:rPr>
-        <w:t>worker</w:t>
-      </w:r>
-      <w:proofErr w:type="spellEnd"/>
-      <w:r>
-        <w:rPr>
-          <w:rFonts w:ascii="Aptos" w:eastAsia="Aptos" w:hAnsi="Aptos" w:cs="Aptos"/>
-        </w:rPr>
-        <w:t xml:space="preserve"> según la longitud de la cola </w:t>
-      </w:r>
-      <w:proofErr w:type="spellStart"/>
-      <w:r>
-        <w:rPr>
-          <w:rFonts w:ascii="Aptos" w:eastAsia="Aptos" w:hAnsi="Aptos" w:cs="Aptos"/>
-        </w:rPr>
-        <w:t>image_queue</w:t>
-      </w:r>
-      <w:proofErr w:type="spellEnd"/>
-      <w:r>
-        <w:rPr>
-          <w:rFonts w:ascii="Aptos" w:eastAsia="Aptos" w:hAnsi="Aptos" w:cs="Aptos"/>
-        </w:rPr>
-        <w:t>.</w:t>
+        <w:t>Manifiesto KEDA ScaledJob para crear Jobs del worker según la longitud de la cola image_queue.</w:t>
       </w:r>
     </w:p>
     <w:p>
@@ -3954,35 +3733,7 @@
         <w:rPr>
           <w:rFonts w:ascii="Aptos" w:eastAsia="Aptos" w:hAnsi="Aptos" w:cs="Aptos"/>
         </w:rPr>
-        <w:t xml:space="preserve">Cada Job crea un </w:t>
-      </w:r>
-      <w:proofErr w:type="spellStart"/>
-      <w:r>
-        <w:rPr>
-          <w:rFonts w:ascii="Aptos" w:eastAsia="Aptos" w:hAnsi="Aptos" w:cs="Aptos"/>
-        </w:rPr>
-        <w:t>Pod</w:t>
-      </w:r>
-      <w:proofErr w:type="spellEnd"/>
-      <w:r>
-        <w:rPr>
-          <w:rFonts w:ascii="Aptos" w:eastAsia="Aptos" w:hAnsi="Aptos" w:cs="Aptos"/>
-        </w:rPr>
-        <w:t xml:space="preserve"> que ejecuta el contenedor del </w:t>
-      </w:r>
-      <w:proofErr w:type="spellStart"/>
-      <w:r>
-        <w:rPr>
-          <w:rFonts w:ascii="Aptos" w:eastAsia="Aptos" w:hAnsi="Aptos" w:cs="Aptos"/>
-        </w:rPr>
-        <w:t>worker</w:t>
-      </w:r>
-      <w:proofErr w:type="spellEnd"/>
-      <w:r>
-        <w:rPr>
-          <w:rFonts w:ascii="Aptos" w:eastAsia="Aptos" w:hAnsi="Aptos" w:cs="Aptos"/>
-        </w:rPr>
-        <w:t xml:space="preserve"> Python.</w:t>
+        <w:t>Cada Job crea un Pod que ejecuta el contenedor del worker Python.</w:t>
       </w:r>
     </w:p>
     <w:p>
@@ -4008,28 +3759,14 @@
           <w:rFonts w:ascii="Aptos" w:eastAsia="Aptos" w:hAnsi="Aptos" w:cs="Aptos"/>
         </w:rPr>
         <w:lastRenderedPageBreak/>
-        <w:t xml:space="preserve">Procesamiento bajo demanda: el </w:t>
-      </w:r>
-      <w:proofErr w:type="spellStart"/>
-      <w:r>
-        <w:rPr>
-          <w:rFonts w:ascii="Aptos" w:eastAsia="Aptos" w:hAnsi="Aptos" w:cs="Aptos"/>
-        </w:rPr>
-        <w:t>worker</w:t>
-      </w:r>
-      <w:proofErr w:type="spellEnd"/>
-      <w:r>
-        <w:rPr>
-          <w:rFonts w:ascii="Aptos" w:eastAsia="Aptos" w:hAnsi="Aptos" w:cs="Aptos"/>
-        </w:rPr>
-        <w:t xml:space="preserve"> se ejecuta cuando existen imágenes pendientes para analizar.</w:t>
+        <w:t>Procesamiento bajo demanda: el worker se ejecuta cuando existen imágenes pendientes para analizar.</w:t>
       </w:r>
     </w:p>
     <w:p>
       <w:pPr>
         <w:pStyle w:val="Ttulo2"/>
       </w:pPr>
-      <w:bookmarkStart w:id="2" w:name="_Toc234401831"/>
+      <w:bookmarkStart w:id="2" w:name="_Toc234422198"/>
       <w:r>
         <w:t>Estructura del proyecto</w:t>
       </w:r>
@@ -4037,26 +3774,13 @@
     </w:p>
     <w:p>
       <w:r>
-        <w:t xml:space="preserve">|-- </w:t>
-      </w:r>
-      <w:proofErr w:type="spellStart"/>
-      <w:r>
-        <w:t>backend</w:t>
-      </w:r>
-      <w:proofErr w:type="spellEnd"/>
-      <w:r>
-        <w:t>/</w:t>
-      </w:r>
-    </w:p>
-    <w:p>
-      <w:r>
-        <w:t xml:space="preserve">|   |-- </w:t>
-      </w:r>
-      <w:proofErr w:type="spellStart"/>
-      <w:r>
-        <w:t>Dockerfile.backend</w:t>
-      </w:r>
-      <w:proofErr w:type="spellEnd"/>
+        <w:t>|-- backend/</w:t>
+      </w:r>
+    </w:p>
+    <w:p>
+      <w:r>
+        <w:t>|   |-- Dockerfile.backend</w:t>
+      </w:r>
     </w:p>
     <w:p>
       <w:r>
@@ -4073,21 +3797,7 @@
         <w:rPr>
           <w:lang w:val="en-US"/>
         </w:rPr>
-        <w:t xml:space="preserve">|   `-- </w:t>
-      </w:r>
-      <w:proofErr w:type="spellStart"/>
-      <w:r>
-        <w:rPr>
-          <w:lang w:val="en-US"/>
-        </w:rPr>
-        <w:t>src</w:t>
-      </w:r>
-      <w:proofErr w:type="spellEnd"/>
-      <w:r>
-        <w:rPr>
-          <w:lang w:val="en-US"/>
-        </w:rPr>
-        <w:t>/main/java/com/m4/</w:t>
+        <w:t>|   `-- src/main/java/com/m4/</w:t>
       </w:r>
     </w:p>
     <w:p>
@@ -4204,16 +3914,8 @@
         <w:rPr>
           <w:lang w:val="en-US"/>
         </w:rPr>
-        <w:t xml:space="preserve">|   |-- </w:t>
-      </w:r>
-      <w:proofErr w:type="spellStart"/>
-      <w:r>
-        <w:rPr>
-          <w:lang w:val="en-US"/>
-        </w:rPr>
-        <w:t>Dockerfile.frontend</w:t>
-      </w:r>
-      <w:proofErr w:type="spellEnd"/>
+        <w:t>|   |-- Dockerfile.frontend</w:t>
+      </w:r>
     </w:p>
     <w:p>
       <w:pPr>
@@ -4264,21 +3966,7 @@
         <w:rPr>
           <w:lang w:val="en-US"/>
         </w:rPr>
-        <w:t xml:space="preserve">|   `-- </w:t>
-      </w:r>
-      <w:proofErr w:type="spellStart"/>
-      <w:r>
-        <w:rPr>
-          <w:lang w:val="en-US"/>
-        </w:rPr>
-        <w:t>js</w:t>
-      </w:r>
-      <w:proofErr w:type="spellEnd"/>
-      <w:r>
-        <w:rPr>
-          <w:lang w:val="en-US"/>
-        </w:rPr>
-        <w:t>/</w:t>
+        <w:t>|   `-- js/</w:t>
       </w:r>
     </w:p>
     <w:p>
@@ -4396,16 +4084,8 @@
           <w:lang w:val="en-US"/>
         </w:rPr>
         <w:lastRenderedPageBreak/>
-        <w:t xml:space="preserve">|   |-- </w:t>
-      </w:r>
-      <w:proofErr w:type="spellStart"/>
-      <w:r>
-        <w:rPr>
-          <w:lang w:val="en-US"/>
-        </w:rPr>
-        <w:t>Dockerfile.worker</w:t>
-      </w:r>
-      <w:proofErr w:type="spellEnd"/>
+        <w:t>|   |-- Dockerfile.worker</w:t>
+      </w:r>
     </w:p>
     <w:p>
       <w:pPr>
@@ -4482,39 +4162,21 @@
         <w:rPr>
           <w:lang w:val="en-US"/>
         </w:rPr>
-        <w:t xml:space="preserve">|   |-- </w:t>
-      </w:r>
-      <w:proofErr w:type="spellStart"/>
-      <w:r>
-        <w:rPr>
-          <w:lang w:val="en-US"/>
-        </w:rPr>
-        <w:t>model_params.pkl</w:t>
-      </w:r>
-      <w:proofErr w:type="spellEnd"/>
-    </w:p>
-    <w:p>
-      <w:pPr>
-        <w:rPr>
-          <w:lang w:val="en-US"/>
-        </w:rPr>
-      </w:pPr>
-      <w:r>
-        <w:rPr>
-          <w:lang w:val="en-US"/>
-        </w:rPr>
-        <w:t xml:space="preserve">|   `-- </w:t>
-      </w:r>
-      <w:proofErr w:type="spellStart"/>
-      <w:proofErr w:type="gramStart"/>
-      <w:r>
-        <w:rPr>
-          <w:lang w:val="en-US"/>
-        </w:rPr>
-        <w:t>kernels.fatbin</w:t>
-      </w:r>
-      <w:proofErr w:type="spellEnd"/>
-      <w:proofErr w:type="gramEnd"/>
+        <w:t>|   |-- model_params.pkl</w:t>
+      </w:r>
+    </w:p>
+    <w:p>
+      <w:pPr>
+        <w:rPr>
+          <w:lang w:val="en-US"/>
+        </w:rPr>
+      </w:pPr>
+      <w:r>
+        <w:rPr>
+          <w:lang w:val="en-US"/>
+        </w:rPr>
+        <w:t>|   `-- kernels.fatbin</w:t>
+      </w:r>
     </w:p>
     <w:p>
       <w:pPr>
@@ -4539,66 +4201,34 @@
         <w:rPr>
           <w:lang w:val="en-US"/>
         </w:rPr>
-        <w:t xml:space="preserve">|-- </w:t>
-      </w:r>
-      <w:proofErr w:type="spellStart"/>
-      <w:r>
-        <w:rPr>
-          <w:lang w:val="en-US"/>
-        </w:rPr>
-        <w:t>rabbitmq</w:t>
-      </w:r>
-      <w:proofErr w:type="spellEnd"/>
-      <w:r>
-        <w:rPr>
-          <w:lang w:val="en-US"/>
-        </w:rPr>
-        <w:t>/</w:t>
-      </w:r>
-    </w:p>
-    <w:p>
-      <w:pPr>
-        <w:rPr>
-          <w:lang w:val="en-US"/>
-        </w:rPr>
-      </w:pPr>
-      <w:r>
-        <w:rPr>
-          <w:lang w:val="en-US"/>
-        </w:rPr>
-        <w:t xml:space="preserve">|   |-- </w:t>
-      </w:r>
-      <w:proofErr w:type="spellStart"/>
-      <w:r>
-        <w:rPr>
-          <w:lang w:val="en-US"/>
-        </w:rPr>
-        <w:t>Dockerfile.rabbitmq</w:t>
-      </w:r>
-      <w:proofErr w:type="spellEnd"/>
-    </w:p>
-    <w:p>
-      <w:pPr>
-        <w:rPr>
-          <w:lang w:val="en-US"/>
-        </w:rPr>
-      </w:pPr>
-      <w:r>
-        <w:rPr>
-          <w:lang w:val="en-US"/>
-        </w:rPr>
-        <w:t xml:space="preserve">|   `-- </w:t>
-      </w:r>
-      <w:proofErr w:type="spellStart"/>
-      <w:proofErr w:type="gramStart"/>
-      <w:r>
-        <w:rPr>
-          <w:lang w:val="en-US"/>
-        </w:rPr>
-        <w:t>definitions.json</w:t>
-      </w:r>
-      <w:proofErr w:type="spellEnd"/>
-      <w:proofErr w:type="gramEnd"/>
+        <w:t>|-- rabbitmq/</w:t>
+      </w:r>
+    </w:p>
+    <w:p>
+      <w:pPr>
+        <w:rPr>
+          <w:lang w:val="en-US"/>
+        </w:rPr>
+      </w:pPr>
+      <w:r>
+        <w:rPr>
+          <w:lang w:val="en-US"/>
+        </w:rPr>
+        <w:t>|   |-- Dockerfile.rabbitmq</w:t>
+      </w:r>
+    </w:p>
+    <w:p>
+      <w:pPr>
+        <w:rPr>
+          <w:lang w:val="en-US"/>
+        </w:rPr>
+      </w:pPr>
+      <w:r>
+        <w:rPr>
+          <w:lang w:val="en-US"/>
+        </w:rPr>
+        <w:t>|   `-- definitions.json</w:t>
+      </w:r>
     </w:p>
     <w:p>
       <w:pPr>
@@ -4636,18 +4266,8 @@
         <w:rPr>
           <w:lang w:val="en-US"/>
         </w:rPr>
-        <w:t>|   `-- worker-</w:t>
-      </w:r>
-      <w:proofErr w:type="spellStart"/>
-      <w:proofErr w:type="gramStart"/>
-      <w:r>
-        <w:rPr>
-          <w:lang w:val="en-US"/>
-        </w:rPr>
-        <w:t>scaledjob.yaml</w:t>
-      </w:r>
-      <w:proofErr w:type="spellEnd"/>
-      <w:proofErr w:type="gramEnd"/>
+        <w:t>|   `-- worker-scaledjob.yaml</w:t>
+      </w:r>
     </w:p>
     <w:p>
       <w:pPr>
@@ -4737,16 +4357,8 @@
         <w:rPr>
           <w:lang w:val="en-US"/>
         </w:rPr>
-        <w:t xml:space="preserve">|   `-- </w:t>
-      </w:r>
-      <w:proofErr w:type="spellStart"/>
-      <w:r>
-        <w:rPr>
-          <w:lang w:val="en-US"/>
-        </w:rPr>
-        <w:t>Entrenamiento-CNN.ipynb</w:t>
-      </w:r>
-      <w:proofErr w:type="spellEnd"/>
+        <w:t>|   `-- Entrenamiento-CNN.ipynb</w:t>
+      </w:r>
     </w:p>
     <w:p>
       <w:pPr>
@@ -4771,26 +4383,13 @@
         <w:rPr>
           <w:lang w:val="en-US"/>
         </w:rPr>
-        <w:t>|-- docker-</w:t>
-      </w:r>
-      <w:proofErr w:type="spellStart"/>
-      <w:r>
-        <w:rPr>
-          <w:lang w:val="en-US"/>
-        </w:rPr>
-        <w:t>compose.yml</w:t>
-      </w:r>
-      <w:proofErr w:type="spellEnd"/>
-    </w:p>
-    <w:p>
-      <w:r>
-        <w:t xml:space="preserve">|-- </w:t>
-      </w:r>
-      <w:proofErr w:type="spellStart"/>
-      <w:r>
-        <w:t>Justfile</w:t>
-      </w:r>
-      <w:proofErr w:type="spellEnd"/>
+        <w:t>|-- docker-compose.yml</w:t>
+      </w:r>
+    </w:p>
+    <w:p>
+      <w:r>
+        <w:t>|-- Justfile</w:t>
+      </w:r>
     </w:p>
     <w:p>
       <w:r>
@@ -4814,7 +4413,7 @@
       <w:pPr>
         <w:pStyle w:val="Ttulo1"/>
       </w:pPr>
-      <w:bookmarkStart w:id="3" w:name="_Toc234401832"/>
+      <w:bookmarkStart w:id="3" w:name="_Toc234422199"/>
       <w:r>
         <w:lastRenderedPageBreak/>
         <w:t>Componentes</w:t>
@@ -4825,13 +4424,11 @@
       <w:pPr>
         <w:pStyle w:val="Ttulo2"/>
       </w:pPr>
-      <w:bookmarkStart w:id="4" w:name="_Toc234401833"/>
-      <w:proofErr w:type="spellStart"/>
+      <w:bookmarkStart w:id="4" w:name="_Toc234422200"/>
       <w:r>
         <w:t>Frontend</w:t>
       </w:r>
       <w:bookmarkEnd w:id="4"/>
-      <w:proofErr w:type="spellEnd"/>
     </w:p>
     <w:p>
       <w:r>
@@ -4842,13 +4439,8 @@
       <w:r>
         <w:t xml:space="preserve">- </w:t>
       </w:r>
-      <w:proofErr w:type="spellStart"/>
-      <w:r>
-        <w:t>frontend</w:t>
-      </w:r>
-      <w:proofErr w:type="spellEnd"/>
-      <w:r>
-        <w:t>/index.html</w:t>
+      <w:r>
+        <w:t>frontend/index.html</w:t>
       </w:r>
       <w:r>
         <w:t>: Contiene la estructura HTML de la SPA.</w:t>
@@ -4861,223 +4453,45 @@
     </w:p>
     <w:p>
       <w:r>
-        <w:t xml:space="preserve">- </w:t>
-      </w:r>
-      <w:proofErr w:type="spellStart"/>
-      <w:r>
-        <w:t>frontend</w:t>
-      </w:r>
-      <w:proofErr w:type="spellEnd"/>
-      <w:r>
-        <w:t>/styles.css: tema oscuro, animaciones, diseño responsive.</w:t>
-      </w:r>
-    </w:p>
-    <w:p>
-      <w:r>
-        <w:t xml:space="preserve">- </w:t>
-      </w:r>
-      <w:proofErr w:type="spellStart"/>
-      <w:r>
-        <w:t>frontend</w:t>
-      </w:r>
-      <w:proofErr w:type="spellEnd"/>
-      <w:r>
-        <w:t>/</w:t>
-      </w:r>
-      <w:proofErr w:type="spellStart"/>
-      <w:r>
-        <w:t>js</w:t>
-      </w:r>
-      <w:proofErr w:type="spellEnd"/>
-      <w:r>
-        <w:t>/consts.js: constantes centralizadas (</w:t>
-      </w:r>
-      <w:proofErr w:type="spellStart"/>
-      <w:r>
-        <w:t>endpoints</w:t>
-      </w:r>
-      <w:proofErr w:type="spellEnd"/>
-      <w:r>
-        <w:t>, clases CSS, mensajes).</w:t>
-      </w:r>
-    </w:p>
-    <w:p>
-      <w:r>
-        <w:t xml:space="preserve">- </w:t>
-      </w:r>
-      <w:proofErr w:type="spellStart"/>
-      <w:r>
-        <w:t>frontend</w:t>
-      </w:r>
-      <w:proofErr w:type="spellEnd"/>
-      <w:r>
-        <w:t>/</w:t>
-      </w:r>
-      <w:proofErr w:type="spellStart"/>
-      <w:r>
-        <w:t>js</w:t>
-      </w:r>
-      <w:proofErr w:type="spellEnd"/>
-      <w:r>
-        <w:t xml:space="preserve">/upload.js: drag &amp; </w:t>
-      </w:r>
-      <w:proofErr w:type="spellStart"/>
-      <w:r>
-        <w:t>drop</w:t>
-      </w:r>
-      <w:proofErr w:type="spellEnd"/>
-      <w:r>
-        <w:t>, selector de archivos y pegado desde portapapeles.</w:t>
-      </w:r>
-    </w:p>
-    <w:p>
-      <w:r>
-        <w:t xml:space="preserve">- </w:t>
-      </w:r>
-      <w:proofErr w:type="spellStart"/>
-      <w:r>
-        <w:t>frontend</w:t>
-      </w:r>
-      <w:proofErr w:type="spellEnd"/>
-      <w:r>
-        <w:t>/</w:t>
-      </w:r>
-      <w:proofErr w:type="spellStart"/>
-      <w:r>
-        <w:t>js</w:t>
-      </w:r>
-      <w:proofErr w:type="spellEnd"/>
-      <w:r>
-        <w:t xml:space="preserve">/analyze.js: máquina de estados (idle → </w:t>
-      </w:r>
-      <w:proofErr w:type="spellStart"/>
-      <w:r>
-        <w:t>loading</w:t>
-      </w:r>
-      <w:proofErr w:type="spellEnd"/>
-      <w:r>
-        <w:t xml:space="preserve"> → </w:t>
-      </w:r>
-      <w:proofErr w:type="spellStart"/>
-      <w:r>
-        <w:t>results</w:t>
-      </w:r>
-      <w:proofErr w:type="spellEnd"/>
-      <w:r>
-        <w:t xml:space="preserve"> / error) y envío al </w:t>
-      </w:r>
-      <w:proofErr w:type="spellStart"/>
-      <w:r>
-        <w:t>backend</w:t>
-      </w:r>
-      <w:proofErr w:type="spellEnd"/>
-      <w:r>
-        <w:t>.</w:t>
-      </w:r>
-    </w:p>
-    <w:p>
-      <w:r>
-        <w:t xml:space="preserve">- </w:t>
-      </w:r>
-      <w:proofErr w:type="spellStart"/>
-      <w:r>
-        <w:t>frontend</w:t>
-      </w:r>
-      <w:proofErr w:type="spellEnd"/>
-      <w:r>
-        <w:t>/</w:t>
-      </w:r>
-      <w:proofErr w:type="spellStart"/>
-      <w:r>
-        <w:t>js</w:t>
-      </w:r>
-      <w:proofErr w:type="spellEnd"/>
-      <w:r>
-        <w:t>/results.js: renderizado de barras de probabilidad horizontales con código de colores.</w:t>
-      </w:r>
-    </w:p>
-    <w:p>
-      <w:pPr>
-        <w:rPr>
-          <w:lang w:val="en-US"/>
-        </w:rPr>
-      </w:pPr>
-      <w:r>
-        <w:rPr>
-          <w:lang w:val="en-US"/>
-        </w:rPr>
-        <w:t>- frontend/</w:t>
-      </w:r>
-      <w:proofErr w:type="spellStart"/>
-      <w:r>
-        <w:rPr>
-          <w:lang w:val="en-US"/>
-        </w:rPr>
-        <w:t>js</w:t>
-      </w:r>
-      <w:proofErr w:type="spellEnd"/>
-      <w:r>
-        <w:rPr>
-          <w:lang w:val="en-US"/>
-        </w:rPr>
-        <w:t xml:space="preserve">/health.js: polling de GET /health </w:t>
-      </w:r>
-      <w:proofErr w:type="spellStart"/>
-      <w:r>
-        <w:rPr>
-          <w:lang w:val="en-US"/>
-        </w:rPr>
-        <w:t>cada</w:t>
-      </w:r>
-      <w:proofErr w:type="spellEnd"/>
-      <w:r>
-        <w:rPr>
-          <w:lang w:val="en-US"/>
-        </w:rPr>
-        <w:t xml:space="preserve"> 10 </w:t>
-      </w:r>
-      <w:proofErr w:type="spellStart"/>
-      <w:r>
-        <w:rPr>
-          <w:lang w:val="en-US"/>
-        </w:rPr>
-        <w:t>segundos</w:t>
-      </w:r>
-      <w:proofErr w:type="spellEnd"/>
-      <w:r>
-        <w:rPr>
-          <w:lang w:val="en-US"/>
-        </w:rPr>
-        <w:t xml:space="preserve"> con timeout de 4s.</w:t>
-      </w:r>
-    </w:p>
-    <w:p>
-      <w:r>
-        <w:t xml:space="preserve">- </w:t>
-      </w:r>
-      <w:proofErr w:type="spellStart"/>
-      <w:r>
-        <w:t>frontend</w:t>
-      </w:r>
-      <w:proofErr w:type="spellEnd"/>
-      <w:r>
-        <w:t>/</w:t>
-      </w:r>
-      <w:proofErr w:type="spellStart"/>
-      <w:r>
-        <w:t>js</w:t>
-      </w:r>
-      <w:proofErr w:type="spellEnd"/>
-      <w:r>
-        <w:t xml:space="preserve">/particles.js: animación de fondo con 3 modos (idle, </w:t>
-      </w:r>
-      <w:proofErr w:type="spellStart"/>
-      <w:r>
-        <w:t>loading</w:t>
-      </w:r>
-      <w:proofErr w:type="spellEnd"/>
-      <w:r>
-        <w:t>, done).</w:t>
+        <w:t>- frontend/styles.css: tema oscuro, animaciones, diseño responsive.</w:t>
+      </w:r>
+    </w:p>
+    <w:p>
+      <w:r>
+        <w:t>- frontend/js/consts.js: constantes centralizadas (endpoints, clases CSS, mensajes).</w:t>
+      </w:r>
+    </w:p>
+    <w:p>
+      <w:r>
+        <w:t>- frontend/js/upload.js: drag &amp; drop, selector de archivos y pegado desde portapapeles.</w:t>
+      </w:r>
+    </w:p>
+    <w:p>
+      <w:r>
+        <w:t>- frontend/js/analyze.js: máquina de estados (idle → loading → results / error) y envío al backend.</w:t>
+      </w:r>
+    </w:p>
+    <w:p>
+      <w:r>
+        <w:t>- frontend/js/results.js: renderizado de barras de probabilidad horizontales con código de colores.</w:t>
+      </w:r>
+    </w:p>
+    <w:p>
+      <w:pPr>
+        <w:rPr>
+          <w:lang w:val="en-US"/>
+        </w:rPr>
+      </w:pPr>
+      <w:r>
+        <w:rPr>
+          <w:lang w:val="en-US"/>
+        </w:rPr>
+        <w:t>- frontend/js/health.js: polling de GET /health cada 10 segundos con timeout de 4s.</w:t>
+      </w:r>
+    </w:p>
+    <w:p>
+      <w:r>
+        <w:t>- frontend/js/particles.js: animación de fondo con 3 modos (idle, loading, done).</w:t>
       </w:r>
     </w:p>
     <w:p>
@@ -5095,13 +4509,11 @@
       <w:pPr>
         <w:pStyle w:val="Ttulo2"/>
       </w:pPr>
-      <w:bookmarkStart w:id="5" w:name="_Toc234401834"/>
-      <w:proofErr w:type="spellStart"/>
+      <w:bookmarkStart w:id="5" w:name="_Toc234422201"/>
       <w:r>
         <w:t>Backend</w:t>
       </w:r>
       <w:bookmarkEnd w:id="5"/>
-      <w:proofErr w:type="spellEnd"/>
     </w:p>
     <w:p>
       <w:r>
@@ -5122,21 +4534,7 @@
         <w:rPr>
           <w:lang w:val="en-US"/>
         </w:rPr>
-        <w:t>backend/</w:t>
-      </w:r>
-      <w:proofErr w:type="spellStart"/>
-      <w:r>
-        <w:rPr>
-          <w:lang w:val="en-US"/>
-        </w:rPr>
-        <w:t>src</w:t>
-      </w:r>
-      <w:proofErr w:type="spellEnd"/>
-      <w:r>
-        <w:rPr>
-          <w:lang w:val="en-US"/>
-        </w:rPr>
-        <w:t>/main/java/com/m4/Main.java</w:t>
+        <w:t>backend/src/main/java/com/m4/Main.java</w:t>
       </w:r>
     </w:p>
     <w:p>
@@ -5153,21 +4551,7 @@
         <w:rPr>
           <w:lang w:val="en-US"/>
         </w:rPr>
-        <w:t>backend/</w:t>
-      </w:r>
-      <w:proofErr w:type="spellStart"/>
-      <w:r>
-        <w:rPr>
-          <w:lang w:val="en-US"/>
-        </w:rPr>
-        <w:t>src</w:t>
-      </w:r>
-      <w:proofErr w:type="spellEnd"/>
-      <w:r>
-        <w:rPr>
-          <w:lang w:val="en-US"/>
-        </w:rPr>
-        <w:t>/main/java/com/m4/AnalyzeHandler.java</w:t>
+        <w:t>backend/src/main/java/com/m4/AnalyzeHandler.java</w:t>
       </w:r>
     </w:p>
     <w:p>
@@ -5184,21 +4568,7 @@
         <w:rPr>
           <w:lang w:val="en-US"/>
         </w:rPr>
-        <w:t>backend/</w:t>
-      </w:r>
-      <w:proofErr w:type="spellStart"/>
-      <w:r>
-        <w:rPr>
-          <w:lang w:val="en-US"/>
-        </w:rPr>
-        <w:t>src</w:t>
-      </w:r>
-      <w:proofErr w:type="spellEnd"/>
-      <w:r>
-        <w:rPr>
-          <w:lang w:val="en-US"/>
-        </w:rPr>
-        <w:t>/main/java/com/m4/HealthHandler.java</w:t>
+        <w:t>backend/src/main/java/com/m4/HealthHandler.java</w:t>
       </w:r>
     </w:p>
     <w:p>
@@ -5215,21 +4585,7 @@
         <w:rPr>
           <w:lang w:val="en-US"/>
         </w:rPr>
-        <w:t>backend/</w:t>
-      </w:r>
-      <w:proofErr w:type="spellStart"/>
-      <w:r>
-        <w:rPr>
-          <w:lang w:val="en-US"/>
-        </w:rPr>
-        <w:t>src</w:t>
-      </w:r>
-      <w:proofErr w:type="spellEnd"/>
-      <w:r>
-        <w:rPr>
-          <w:lang w:val="en-US"/>
-        </w:rPr>
-        <w:t>/main/java/com/m4/BaseHandler.java</w:t>
+        <w:t>backend/src/main/java/com/m4/BaseHandler.java</w:t>
       </w:r>
     </w:p>
     <w:p>
@@ -5246,21 +4602,7 @@
         <w:rPr>
           <w:lang w:val="en-US"/>
         </w:rPr>
-        <w:t>backend/</w:t>
-      </w:r>
-      <w:proofErr w:type="spellStart"/>
-      <w:r>
-        <w:rPr>
-          <w:lang w:val="en-US"/>
-        </w:rPr>
-        <w:t>src</w:t>
-      </w:r>
-      <w:proofErr w:type="spellEnd"/>
-      <w:r>
-        <w:rPr>
-          <w:lang w:val="en-US"/>
-        </w:rPr>
-        <w:t>/main/java/com/m4/MultipartParser.java</w:t>
+        <w:t>backend/src/main/java/com/m4/MultipartParser.java</w:t>
       </w:r>
     </w:p>
     <w:p>
@@ -5277,126 +4619,16 @@
         <w:rPr>
           <w:lang w:val="en-US"/>
         </w:rPr>
-        <w:t>backend/</w:t>
-      </w:r>
-      <w:proofErr w:type="spellStart"/>
-      <w:r>
-        <w:rPr>
-          <w:lang w:val="en-US"/>
-        </w:rPr>
-        <w:t>src</w:t>
-      </w:r>
-      <w:proofErr w:type="spellEnd"/>
-      <w:r>
-        <w:rPr>
-          <w:lang w:val="en-US"/>
-        </w:rPr>
-        <w:t>/main/java/com/m4/RabbitPublisher.java</w:t>
-      </w:r>
-    </w:p>
-    <w:p>
-      <w:r>
-        <w:t xml:space="preserve">Los </w:t>
-      </w:r>
-      <w:proofErr w:type="spellStart"/>
-      <w:r>
-        <w:t>handlers</w:t>
-      </w:r>
-      <w:proofErr w:type="spellEnd"/>
-      <w:r>
-        <w:t xml:space="preserve"> </w:t>
-      </w:r>
-      <w:proofErr w:type="spellStart"/>
-      <w:r>
-        <w:t>HealthHandler</w:t>
-      </w:r>
-      <w:proofErr w:type="spellEnd"/>
-      <w:r>
-        <w:t xml:space="preserve"> y </w:t>
-      </w:r>
-      <w:proofErr w:type="spellStart"/>
-      <w:r>
-        <w:t>AnalyzeHandler</w:t>
-      </w:r>
-      <w:proofErr w:type="spellEnd"/>
-      <w:r>
-        <w:t xml:space="preserve"> heredan de </w:t>
-      </w:r>
-      <w:proofErr w:type="spellStart"/>
-      <w:r>
-        <w:t>BaseHandler</w:t>
-      </w:r>
-      <w:proofErr w:type="spellEnd"/>
-      <w:r>
-        <w:t xml:space="preserve">, una clase base abstracta que centraliza el manejo de CORS, la respuesta a las peticiones OPTIONS y el </w:t>
-      </w:r>
-      <w:proofErr w:type="spellStart"/>
-      <w:r>
-        <w:t>envio</w:t>
-      </w:r>
-      <w:proofErr w:type="spellEnd"/>
-      <w:r>
-        <w:t xml:space="preserve"> de respuestas JSON, de modo que cada </w:t>
-      </w:r>
-      <w:proofErr w:type="spellStart"/>
-      <w:r>
-        <w:t>handler</w:t>
-      </w:r>
-      <w:proofErr w:type="spellEnd"/>
-      <w:r>
-        <w:t xml:space="preserve"> solo </w:t>
+        <w:t>backend/src/main/java/com/m4/RabbitPublisher.java</w:t>
+      </w:r>
+    </w:p>
+    <w:p>
+      <w:r>
+        <w:t xml:space="preserve">Los handlers HealthHandler y AnalyzeHandler heredan de BaseHandler, una clase base abstracta que centraliza el manejo de CORS, la respuesta a las peticiones OPTIONS y el envio de respuestas JSON, de modo que cada handler solo </w:t>
       </w:r>
       <w:r>
         <w:lastRenderedPageBreak/>
-        <w:t xml:space="preserve">implementa su </w:t>
-      </w:r>
-      <w:proofErr w:type="spellStart"/>
-      <w:r>
-        <w:t>logica</w:t>
-      </w:r>
-      <w:proofErr w:type="spellEnd"/>
-      <w:r>
-        <w:t xml:space="preserve"> especifica. </w:t>
-      </w:r>
-      <w:proofErr w:type="spellStart"/>
-      <w:r>
-        <w:t>MultipartParser</w:t>
-      </w:r>
-      <w:proofErr w:type="spellEnd"/>
-      <w:r>
-        <w:t xml:space="preserve"> encapsula el </w:t>
-      </w:r>
-      <w:proofErr w:type="spellStart"/>
-      <w:r>
-        <w:t>parseo</w:t>
-      </w:r>
-      <w:proofErr w:type="spellEnd"/>
-      <w:r>
-        <w:t xml:space="preserve"> del cuerpo </w:t>
-      </w:r>
-      <w:proofErr w:type="spellStart"/>
-      <w:r>
-        <w:t>multipart</w:t>
-      </w:r>
-      <w:proofErr w:type="spellEnd"/>
-      <w:r>
-        <w:t>/</w:t>
-      </w:r>
-      <w:proofErr w:type="spellStart"/>
-      <w:r>
-        <w:t>form</w:t>
-      </w:r>
-      <w:proofErr w:type="spellEnd"/>
-      <w:r>
-        <w:t xml:space="preserve">-data y la </w:t>
-      </w:r>
-      <w:proofErr w:type="spellStart"/>
-      <w:r>
-        <w:t>extraccion</w:t>
-      </w:r>
-      <w:proofErr w:type="spellEnd"/>
-      <w:r>
-        <w:t xml:space="preserve"> de los bytes de una parte por su nombre</w:t>
+        <w:t>implementa su logica especifica. MultipartParser encapsula el parseo del cuerpo multipart/form-data y la extraccion de los bytes de una parte por su nombre</w:t>
       </w:r>
       <w:r>
         <w:t>.</w:t>
@@ -5426,15 +4658,7 @@
         </w:numPr>
       </w:pPr>
       <w:r>
-        <w:t xml:space="preserve">Atender CORS para el </w:t>
-      </w:r>
-      <w:proofErr w:type="spellStart"/>
-      <w:r>
-        <w:t>frontend</w:t>
-      </w:r>
-      <w:proofErr w:type="spellEnd"/>
-      <w:r>
-        <w:t>.</w:t>
+        <w:t>Atender CORS para el frontend.</w:t>
       </w:r>
     </w:p>
     <w:p>
@@ -5451,23 +4675,7 @@
         <w:t>imágenes</w:t>
       </w:r>
       <w:r>
-        <w:t xml:space="preserve"> por </w:t>
-      </w:r>
-      <w:proofErr w:type="spellStart"/>
-      <w:r>
-        <w:t>multipart</w:t>
-      </w:r>
-      <w:proofErr w:type="spellEnd"/>
-      <w:r>
-        <w:t>/</w:t>
-      </w:r>
-      <w:proofErr w:type="spellStart"/>
-      <w:r>
-        <w:t>form</w:t>
-      </w:r>
-      <w:proofErr w:type="spellEnd"/>
-      <w:r>
-        <w:t>-data.</w:t>
+        <w:t xml:space="preserve"> por multipart/form-data.</w:t>
       </w:r>
     </w:p>
     <w:p>
@@ -5489,15 +4697,7 @@
         </w:numPr>
       </w:pPr>
       <w:r>
-        <w:t xml:space="preserve">Publicar la imagen en </w:t>
-      </w:r>
-      <w:proofErr w:type="spellStart"/>
-      <w:r>
-        <w:t>RabbitMQ</w:t>
-      </w:r>
-      <w:proofErr w:type="spellEnd"/>
-      <w:r>
-        <w:t>.</w:t>
+        <w:t>Publicar la imagen en RabbitMQ.</w:t>
       </w:r>
     </w:p>
     <w:p>
@@ -5508,15 +4708,7 @@
         </w:numPr>
       </w:pPr>
       <w:r>
-        <w:t xml:space="preserve">Esperar la respuesta del </w:t>
-      </w:r>
-      <w:proofErr w:type="spellStart"/>
-      <w:r>
-        <w:t>worker</w:t>
-      </w:r>
-      <w:proofErr w:type="spellEnd"/>
-      <w:r>
-        <w:t>.</w:t>
+        <w:t>Esperar la respuesta del worker.</w:t>
       </w:r>
     </w:p>
     <w:p>
@@ -5545,31 +4737,16 @@
       <w:pPr>
         <w:pStyle w:val="Ttulo2"/>
       </w:pPr>
-      <w:bookmarkStart w:id="6" w:name="_Toc234401835"/>
-      <w:proofErr w:type="spellStart"/>
+      <w:bookmarkStart w:id="6" w:name="_Toc234422202"/>
       <w:r>
         <w:t>RabbitMQ</w:t>
       </w:r>
       <w:bookmarkEnd w:id="6"/>
-      <w:proofErr w:type="spellEnd"/>
-    </w:p>
-    <w:p>
-      <w:r>
-        <w:t xml:space="preserve">Archivo principal: </w:t>
-      </w:r>
-      <w:proofErr w:type="spellStart"/>
-      <w:r>
-        <w:t>rabbitmq</w:t>
-      </w:r>
-      <w:proofErr w:type="spellEnd"/>
-      <w:r>
-        <w:t>/</w:t>
-      </w:r>
-      <w:proofErr w:type="spellStart"/>
-      <w:r>
-        <w:t>definitions.json</w:t>
-      </w:r>
-      <w:proofErr w:type="spellEnd"/>
+    </w:p>
+    <w:p>
+      <w:r>
+        <w:t>Archivo principal: rabbitmq/definitions.json</w:t>
+      </w:r>
     </w:p>
     <w:p>
       <w:r>
@@ -5584,15 +4761,7 @@
         </w:numPr>
       </w:pPr>
       <w:r>
-        <w:t xml:space="preserve">Declarar usuario </w:t>
-      </w:r>
-      <w:proofErr w:type="spellStart"/>
-      <w:r>
-        <w:t>admin</w:t>
-      </w:r>
-      <w:proofErr w:type="spellEnd"/>
-      <w:r>
-        <w:t>.</w:t>
+        <w:t>Declarar usuario admin.</w:t>
       </w:r>
     </w:p>
     <w:p>
@@ -5603,15 +4772,7 @@
         </w:numPr>
       </w:pPr>
       <w:r>
-        <w:t xml:space="preserve">Declarar cola durable </w:t>
-      </w:r>
-      <w:proofErr w:type="spellStart"/>
-      <w:r>
-        <w:t>image_queue</w:t>
-      </w:r>
-      <w:proofErr w:type="spellEnd"/>
-      <w:r>
-        <w:t>.</w:t>
+        <w:t>Declarar cola durable image_queue.</w:t>
       </w:r>
     </w:p>
     <w:p>
@@ -5624,43 +4785,16 @@
           <w:lang w:val="en-US"/>
         </w:rPr>
       </w:pPr>
-      <w:proofErr w:type="spellStart"/>
-      <w:r>
-        <w:rPr>
-          <w:lang w:val="en-US"/>
-        </w:rPr>
-        <w:t>Actuar</w:t>
-      </w:r>
-      <w:proofErr w:type="spellEnd"/>
-      <w:r>
-        <w:rPr>
-          <w:lang w:val="en-US"/>
-        </w:rPr>
-        <w:t xml:space="preserve"> </w:t>
-      </w:r>
-      <w:proofErr w:type="spellStart"/>
-      <w:r>
-        <w:rPr>
-          <w:lang w:val="en-US"/>
-        </w:rPr>
-        <w:t>como</w:t>
-      </w:r>
-      <w:proofErr w:type="spellEnd"/>
-      <w:r>
-        <w:rPr>
-          <w:lang w:val="en-US"/>
-        </w:rPr>
-        <w:t xml:space="preserve"> broker entre backend y workers.</w:t>
-      </w:r>
-    </w:p>
-    <w:p>
-      <w:proofErr w:type="spellStart"/>
-      <w:r>
-        <w:t>URLs</w:t>
-      </w:r>
-      <w:proofErr w:type="spellEnd"/>
-      <w:r>
-        <w:t>:</w:t>
+      <w:r>
+        <w:rPr>
+          <w:lang w:val="en-US"/>
+        </w:rPr>
+        <w:t>Actuar como broker entre backend y workers.</w:t>
+      </w:r>
+    </w:p>
+    <w:p>
+      <w:r>
+        <w:t>URLs:</w:t>
       </w:r>
     </w:p>
     <w:p>
@@ -5708,13 +4842,8 @@
         </w:numPr>
       </w:pPr>
       <w:r>
-        <w:t xml:space="preserve">Usuario:    </w:t>
-      </w:r>
-      <w:proofErr w:type="spellStart"/>
-      <w:r>
-        <w:t>admin</w:t>
-      </w:r>
-      <w:proofErr w:type="spellEnd"/>
+        <w:t>Usuario:    admin</w:t>
+      </w:r>
     </w:p>
     <w:p>
       <w:pPr>
@@ -5724,19 +4853,9 @@
           <w:numId w:val="29"/>
         </w:numPr>
       </w:pPr>
-      <w:proofErr w:type="spellStart"/>
-      <w:r>
-        <w:t>Password</w:t>
-      </w:r>
-      <w:proofErr w:type="spellEnd"/>
-      <w:r>
-        <w:t xml:space="preserve">:   </w:t>
-      </w:r>
-      <w:proofErr w:type="spellStart"/>
-      <w:r>
-        <w:t>admin</w:t>
-      </w:r>
-      <w:proofErr w:type="spellEnd"/>
+      <w:r>
+        <w:t>Password:   admin</w:t>
+      </w:r>
     </w:p>
     <w:p>
       <w:pPr>
@@ -5745,14 +4864,9 @@
       <w:r>
         <w:tab/>
       </w:r>
-      <w:bookmarkStart w:id="7" w:name="_Toc234401836"/>
-      <w:proofErr w:type="spellStart"/>
-      <w:r>
-        <w:t>Kubernetes</w:t>
-      </w:r>
-      <w:proofErr w:type="spellEnd"/>
-      <w:r>
-        <w:t xml:space="preserve"> </w:t>
+      <w:bookmarkStart w:id="7" w:name="_Toc234422203"/>
+      <w:r>
+        <w:t xml:space="preserve">Kubernetes </w:t>
       </w:r>
       <w:r>
         <w:t>y</w:t>
@@ -5769,31 +4883,13 @@
           <w:lang w:val="en-US"/>
         </w:rPr>
       </w:pPr>
-      <w:proofErr w:type="spellStart"/>
       <w:r>
         <w:rPr>
           <w:rFonts w:eastAsiaTheme="minorEastAsia"/>
           <w:lang w:val="en-US"/>
         </w:rPr>
-        <w:t>Archivo</w:t>
-      </w:r>
-      <w:proofErr w:type="spellEnd"/>
-      <w:r>
-        <w:rPr>
-          <w:rFonts w:eastAsiaTheme="minorEastAsia"/>
-          <w:lang w:val="en-US"/>
-        </w:rPr>
-        <w:t xml:space="preserve"> principal:  k8s/worker-</w:t>
-      </w:r>
-      <w:proofErr w:type="spellStart"/>
-      <w:r>
-        <w:rPr>
-          <w:rFonts w:eastAsiaTheme="minorEastAsia"/>
-          <w:lang w:val="en-US"/>
-        </w:rPr>
-        <w:t>scaledjob.yaml</w:t>
-      </w:r>
-      <w:proofErr w:type="spellEnd"/>
+        <w:t>Archivo principal:  k8s/worker-scaledjob.yaml</w:t>
+      </w:r>
     </w:p>
     <w:p>
       <w:pPr>
@@ -5819,35 +4915,7 @@
         <w:rPr>
           <w:rFonts w:eastAsiaTheme="minorEastAsia"/>
         </w:rPr>
-        <w:t xml:space="preserve">Monitorear la cola </w:t>
-      </w:r>
-      <w:proofErr w:type="spellStart"/>
-      <w:r>
-        <w:rPr>
-          <w:rFonts w:eastAsiaTheme="minorEastAsia"/>
-        </w:rPr>
-        <w:t>image_queue</w:t>
-      </w:r>
-      <w:proofErr w:type="spellEnd"/>
-      <w:r>
-        <w:rPr>
-          <w:rFonts w:eastAsiaTheme="minorEastAsia"/>
-        </w:rPr>
-        <w:t xml:space="preserve"> de </w:t>
-      </w:r>
-      <w:proofErr w:type="spellStart"/>
-      <w:r>
-        <w:rPr>
-          <w:rFonts w:eastAsiaTheme="minorEastAsia"/>
-        </w:rPr>
-        <w:t>RabbitMQ</w:t>
-      </w:r>
-      <w:proofErr w:type="spellEnd"/>
-      <w:r>
-        <w:rPr>
-          <w:rFonts w:eastAsiaTheme="minorEastAsia"/>
-        </w:rPr>
-        <w:t>.</w:t>
+        <w:t>Monitorear la cola image_queue de RabbitMQ.</w:t>
       </w:r>
     </w:p>
     <w:p>
@@ -5888,46 +4956,36 @@
         </w:rPr>
         <w:t xml:space="preserve"> </w:t>
       </w:r>
-      <w:proofErr w:type="spellStart"/>
       <w:r>
         <w:rPr>
           <w:rFonts w:eastAsiaTheme="minorEastAsia"/>
         </w:rPr>
-        <w:t>jobs</w:t>
-      </w:r>
-      <w:proofErr w:type="spellEnd"/>
+        <w:t xml:space="preserve">jobs </w:t>
+      </w:r>
       <w:r>
         <w:rPr>
           <w:rFonts w:eastAsiaTheme="minorEastAsia"/>
         </w:rPr>
+        <w:t>de</w:t>
+      </w:r>
+      <w:r>
+        <w:rPr>
+          <w:rFonts w:eastAsiaTheme="minorEastAsia"/>
+        </w:rPr>
+        <w:t xml:space="preserve"> un</w:t>
+      </w:r>
+      <w:r>
+        <w:rPr>
+          <w:rFonts w:eastAsiaTheme="minorEastAsia"/>
+        </w:rPr>
         <w:t xml:space="preserve"> </w:t>
       </w:r>
       <w:r>
         <w:rPr>
           <w:rFonts w:eastAsiaTheme="minorEastAsia"/>
         </w:rPr>
-        <w:t>de</w:t>
-      </w:r>
-      <w:r>
-        <w:rPr>
-          <w:rFonts w:eastAsiaTheme="minorEastAsia"/>
-        </w:rPr>
-        <w:t xml:space="preserve"> un</w:t>
-      </w:r>
-      <w:r>
-        <w:rPr>
-          <w:rFonts w:eastAsiaTheme="minorEastAsia"/>
-        </w:rPr>
-        <w:t xml:space="preserve"> </w:t>
-      </w:r>
-      <w:proofErr w:type="spellStart"/>
-      <w:r>
-        <w:rPr>
-          <w:rFonts w:eastAsiaTheme="minorEastAsia"/>
-        </w:rPr>
         <w:t>worker</w:t>
       </w:r>
-      <w:proofErr w:type="spellEnd"/>
       <w:r>
         <w:rPr>
           <w:rFonts w:eastAsiaTheme="minorEastAsia"/>
@@ -5956,39 +5014,23 @@
         </w:rPr>
         <w:t xml:space="preserve">Escalar la cantidad de </w:t>
       </w:r>
-      <w:proofErr w:type="spellStart"/>
       <w:r>
         <w:rPr>
           <w:rFonts w:eastAsiaTheme="minorEastAsia"/>
         </w:rPr>
-        <w:t>jobs</w:t>
-      </w:r>
-      <w:proofErr w:type="spellEnd"/>
+        <w:t xml:space="preserve">jobs </w:t>
+      </w:r>
       <w:r>
         <w:rPr>
           <w:rFonts w:eastAsiaTheme="minorEastAsia"/>
         </w:rPr>
-        <w:t xml:space="preserve"> </w:t>
+        <w:t xml:space="preserve">de </w:t>
       </w:r>
       <w:r>
         <w:rPr>
           <w:rFonts w:eastAsiaTheme="minorEastAsia"/>
         </w:rPr>
-        <w:t xml:space="preserve">de </w:t>
-      </w:r>
-      <w:proofErr w:type="spellStart"/>
-      <w:r>
-        <w:rPr>
-          <w:rFonts w:eastAsiaTheme="minorEastAsia"/>
-        </w:rPr>
-        <w:t>workers</w:t>
-      </w:r>
-      <w:proofErr w:type="spellEnd"/>
-      <w:r>
-        <w:rPr>
-          <w:rFonts w:eastAsiaTheme="minorEastAsia"/>
-        </w:rPr>
-        <w:t xml:space="preserve"> en función de la carga de la cola.</w:t>
+        <w:t>workers en función de la carga de la cola.</w:t>
       </w:r>
     </w:p>
     <w:p>
@@ -6004,21 +5046,7 @@
         <w:rPr>
           <w:rFonts w:eastAsiaTheme="minorEastAsia"/>
         </w:rPr>
-        <w:t xml:space="preserve">Evitar que el </w:t>
-      </w:r>
-      <w:proofErr w:type="spellStart"/>
-      <w:r>
-        <w:rPr>
-          <w:rFonts w:eastAsiaTheme="minorEastAsia"/>
-        </w:rPr>
-        <w:t>worker</w:t>
-      </w:r>
-      <w:proofErr w:type="spellEnd"/>
-      <w:r>
-        <w:rPr>
-          <w:rFonts w:eastAsiaTheme="minorEastAsia"/>
-        </w:rPr>
-        <w:t xml:space="preserve"> esté ejecutándose permanentemente cuando no hay mensajes.</w:t>
+        <w:t>Evitar que el worker esté ejecutándose permanentemente cuando no hay mensajes.</w:t>
       </w:r>
     </w:p>
     <w:p>
@@ -6034,35 +5062,7 @@
         <w:rPr>
           <w:rFonts w:eastAsiaTheme="minorEastAsia"/>
         </w:rPr>
-        <w:t xml:space="preserve">Delegar en </w:t>
-      </w:r>
-      <w:proofErr w:type="spellStart"/>
-      <w:r>
-        <w:rPr>
-          <w:rFonts w:eastAsiaTheme="minorEastAsia"/>
-        </w:rPr>
-        <w:t>Kubernetes</w:t>
-      </w:r>
-      <w:proofErr w:type="spellEnd"/>
-      <w:r>
-        <w:rPr>
-          <w:rFonts w:eastAsiaTheme="minorEastAsia"/>
-        </w:rPr>
-        <w:t xml:space="preserve"> la creación, ejecución y finalización de los </w:t>
-      </w:r>
-      <w:proofErr w:type="spellStart"/>
-      <w:r>
-        <w:rPr>
-          <w:rFonts w:eastAsiaTheme="minorEastAsia"/>
-        </w:rPr>
-        <w:t>jobs</w:t>
-      </w:r>
-      <w:proofErr w:type="spellEnd"/>
-      <w:r>
-        <w:rPr>
-          <w:rFonts w:eastAsiaTheme="minorEastAsia"/>
-        </w:rPr>
-        <w:t xml:space="preserve"> de procesamiento.</w:t>
+        <w:t>Delegar en Kubernetes la creación, ejecución y finalización de los jobs de procesamiento.</w:t>
       </w:r>
     </w:p>
     <w:p>
@@ -6074,13 +5074,11 @@
       <w:pPr>
         <w:pStyle w:val="Ttulo2"/>
       </w:pPr>
-      <w:bookmarkStart w:id="8" w:name="_Toc234401837"/>
-      <w:proofErr w:type="spellStart"/>
+      <w:bookmarkStart w:id="8" w:name="_Toc234422204"/>
       <w:r>
         <w:t>Worker</w:t>
       </w:r>
       <w:bookmarkEnd w:id="8"/>
-      <w:proofErr w:type="spellEnd"/>
     </w:p>
     <w:p>
       <w:r>
@@ -6148,35 +5146,7 @@
         <w:rPr>
           <w:rFonts w:eastAsiaTheme="minorEastAsia"/>
         </w:rPr>
-        <w:t xml:space="preserve">Ejecutarse dentro del </w:t>
-      </w:r>
-      <w:proofErr w:type="spellStart"/>
-      <w:r>
-        <w:rPr>
-          <w:rFonts w:eastAsiaTheme="minorEastAsia"/>
-        </w:rPr>
-        <w:t>cluster</w:t>
-      </w:r>
-      <w:proofErr w:type="spellEnd"/>
-      <w:r>
-        <w:rPr>
-          <w:rFonts w:eastAsiaTheme="minorEastAsia"/>
-        </w:rPr>
-        <w:t xml:space="preserve"> cuando KEDA detecta mensajes pendientes en </w:t>
-      </w:r>
-      <w:proofErr w:type="spellStart"/>
-      <w:r>
-        <w:rPr>
-          <w:rFonts w:eastAsiaTheme="minorEastAsia"/>
-        </w:rPr>
-        <w:t>image_queue</w:t>
-      </w:r>
-      <w:proofErr w:type="spellEnd"/>
-      <w:r>
-        <w:rPr>
-          <w:rFonts w:eastAsiaTheme="minorEastAsia"/>
-        </w:rPr>
-        <w:t>.</w:t>
+        <w:t>Ejecutarse dentro del cluster cuando KEDA detecta mensajes pendientes en image_queue.</w:t>
       </w:r>
     </w:p>
     <w:p>
@@ -6187,15 +5157,7 @@
         </w:numPr>
       </w:pPr>
       <w:r>
-        <w:t xml:space="preserve">Conectarse a </w:t>
-      </w:r>
-      <w:proofErr w:type="spellStart"/>
-      <w:r>
-        <w:t>RabbitMQ</w:t>
-      </w:r>
-      <w:proofErr w:type="spellEnd"/>
-      <w:r>
-        <w:t>.</w:t>
+        <w:t>Conectarse a RabbitMQ.</w:t>
       </w:r>
     </w:p>
     <w:p>
@@ -6206,15 +5168,7 @@
         </w:numPr>
       </w:pPr>
       <w:r>
-        <w:t xml:space="preserve">Consumir mensajes desde </w:t>
-      </w:r>
-      <w:proofErr w:type="spellStart"/>
-      <w:r>
-        <w:t>image_queue</w:t>
-      </w:r>
-      <w:proofErr w:type="spellEnd"/>
-      <w:r>
-        <w:t>.</w:t>
+        <w:t>Consumir mensajes desde image_queue.</w:t>
       </w:r>
     </w:p>
     <w:p>
@@ -6264,15 +5218,7 @@
         </w:numPr>
       </w:pPr>
       <w:r>
-        <w:t xml:space="preserve">Publicar la respuesta en la cola indicada por </w:t>
-      </w:r>
-      <w:proofErr w:type="spellStart"/>
-      <w:r>
-        <w:t>reply_to</w:t>
-      </w:r>
-      <w:proofErr w:type="spellEnd"/>
-      <w:r>
-        <w:t>.</w:t>
+        <w:t>Publicar la respuesta en la cola indicada por reply_to.</w:t>
       </w:r>
     </w:p>
     <w:p>
@@ -6283,22 +5229,14 @@
         </w:numPr>
       </w:pPr>
       <w:r>
-        <w:t xml:space="preserve">Confirmar el mensaje con </w:t>
-      </w:r>
-      <w:proofErr w:type="spellStart"/>
-      <w:r>
-        <w:t>basic_ack</w:t>
-      </w:r>
-      <w:proofErr w:type="spellEnd"/>
-      <w:r>
-        <w:t>.</w:t>
+        <w:t>Confirmar el mensaje con basic_ack.</w:t>
       </w:r>
     </w:p>
     <w:p>
       <w:pPr>
         <w:pStyle w:val="Ttulo1"/>
       </w:pPr>
-      <w:bookmarkStart w:id="9" w:name="_Toc234401838"/>
+      <w:bookmarkStart w:id="9" w:name="_Toc234422205"/>
       <w:r>
         <w:t>Requisitos de ejecución</w:t>
       </w:r>
@@ -6308,16 +5246,11 @@
       <w:pPr>
         <w:pStyle w:val="Ttulo2"/>
       </w:pPr>
-      <w:bookmarkStart w:id="10" w:name="_Toc234401839"/>
-      <w:r>
-        <w:t xml:space="preserve">Requisitos recomendados para ejecutar con Docker </w:t>
-      </w:r>
-      <w:proofErr w:type="spellStart"/>
-      <w:r>
-        <w:t>Compose</w:t>
+      <w:bookmarkStart w:id="10" w:name="_Toc234422206"/>
+      <w:r>
+        <w:t>Requisitos recomendados para ejecutar con Docker Compose</w:t>
       </w:r>
       <w:bookmarkEnd w:id="10"/>
-      <w:proofErr w:type="spellEnd"/>
     </w:p>
     <w:p>
       <w:pPr>
@@ -6338,15 +5271,7 @@
         </w:numPr>
       </w:pPr>
       <w:r>
-        <w:t xml:space="preserve">Linux </w:t>
-      </w:r>
-      <w:proofErr w:type="spellStart"/>
-      <w:r>
-        <w:t>containers</w:t>
-      </w:r>
-      <w:proofErr w:type="spellEnd"/>
-      <w:r>
-        <w:t xml:space="preserve"> habilitado en Docker Desktop.</w:t>
+        <w:t>Linux containers habilitado en Docker Desktop.</w:t>
       </w:r>
     </w:p>
     <w:p>
@@ -6357,15 +5282,7 @@
         </w:numPr>
       </w:pPr>
       <w:r>
-        <w:t xml:space="preserve">Docker </w:t>
-      </w:r>
-      <w:proofErr w:type="spellStart"/>
-      <w:r>
-        <w:t>Compose</w:t>
-      </w:r>
-      <w:proofErr w:type="spellEnd"/>
-      <w:r>
-        <w:t>.</w:t>
+        <w:t>Docker Compose.</w:t>
       </w:r>
     </w:p>
     <w:p>
@@ -6409,28 +5326,15 @@
           <w:numId w:val="13"/>
         </w:numPr>
       </w:pPr>
-      <w:proofErr w:type="spellStart"/>
-      <w:r>
-        <w:t>Conexion</w:t>
-      </w:r>
-      <w:proofErr w:type="spellEnd"/>
-      <w:r>
-        <w:t xml:space="preserve"> a internet la primera vez, para descargar </w:t>
-      </w:r>
-      <w:proofErr w:type="spellStart"/>
-      <w:r>
-        <w:t>imagenes</w:t>
-      </w:r>
-      <w:proofErr w:type="spellEnd"/>
-      <w:r>
-        <w:t xml:space="preserve"> base.</w:t>
+      <w:r>
+        <w:t>Conexion a internet la primera vez, para descargar imagenes base.</w:t>
       </w:r>
     </w:p>
     <w:p>
       <w:pPr>
         <w:pStyle w:val="Ttulo2"/>
       </w:pPr>
-      <w:bookmarkStart w:id="11" w:name="_Toc234401840"/>
+      <w:bookmarkStart w:id="11" w:name="_Toc234422207"/>
       <w:r>
         <w:t>Requisitos opcionales</w:t>
       </w:r>
@@ -6443,21 +5347,8 @@
           <w:numId w:val="14"/>
         </w:numPr>
       </w:pPr>
-      <w:proofErr w:type="spellStart"/>
-      <w:r>
-        <w:t>just</w:t>
-      </w:r>
-      <w:proofErr w:type="spellEnd"/>
-      <w:r>
-        <w:t xml:space="preserve">, para usar los comandos del </w:t>
-      </w:r>
-      <w:proofErr w:type="spellStart"/>
-      <w:r>
-        <w:t>Justfile</w:t>
-      </w:r>
-      <w:proofErr w:type="spellEnd"/>
-      <w:r>
-        <w:t>.</w:t>
+      <w:r>
+        <w:t>just, para usar los comandos del Justfile.</w:t>
       </w:r>
     </w:p>
     <w:p>
@@ -6467,13 +5358,8 @@
           <w:numId w:val="14"/>
         </w:numPr>
       </w:pPr>
-      <w:proofErr w:type="spellStart"/>
-      <w:r>
-        <w:t>Kubernetes</w:t>
-      </w:r>
-      <w:proofErr w:type="spellEnd"/>
-      <w:r>
-        <w:t xml:space="preserve"> habilitado en Docker Desktop si se desea usar KEDA.</w:t>
+      <w:r>
+        <w:t>Kubernetes habilitado en Docker Desktop si se desea usar KEDA.</w:t>
       </w:r>
     </w:p>
     <w:p>
@@ -6483,13 +5369,8 @@
           <w:numId w:val="14"/>
         </w:numPr>
       </w:pPr>
-      <w:proofErr w:type="spellStart"/>
-      <w:r>
-        <w:t>kubectl</w:t>
-      </w:r>
-      <w:proofErr w:type="spellEnd"/>
-      <w:r>
-        <w:t>.</w:t>
+      <w:r>
+        <w:t>kubectl.</w:t>
       </w:r>
     </w:p>
     <w:p>
@@ -6500,15 +5381,7 @@
         </w:numPr>
       </w:pPr>
       <w:r>
-        <w:t xml:space="preserve">KEDA instalado en el </w:t>
-      </w:r>
-      <w:proofErr w:type="spellStart"/>
-      <w:r>
-        <w:t>cluster</w:t>
-      </w:r>
-      <w:proofErr w:type="spellEnd"/>
-      <w:r>
-        <w:t>.</w:t>
+        <w:t>KEDA instalado en el cluster.</w:t>
       </w:r>
     </w:p>
     <w:p/>
@@ -6516,7 +5389,7 @@
       <w:pPr>
         <w:pStyle w:val="Ttulo1"/>
       </w:pPr>
-      <w:bookmarkStart w:id="12" w:name="_Toc234401841"/>
+      <w:bookmarkStart w:id="12" w:name="_Toc234422208"/>
       <w:r>
         <w:t>Como ejecutar el proyecto</w:t>
       </w:r>
@@ -6526,7 +5399,7 @@
       <w:pPr>
         <w:pStyle w:val="Ttulo2"/>
       </w:pPr>
-      <w:bookmarkStart w:id="13" w:name="_Toc234401842"/>
+      <w:bookmarkStart w:id="13" w:name="_Toc234422209"/>
       <w:r>
         <w:t>Modo recomendado con Just</w:t>
       </w:r>
@@ -6538,304 +5411,152 @@
           <w:lang w:val="en-US"/>
         </w:rPr>
       </w:pPr>
-      <w:proofErr w:type="spellStart"/>
-      <w:r>
-        <w:rPr>
-          <w:lang w:val="en-US"/>
-        </w:rPr>
-        <w:t>Instalar</w:t>
-      </w:r>
-      <w:proofErr w:type="spellEnd"/>
-      <w:r>
-        <w:rPr>
-          <w:lang w:val="en-US"/>
-        </w:rPr>
-        <w:t xml:space="preserve"> just: </w:t>
-      </w:r>
-      <w:proofErr w:type="spellStart"/>
+      <w:r>
+        <w:rPr>
+          <w:lang w:val="en-US"/>
+        </w:rPr>
+        <w:t xml:space="preserve">Instalar just: </w:t>
+      </w:r>
       <w:r>
         <w:rPr>
           <w:b/>
           <w:bCs/>
           <w:lang w:val="en-US"/>
         </w:rPr>
-        <w:t>winget</w:t>
-      </w:r>
-      <w:proofErr w:type="spellEnd"/>
+        <w:t>winget install Casey.Just</w:t>
+      </w:r>
+    </w:p>
+    <w:p>
+      <w:r>
+        <w:t>Levantar stack completo en modo desarrollo:</w:t>
+      </w:r>
+      <w:r>
+        <w:t xml:space="preserve"> </w:t>
+      </w:r>
       <w:r>
         <w:rPr>
           <w:b/>
           <w:bCs/>
-          <w:lang w:val="en-US"/>
-        </w:rPr>
-        <w:t xml:space="preserve"> install </w:t>
-      </w:r>
-      <w:proofErr w:type="spellStart"/>
+        </w:rPr>
+        <w:t>just dev</w:t>
+      </w:r>
+    </w:p>
+    <w:p>
+      <w:pPr>
+        <w:rPr>
+          <w:lang w:val="en-US"/>
+        </w:rPr>
+      </w:pPr>
+      <w:r>
+        <w:rPr>
+          <w:lang w:val="en-US"/>
+        </w:rPr>
+        <w:t xml:space="preserve">Ver logs: </w:t>
+      </w:r>
       <w:r>
         <w:rPr>
           <w:b/>
           <w:bCs/>
           <w:lang w:val="en-US"/>
         </w:rPr>
-        <w:t>Casey.Just</w:t>
-      </w:r>
-      <w:proofErr w:type="spellEnd"/>
-    </w:p>
-    <w:p>
-      <w:r>
-        <w:t xml:space="preserve">Levantar </w:t>
-      </w:r>
-      <w:proofErr w:type="spellStart"/>
-      <w:r>
-        <w:t>stack</w:t>
-      </w:r>
-      <w:proofErr w:type="spellEnd"/>
-      <w:r>
-        <w:t xml:space="preserve"> completo en modo desarrollo:</w:t>
+        <w:t>just logs</w:t>
+      </w:r>
+    </w:p>
+    <w:p>
+      <w:pPr>
+        <w:rPr>
+          <w:lang w:val="en-US"/>
+        </w:rPr>
+      </w:pPr>
+      <w:r>
+        <w:rPr>
+          <w:lang w:val="en-US"/>
+        </w:rPr>
+        <w:t>Bajar stack: just dev-down</w:t>
+      </w:r>
+    </w:p>
+    <w:p>
+      <w:pPr>
+        <w:pStyle w:val="Ttulo2"/>
+      </w:pPr>
+      <w:bookmarkStart w:id="14" w:name="_Toc234422210"/>
+      <w:r>
+        <w:t>Modo equivalente sin Just</w:t>
+      </w:r>
+      <w:bookmarkEnd w:id="14"/>
+    </w:p>
+    <w:p>
+      <w:r>
+        <w:t>Levantar todos los servicios:</w:t>
       </w:r>
       <w:r>
         <w:t xml:space="preserve"> </w:t>
       </w:r>
-      <w:proofErr w:type="spellStart"/>
-      <w:r>
-        <w:rPr>
-          <w:b/>
-          <w:bCs/>
-        </w:rPr>
-        <w:t>just</w:t>
-      </w:r>
-      <w:proofErr w:type="spellEnd"/>
-      <w:r>
-        <w:rPr>
-          <w:b/>
-          <w:bCs/>
-        </w:rPr>
+      <w:r>
+        <w:t>docker compose up --build -d</w:t>
+      </w:r>
+    </w:p>
+    <w:p>
+      <w:r>
+        <w:t>Ver estado:</w:t>
+      </w:r>
+      <w:r>
         <w:t xml:space="preserve"> </w:t>
       </w:r>
-      <w:proofErr w:type="spellStart"/>
-      <w:r>
-        <w:rPr>
-          <w:b/>
-          <w:bCs/>
-        </w:rPr>
-        <w:t>dev</w:t>
-      </w:r>
-      <w:proofErr w:type="spellEnd"/>
-    </w:p>
-    <w:p>
-      <w:pPr>
-        <w:rPr>
-          <w:lang w:val="en-US"/>
-        </w:rPr>
-      </w:pPr>
-      <w:r>
-        <w:rPr>
-          <w:lang w:val="en-US"/>
-        </w:rPr>
-        <w:t xml:space="preserve">Ver logs: </w:t>
-      </w:r>
-      <w:r>
-        <w:rPr>
-          <w:b/>
-          <w:bCs/>
-          <w:lang w:val="en-US"/>
-        </w:rPr>
-        <w:t>just logs</w:t>
-      </w:r>
-    </w:p>
-    <w:p>
-      <w:pPr>
-        <w:rPr>
-          <w:lang w:val="en-US"/>
-        </w:rPr>
-      </w:pPr>
-      <w:proofErr w:type="spellStart"/>
-      <w:r>
-        <w:rPr>
-          <w:lang w:val="en-US"/>
-        </w:rPr>
-        <w:t>Bajar</w:t>
-      </w:r>
-      <w:proofErr w:type="spellEnd"/>
-      <w:r>
-        <w:rPr>
-          <w:lang w:val="en-US"/>
-        </w:rPr>
-        <w:t xml:space="preserve"> stack: just dev-down</w:t>
+      <w:r>
+        <w:t>docker compose ps</w:t>
+      </w:r>
+    </w:p>
+    <w:p>
+      <w:r>
+        <w:t>Ver logs:</w:t>
+      </w:r>
+      <w:r>
+        <w:t xml:space="preserve"> </w:t>
+      </w:r>
+      <w:r>
+        <w:t>docker compose logs -f</w:t>
+      </w:r>
+    </w:p>
+    <w:p>
+      <w:r>
+        <w:t>Bajar servicios:</w:t>
+      </w:r>
+      <w:r>
+        <w:t xml:space="preserve"> </w:t>
+      </w:r>
+      <w:r>
+        <w:t>docker compose down</w:t>
       </w:r>
     </w:p>
     <w:p>
       <w:pPr>
         <w:pStyle w:val="Ttulo2"/>
       </w:pPr>
-      <w:bookmarkStart w:id="14" w:name="_Toc234401843"/>
-      <w:r>
-        <w:t>Modo equivalente sin Just</w:t>
-      </w:r>
-      <w:bookmarkEnd w:id="14"/>
-    </w:p>
-    <w:p>
-      <w:r>
-        <w:t>Levantar todos los servicios:</w:t>
-      </w:r>
-      <w:r>
-        <w:t xml:space="preserve"> </w:t>
-      </w:r>
-      <w:proofErr w:type="spellStart"/>
-      <w:r>
-        <w:t>docker</w:t>
-      </w:r>
-      <w:proofErr w:type="spellEnd"/>
-      <w:r>
-        <w:t xml:space="preserve"> </w:t>
-      </w:r>
-      <w:proofErr w:type="spellStart"/>
-      <w:r>
-        <w:t>compose</w:t>
-      </w:r>
-      <w:proofErr w:type="spellEnd"/>
-      <w:r>
-        <w:t xml:space="preserve"> up --</w:t>
-      </w:r>
-      <w:proofErr w:type="spellStart"/>
-      <w:r>
-        <w:t>build</w:t>
-      </w:r>
-      <w:proofErr w:type="spellEnd"/>
-      <w:r>
-        <w:t xml:space="preserve"> -d</w:t>
-      </w:r>
-    </w:p>
-    <w:p>
-      <w:r>
-        <w:t>Ver estado:</w:t>
-      </w:r>
-      <w:r>
-        <w:t xml:space="preserve"> </w:t>
-      </w:r>
-      <w:proofErr w:type="spellStart"/>
-      <w:r>
-        <w:t>docker</w:t>
-      </w:r>
-      <w:proofErr w:type="spellEnd"/>
-      <w:r>
-        <w:t xml:space="preserve"> </w:t>
-      </w:r>
-      <w:proofErr w:type="spellStart"/>
-      <w:r>
-        <w:t>compose</w:t>
-      </w:r>
-      <w:proofErr w:type="spellEnd"/>
-      <w:r>
-        <w:t xml:space="preserve"> </w:t>
-      </w:r>
-      <w:proofErr w:type="spellStart"/>
-      <w:r>
-        <w:t>ps</w:t>
-      </w:r>
-      <w:proofErr w:type="spellEnd"/>
-    </w:p>
-    <w:p>
-      <w:r>
-        <w:t>Ver logs:</w:t>
-      </w:r>
-      <w:r>
-        <w:t xml:space="preserve"> </w:t>
-      </w:r>
-      <w:proofErr w:type="spellStart"/>
-      <w:r>
-        <w:t>docker</w:t>
-      </w:r>
-      <w:proofErr w:type="spellEnd"/>
-      <w:r>
-        <w:t xml:space="preserve"> </w:t>
-      </w:r>
-      <w:proofErr w:type="spellStart"/>
-      <w:r>
-        <w:t>compose</w:t>
-      </w:r>
-      <w:proofErr w:type="spellEnd"/>
-      <w:r>
-        <w:t xml:space="preserve"> logs -f</w:t>
-      </w:r>
-    </w:p>
-    <w:p>
-      <w:r>
-        <w:t>Bajar servicios:</w:t>
-      </w:r>
-      <w:r>
-        <w:t xml:space="preserve"> </w:t>
-      </w:r>
-      <w:proofErr w:type="spellStart"/>
-      <w:r>
-        <w:t>docker</w:t>
-      </w:r>
-      <w:proofErr w:type="spellEnd"/>
-      <w:r>
-        <w:t xml:space="preserve"> </w:t>
-      </w:r>
-      <w:proofErr w:type="spellStart"/>
-      <w:r>
-        <w:t>compose</w:t>
-      </w:r>
-      <w:proofErr w:type="spellEnd"/>
-      <w:r>
-        <w:t xml:space="preserve"> </w:t>
-      </w:r>
-      <w:proofErr w:type="spellStart"/>
-      <w:r>
-        <w:t>down</w:t>
-      </w:r>
-      <w:proofErr w:type="spellEnd"/>
-    </w:p>
-    <w:p>
-      <w:pPr>
-        <w:pStyle w:val="Ttulo2"/>
-      </w:pPr>
-      <w:bookmarkStart w:id="15" w:name="_Toc234401844"/>
+      <w:bookmarkStart w:id="15" w:name="_Toc234422211"/>
       <w:r>
         <w:t>Accesos principales</w:t>
       </w:r>
       <w:bookmarkEnd w:id="15"/>
     </w:p>
     <w:p>
-      <w:proofErr w:type="spellStart"/>
-      <w:r>
-        <w:t>Frontend</w:t>
-      </w:r>
-      <w:proofErr w:type="spellEnd"/>
-      <w:r>
-        <w:t>:  http://localhost:8080</w:t>
-      </w:r>
-    </w:p>
-    <w:p>
-      <w:proofErr w:type="spellStart"/>
-      <w:r>
-        <w:t>Backend</w:t>
-      </w:r>
-      <w:proofErr w:type="spellEnd"/>
-      <w:r>
-        <w:t>:   http://localhost:3001</w:t>
-      </w:r>
-    </w:p>
-    <w:p>
-      <w:proofErr w:type="spellStart"/>
-      <w:r>
-        <w:t>Health</w:t>
-      </w:r>
-      <w:proofErr w:type="spellEnd"/>
-      <w:r>
-        <w:t>:    http://localhost:3001/health</w:t>
-      </w:r>
-    </w:p>
-    <w:p>
-      <w:proofErr w:type="spellStart"/>
-      <w:r>
-        <w:t>RabbitMQ</w:t>
-      </w:r>
-      <w:proofErr w:type="spellEnd"/>
-      <w:r>
-        <w:t xml:space="preserve">:  </w:t>
+      <w:r>
+        <w:t>Frontend:  http://localhost:8080</w:t>
+      </w:r>
+    </w:p>
+    <w:p>
+      <w:r>
+        <w:t>Backend:   http://localhost:3001</w:t>
+      </w:r>
+    </w:p>
+    <w:p>
+      <w:r>
+        <w:t>Health:    http://localhost:3001/health</w:t>
+      </w:r>
+    </w:p>
+    <w:p>
+      <w:r>
+        <w:t xml:space="preserve">RabbitMQ:  </w:t>
       </w:r>
       <w:r>
         <w:t>http://localhost:15672</w:t>
@@ -6845,7 +5566,7 @@
       <w:pPr>
         <w:pStyle w:val="Ttulo1"/>
       </w:pPr>
-      <w:bookmarkStart w:id="16" w:name="_Toc234401845"/>
+      <w:bookmarkStart w:id="16" w:name="_Toc234422212"/>
       <w:r>
         <w:lastRenderedPageBreak/>
         <w:t>Flujo de funcionamiento</w:t>
@@ -6884,15 +5605,7 @@
         </w:numPr>
       </w:pPr>
       <w:r>
-        <w:t xml:space="preserve">El </w:t>
-      </w:r>
-      <w:proofErr w:type="spellStart"/>
-      <w:r>
-        <w:t>frontend</w:t>
-      </w:r>
-      <w:proofErr w:type="spellEnd"/>
-      <w:r>
-        <w:t xml:space="preserve"> consulta GET http://localhost:3001/health.</w:t>
+        <w:t>El frontend consulta GET http://localhost:3001/health.</w:t>
       </w:r>
     </w:p>
     <w:p>
@@ -6916,23 +5629,7 @@
         </w:numPr>
       </w:pPr>
       <w:r>
-        <w:t xml:space="preserve">El </w:t>
-      </w:r>
-      <w:proofErr w:type="spellStart"/>
-      <w:r>
-        <w:t>frontend</w:t>
-      </w:r>
-      <w:proofErr w:type="spellEnd"/>
-      <w:r>
-        <w:t xml:space="preserve"> crea un </w:t>
-      </w:r>
-      <w:proofErr w:type="spellStart"/>
-      <w:r>
-        <w:t>FormData</w:t>
-      </w:r>
-      <w:proofErr w:type="spellEnd"/>
-      <w:r>
-        <w:t>.</w:t>
+        <w:t>El frontend crea un FormData.</w:t>
       </w:r>
     </w:p>
     <w:p>
@@ -6944,23 +5641,7 @@
         </w:numPr>
       </w:pPr>
       <w:r>
-        <w:t xml:space="preserve">El </w:t>
-      </w:r>
-      <w:proofErr w:type="spellStart"/>
-      <w:r>
-        <w:t>frontend</w:t>
-      </w:r>
-      <w:proofErr w:type="spellEnd"/>
-      <w:r>
-        <w:t xml:space="preserve"> </w:t>
-      </w:r>
-      <w:proofErr w:type="spellStart"/>
-      <w:r>
-        <w:t>envia</w:t>
-      </w:r>
-      <w:proofErr w:type="spellEnd"/>
-      <w:r>
-        <w:t xml:space="preserve"> la imagen por POST http://localhost:3001/analyze.</w:t>
+        <w:t>El frontend envia la imagen por POST http://localhost:3001/analyze.</w:t>
       </w:r>
     </w:p>
     <w:p>
@@ -6972,23 +5653,7 @@
         </w:numPr>
       </w:pPr>
       <w:r>
-        <w:t xml:space="preserve">El </w:t>
-      </w:r>
-      <w:proofErr w:type="spellStart"/>
-      <w:r>
-        <w:t>backend</w:t>
-      </w:r>
-      <w:proofErr w:type="spellEnd"/>
-      <w:r>
-        <w:t xml:space="preserve"> recibe el </w:t>
-      </w:r>
-      <w:proofErr w:type="spellStart"/>
-      <w:r>
-        <w:t>request</w:t>
-      </w:r>
-      <w:proofErr w:type="spellEnd"/>
-      <w:r>
-        <w:t xml:space="preserve"> HTTP.</w:t>
+        <w:t>El backend recibe el request HTTP.</w:t>
       </w:r>
     </w:p>
     <w:p>
@@ -6999,21 +5664,8 @@
           <w:numId w:val="41"/>
         </w:numPr>
       </w:pPr>
-      <w:proofErr w:type="spellStart"/>
-      <w:r>
-        <w:t>AnalyzeHandler</w:t>
-      </w:r>
-      <w:proofErr w:type="spellEnd"/>
-      <w:r>
-        <w:t xml:space="preserve"> valida el </w:t>
-      </w:r>
-      <w:proofErr w:type="spellStart"/>
-      <w:r>
-        <w:t>metodo</w:t>
-      </w:r>
-      <w:proofErr w:type="spellEnd"/>
-      <w:r>
-        <w:t xml:space="preserve"> POST.</w:t>
+      <w:r>
+        <w:t>AnalyzeHandler valida el metodo POST.</w:t>
       </w:r>
     </w:p>
     <w:p>
@@ -7025,31 +5677,7 @@
         </w:numPr>
       </w:pPr>
       <w:r>
-        <w:t xml:space="preserve">El </w:t>
-      </w:r>
-      <w:proofErr w:type="spellStart"/>
-      <w:r>
-        <w:t>backend</w:t>
-      </w:r>
-      <w:proofErr w:type="spellEnd"/>
-      <w:r>
-        <w:t xml:space="preserve"> lee el cuerpo </w:t>
-      </w:r>
-      <w:proofErr w:type="spellStart"/>
-      <w:r>
-        <w:t>multipart</w:t>
-      </w:r>
-      <w:proofErr w:type="spellEnd"/>
-      <w:r>
-        <w:t>/</w:t>
-      </w:r>
-      <w:proofErr w:type="spellStart"/>
-      <w:r>
-        <w:t>form</w:t>
-      </w:r>
-      <w:proofErr w:type="spellEnd"/>
-      <w:r>
-        <w:t>-data.</w:t>
+        <w:t>El backend lee el cuerpo multipart/form-data.</w:t>
       </w:r>
     </w:p>
     <w:p>
@@ -7061,15 +5689,7 @@
         </w:numPr>
       </w:pPr>
       <w:r>
-        <w:t xml:space="preserve">Extrae la parte llamada </w:t>
-      </w:r>
-      <w:proofErr w:type="spellStart"/>
-      <w:r>
-        <w:t>image</w:t>
-      </w:r>
-      <w:proofErr w:type="spellEnd"/>
-      <w:r>
-        <w:t>.</w:t>
+        <w:t>Extrae la parte llamada image.</w:t>
       </w:r>
     </w:p>
     <w:p>
@@ -7080,21 +5700,8 @@
           <w:numId w:val="41"/>
         </w:numPr>
       </w:pPr>
-      <w:proofErr w:type="spellStart"/>
-      <w:r>
-        <w:t>RabbitPublisher</w:t>
-      </w:r>
-      <w:proofErr w:type="spellEnd"/>
-      <w:r>
-        <w:t xml:space="preserve"> genera un </w:t>
-      </w:r>
-      <w:proofErr w:type="spellStart"/>
-      <w:r>
-        <w:t>correlationId</w:t>
-      </w:r>
-      <w:proofErr w:type="spellEnd"/>
-      <w:r>
-        <w:t>.</w:t>
+      <w:r>
+        <w:t>RabbitPublisher genera un correlationId.</w:t>
       </w:r>
     </w:p>
     <w:p>
@@ -7106,33 +5713,7 @@
         </w:numPr>
       </w:pPr>
       <w:r>
-        <w:t xml:space="preserve">El </w:t>
-      </w:r>
-      <w:proofErr w:type="spellStart"/>
-      <w:r>
-        <w:t>backend</w:t>
-      </w:r>
-      <w:proofErr w:type="spellEnd"/>
-      <w:r>
-        <w:t xml:space="preserve"> declara una cola de respuesta </w:t>
-      </w:r>
-      <w:proofErr w:type="spellStart"/>
-      <w:proofErr w:type="gramStart"/>
-      <w:r>
-        <w:t>reply</w:t>
-      </w:r>
-      <w:proofErr w:type="spellEnd"/>
-      <w:r>
-        <w:t>.&lt;</w:t>
-      </w:r>
-      <w:proofErr w:type="spellStart"/>
-      <w:proofErr w:type="gramEnd"/>
-      <w:r>
-        <w:t>correlationId</w:t>
-      </w:r>
-      <w:proofErr w:type="spellEnd"/>
-      <w:r>
-        <w:t>&gt;.</w:t>
+        <w:t>El backend declara una cola de respuesta reply.&lt;correlationId&gt;.</w:t>
       </w:r>
     </w:p>
     <w:p>
@@ -7144,15 +5725,7 @@
         </w:numPr>
       </w:pPr>
       <w:r>
-        <w:t xml:space="preserve">El </w:t>
-      </w:r>
-      <w:proofErr w:type="spellStart"/>
-      <w:r>
-        <w:t>backend</w:t>
-      </w:r>
-      <w:proofErr w:type="spellEnd"/>
-      <w:r>
-        <w:t xml:space="preserve"> se suscribe a la cola de respuesta.</w:t>
+        <w:t>El backend se suscribe a la cola de respuesta.</w:t>
       </w:r>
     </w:p>
     <w:p>
@@ -7164,23 +5737,7 @@
         </w:numPr>
       </w:pPr>
       <w:r>
-        <w:t xml:space="preserve">El </w:t>
-      </w:r>
-      <w:proofErr w:type="spellStart"/>
-      <w:r>
-        <w:t>backend</w:t>
-      </w:r>
-      <w:proofErr w:type="spellEnd"/>
-      <w:r>
-        <w:t xml:space="preserve"> publica los bytes de la imagen en </w:t>
-      </w:r>
-      <w:proofErr w:type="spellStart"/>
-      <w:r>
-        <w:t>image_queue</w:t>
-      </w:r>
-      <w:proofErr w:type="spellEnd"/>
-      <w:r>
-        <w:t>.</w:t>
+        <w:t>El backend publica los bytes de la imagen en image_queue.</w:t>
       </w:r>
     </w:p>
     <w:p>
@@ -7193,15 +5750,7 @@
         <w:spacing w:after="0"/>
       </w:pPr>
       <w:r>
-        <w:t xml:space="preserve">El mensaje queda pendiente en </w:t>
-      </w:r>
-      <w:proofErr w:type="spellStart"/>
-      <w:r>
-        <w:t>RabbitMQ</w:t>
-      </w:r>
-      <w:proofErr w:type="spellEnd"/>
-      <w:r>
-        <w:t>.</w:t>
+        <w:t>El mensaje queda pendiente en RabbitMQ.</w:t>
       </w:r>
     </w:p>
     <w:p>
@@ -7214,15 +5763,7 @@
         <w:spacing w:after="0"/>
       </w:pPr>
       <w:r>
-        <w:t xml:space="preserve">KEDA monitorea la cola </w:t>
-      </w:r>
-      <w:proofErr w:type="spellStart"/>
-      <w:r>
-        <w:t>image_queue</w:t>
-      </w:r>
-      <w:proofErr w:type="spellEnd"/>
-      <w:r>
-        <w:t>.</w:t>
+        <w:t>KEDA monitorea la cola image_queue.</w:t>
       </w:r>
     </w:p>
     <w:p>
@@ -7235,23 +5776,7 @@
         <w:spacing w:after="0"/>
       </w:pPr>
       <w:r>
-        <w:t xml:space="preserve">Al detectar mensajes pendientes, KEDA solicita a </w:t>
-      </w:r>
-      <w:proofErr w:type="spellStart"/>
-      <w:r>
-        <w:t>Kubernetes</w:t>
-      </w:r>
-      <w:proofErr w:type="spellEnd"/>
-      <w:r>
-        <w:t xml:space="preserve"> la creación de un </w:t>
-      </w:r>
-      <w:proofErr w:type="spellStart"/>
-      <w:r>
-        <w:t>worker</w:t>
-      </w:r>
-      <w:proofErr w:type="spellEnd"/>
-      <w:r>
-        <w:t>.</w:t>
+        <w:t>Al detectar mensajes pendientes, KEDA solicita a Kubernetes la creación de un worker.</w:t>
       </w:r>
     </w:p>
     <w:p>
@@ -7263,32 +5788,14 @@
         </w:numPr>
         <w:spacing w:after="0"/>
       </w:pPr>
-      <w:proofErr w:type="spellStart"/>
-      <w:r>
-        <w:t>Kubernetes</w:t>
-      </w:r>
-      <w:proofErr w:type="spellEnd"/>
-      <w:r>
-        <w:t xml:space="preserve"> levanta un </w:t>
-      </w:r>
-      <w:proofErr w:type="spellStart"/>
-      <w:r>
-        <w:t>job</w:t>
-      </w:r>
-      <w:proofErr w:type="spellEnd"/>
-      <w:r>
-        <w:t xml:space="preserve"> </w:t>
-      </w:r>
-      <w:r>
-        <w:t xml:space="preserve">del </w:t>
-      </w:r>
-      <w:proofErr w:type="spellStart"/>
-      <w:r>
-        <w:t>worker</w:t>
-      </w:r>
-      <w:proofErr w:type="spellEnd"/>
-      <w:r>
-        <w:t xml:space="preserve"> Python.</w:t>
+      <w:r>
+        <w:t xml:space="preserve">Kubernetes levanta un </w:t>
+      </w:r>
+      <w:r>
+        <w:t xml:space="preserve">job </w:t>
+      </w:r>
+      <w:r>
+        <w:t>del worker Python.</w:t>
       </w:r>
     </w:p>
     <w:p>
@@ -7301,23 +5808,7 @@
         <w:spacing w:after="0"/>
       </w:pPr>
       <w:r>
-        <w:t xml:space="preserve">El </w:t>
-      </w:r>
-      <w:proofErr w:type="spellStart"/>
-      <w:r>
-        <w:t>worker</w:t>
-      </w:r>
-      <w:proofErr w:type="spellEnd"/>
-      <w:r>
-        <w:t xml:space="preserve"> se conecta a </w:t>
-      </w:r>
-      <w:proofErr w:type="spellStart"/>
-      <w:r>
-        <w:t>RabbitMQ</w:t>
-      </w:r>
-      <w:proofErr w:type="spellEnd"/>
-      <w:r>
-        <w:t>.</w:t>
+        <w:t>El worker se conecta a RabbitMQ.</w:t>
       </w:r>
     </w:p>
     <w:p>
@@ -7330,23 +5821,7 @@
         <w:spacing w:after="0"/>
       </w:pPr>
       <w:r>
-        <w:t xml:space="preserve">El </w:t>
-      </w:r>
-      <w:proofErr w:type="spellStart"/>
-      <w:r>
-        <w:t>worker</w:t>
-      </w:r>
-      <w:proofErr w:type="spellEnd"/>
-      <w:r>
-        <w:t xml:space="preserve"> consume el mensaje desde </w:t>
-      </w:r>
-      <w:proofErr w:type="spellStart"/>
-      <w:r>
-        <w:t>image_queue</w:t>
-      </w:r>
-      <w:proofErr w:type="spellEnd"/>
-      <w:r>
-        <w:t>.</w:t>
+        <w:t>El worker consume el mensaje desde image_queue.</w:t>
       </w:r>
     </w:p>
     <w:p>
@@ -7359,23 +5834,7 @@
         <w:spacing w:after="0"/>
       </w:pPr>
       <w:r>
-        <w:t xml:space="preserve">El </w:t>
-      </w:r>
-      <w:proofErr w:type="spellStart"/>
-      <w:r>
-        <w:t>worker</w:t>
-      </w:r>
-      <w:proofErr w:type="spellEnd"/>
-      <w:r>
-        <w:t xml:space="preserve"> ejecuta </w:t>
-      </w:r>
-      <w:proofErr w:type="spellStart"/>
-      <w:r>
-        <w:t>analyze_image</w:t>
-      </w:r>
-      <w:proofErr w:type="spellEnd"/>
-      <w:r>
-        <w:t>.</w:t>
+        <w:t>El worker ejecuta analyze_image.</w:t>
       </w:r>
     </w:p>
     <w:p>
@@ -7387,23 +5846,7 @@
         </w:numPr>
       </w:pPr>
       <w:r>
-        <w:t xml:space="preserve">El </w:t>
-      </w:r>
-      <w:proofErr w:type="spellStart"/>
-      <w:r>
-        <w:t>worker</w:t>
-      </w:r>
-      <w:proofErr w:type="spellEnd"/>
-      <w:r>
-        <w:t xml:space="preserve"> consume el mensaje desde </w:t>
-      </w:r>
-      <w:proofErr w:type="spellStart"/>
-      <w:r>
-        <w:t>RabbitMQ</w:t>
-      </w:r>
-      <w:proofErr w:type="spellEnd"/>
-      <w:r>
-        <w:t>.</w:t>
+        <w:t>El worker consume el mensaje desde RabbitMQ.</w:t>
       </w:r>
     </w:p>
     <w:p>
@@ -7415,23 +5858,7 @@
         </w:numPr>
       </w:pPr>
       <w:r>
-        <w:t xml:space="preserve">El </w:t>
-      </w:r>
-      <w:proofErr w:type="spellStart"/>
-      <w:r>
-        <w:t>worker</w:t>
-      </w:r>
-      <w:proofErr w:type="spellEnd"/>
-      <w:r>
-        <w:t xml:space="preserve"> ejecuta </w:t>
-      </w:r>
-      <w:proofErr w:type="spellStart"/>
-      <w:r>
-        <w:t>analyze_image</w:t>
-      </w:r>
-      <w:proofErr w:type="spellEnd"/>
-      <w:r>
-        <w:t>.</w:t>
+        <w:t>El worker ejecuta analyze_image.</w:t>
       </w:r>
     </w:p>
     <w:p>
@@ -7454,21 +5881,8 @@
           <w:numId w:val="41"/>
         </w:numPr>
       </w:pPr>
-      <w:proofErr w:type="gramStart"/>
-      <w:r>
-        <w:t>Predictor carga</w:t>
-      </w:r>
-      <w:proofErr w:type="gramEnd"/>
-      <w:r>
-        <w:t xml:space="preserve"> </w:t>
-      </w:r>
-      <w:proofErr w:type="spellStart"/>
-      <w:r>
-        <w:t>model_params.pkl</w:t>
-      </w:r>
-      <w:proofErr w:type="spellEnd"/>
-      <w:r>
-        <w:t>.</w:t>
+      <w:r>
+        <w:t>Predictor carga model_params.pkl.</w:t>
       </w:r>
     </w:p>
     <w:p>
@@ -7479,23 +5893,8 @@
           <w:numId w:val="41"/>
         </w:numPr>
       </w:pPr>
-      <w:proofErr w:type="spellStart"/>
-      <w:r>
-        <w:t>CUDAInferenceEngine</w:t>
-      </w:r>
-      <w:proofErr w:type="spellEnd"/>
-      <w:r>
-        <w:t xml:space="preserve"> carga </w:t>
-      </w:r>
-      <w:proofErr w:type="spellStart"/>
-      <w:proofErr w:type="gramStart"/>
-      <w:r>
-        <w:t>kernels.fatbin</w:t>
-      </w:r>
-      <w:proofErr w:type="spellEnd"/>
-      <w:proofErr w:type="gramEnd"/>
-      <w:r>
-        <w:t>.</w:t>
+      <w:r>
+        <w:t>CUDAInferenceEngine carga kernels.fatbin.</w:t>
       </w:r>
     </w:p>
     <w:p>
@@ -7531,15 +5930,7 @@
         </w:numPr>
       </w:pPr>
       <w:r>
-        <w:t xml:space="preserve">El </w:t>
-      </w:r>
-      <w:proofErr w:type="spellStart"/>
-      <w:r>
-        <w:t>worker</w:t>
-      </w:r>
-      <w:proofErr w:type="spellEnd"/>
-      <w:r>
-        <w:t xml:space="preserve"> genera una lista JSON con diez probabilidades.</w:t>
+        <w:t>El worker genera una lista JSON con diez probabilidades.</w:t>
       </w:r>
     </w:p>
     <w:p>
@@ -7551,23 +5942,7 @@
         </w:numPr>
       </w:pPr>
       <w:r>
-        <w:t xml:space="preserve">El </w:t>
-      </w:r>
-      <w:proofErr w:type="spellStart"/>
-      <w:r>
-        <w:t>worker</w:t>
-      </w:r>
-      <w:proofErr w:type="spellEnd"/>
-      <w:r>
-        <w:t xml:space="preserve"> publica la respuesta en la cola </w:t>
-      </w:r>
-      <w:proofErr w:type="spellStart"/>
-      <w:r>
-        <w:t>reply_to</w:t>
-      </w:r>
-      <w:proofErr w:type="spellEnd"/>
-      <w:r>
-        <w:t>.</w:t>
+        <w:t>El worker publica la respuesta en la cola reply_to.</w:t>
       </w:r>
     </w:p>
     <w:p>
@@ -7579,23 +5954,7 @@
         </w:numPr>
       </w:pPr>
       <w:r>
-        <w:t xml:space="preserve">El </w:t>
-      </w:r>
-      <w:proofErr w:type="spellStart"/>
-      <w:r>
-        <w:t>backend</w:t>
-      </w:r>
-      <w:proofErr w:type="spellEnd"/>
-      <w:r>
-        <w:t xml:space="preserve"> recibe la respuesta y verifica </w:t>
-      </w:r>
-      <w:proofErr w:type="spellStart"/>
-      <w:r>
-        <w:t>correlationId</w:t>
-      </w:r>
-      <w:proofErr w:type="spellEnd"/>
-      <w:r>
-        <w:t>.</w:t>
+        <w:t>El backend recibe la respuesta y verifica correlationId.</w:t>
       </w:r>
     </w:p>
     <w:p>
@@ -7607,23 +5966,7 @@
         </w:numPr>
       </w:pPr>
       <w:r>
-        <w:t xml:space="preserve">El </w:t>
-      </w:r>
-      <w:proofErr w:type="spellStart"/>
-      <w:r>
-        <w:t>backend</w:t>
-      </w:r>
-      <w:proofErr w:type="spellEnd"/>
-      <w:r>
-        <w:t xml:space="preserve"> responde al </w:t>
-      </w:r>
-      <w:proofErr w:type="spellStart"/>
-      <w:r>
-        <w:t>frontend</w:t>
-      </w:r>
-      <w:proofErr w:type="spellEnd"/>
-      <w:r>
-        <w:t xml:space="preserve"> con JSON.</w:t>
+        <w:t>El backend responde al frontend con JSON.</w:t>
       </w:r>
     </w:p>
     <w:p>
@@ -7635,22 +5978,14 @@
         </w:numPr>
       </w:pPr>
       <w:r>
-        <w:t xml:space="preserve">El </w:t>
-      </w:r>
-      <w:proofErr w:type="spellStart"/>
-      <w:r>
-        <w:t>frontend</w:t>
-      </w:r>
-      <w:proofErr w:type="spellEnd"/>
-      <w:r>
-        <w:t xml:space="preserve"> ordena y muestra las probabilidades.</w:t>
+        <w:t>El frontend ordena y muestra las probabilidades.</w:t>
       </w:r>
     </w:p>
     <w:p>
       <w:pPr>
         <w:pStyle w:val="Ttulo1"/>
       </w:pPr>
-      <w:bookmarkStart w:id="17" w:name="_Toc234401846"/>
+      <w:bookmarkStart w:id="17" w:name="_Toc234422213"/>
       <w:r>
         <w:lastRenderedPageBreak/>
         <w:t>Mensajería entre servidor y cliente</w:t>
@@ -7661,7 +5996,7 @@
       <w:pPr>
         <w:pStyle w:val="Ttulo2"/>
       </w:pPr>
-      <w:bookmarkStart w:id="18" w:name="_Toc234401847"/>
+      <w:bookmarkStart w:id="18" w:name="_Toc234422214"/>
       <w:r>
         <w:t>Cliente a servidor</w:t>
       </w:r>
@@ -7674,690 +6009,272 @@
           <w:bCs/>
         </w:rPr>
       </w:pPr>
-      <w:proofErr w:type="spellStart"/>
       <w:r>
         <w:rPr>
           <w:b/>
           <w:bCs/>
         </w:rPr>
-        <w:t>Health</w:t>
-      </w:r>
-      <w:proofErr w:type="spellEnd"/>
-      <w:r>
-        <w:rPr>
-          <w:b/>
-          <w:bCs/>
-        </w:rPr>
+        <w:t>Health check</w:t>
+      </w:r>
+    </w:p>
+    <w:p>
+      <w:r>
+        <w:t>GET /health HTTP/1.1</w:t>
+      </w:r>
+    </w:p>
+    <w:p>
+      <w:r>
+        <w:t>Host: localhost:3001</w:t>
+      </w:r>
+    </w:p>
+    <w:p>
+      <w:r>
+        <w:t>Respuesta:</w:t>
+      </w:r>
+    </w:p>
+    <w:p>
+      <w:r>
+        <w:t>{"status":"ok"}</w:t>
+      </w:r>
+    </w:p>
+    <w:p>
+      <w:pPr>
+        <w:pStyle w:val="Ttulo2"/>
+      </w:pPr>
+      <w:bookmarkStart w:id="19" w:name="_Toc234422215"/>
+      <w:r>
+        <w:t>Analisis de imagen</w:t>
+      </w:r>
+      <w:bookmarkEnd w:id="19"/>
+    </w:p>
+    <w:p>
+      <w:r>
+        <w:t>POST /analyze HTTP/1.1</w:t>
+      </w:r>
+    </w:p>
+    <w:p>
+      <w:r>
+        <w:t>Host: localhost:3001</w:t>
+      </w:r>
+    </w:p>
+    <w:p>
+      <w:r>
+        <w:t>Content-Type: multipart/form-data</w:t>
+      </w:r>
+    </w:p>
+    <w:p>
+      <w:r>
+        <w:t>Campo esperado:</w:t>
+      </w:r>
+      <w:r>
         <w:t xml:space="preserve"> </w:t>
       </w:r>
-      <w:proofErr w:type="spellStart"/>
-      <w:r>
-        <w:rPr>
-          <w:b/>
-          <w:bCs/>
-        </w:rPr>
-        <w:t>check</w:t>
-      </w:r>
-      <w:proofErr w:type="spellEnd"/>
-    </w:p>
-    <w:p>
-      <w:r>
-        <w:t>GET /</w:t>
-      </w:r>
-      <w:proofErr w:type="spellStart"/>
-      <w:r>
-        <w:t>health</w:t>
-      </w:r>
-      <w:proofErr w:type="spellEnd"/>
-      <w:r>
-        <w:t xml:space="preserve"> HTTP/1.1</w:t>
-      </w:r>
-    </w:p>
-    <w:p>
-      <w:r>
-        <w:t>Host: localhost:3001</w:t>
-      </w:r>
-    </w:p>
-    <w:p>
-      <w:r>
-        <w:t>Respuesta:</w:t>
-      </w:r>
-    </w:p>
-    <w:p>
-      <w:r>
-        <w:t>{"</w:t>
-      </w:r>
-      <w:proofErr w:type="spellStart"/>
-      <w:r>
-        <w:t>status":"ok</w:t>
-      </w:r>
-      <w:proofErr w:type="spellEnd"/>
-      <w:r>
-        <w:t>"}</w:t>
+      <w:r>
+        <w:t>image</w:t>
+      </w:r>
+    </w:p>
+    <w:p>
+      <w:r>
+        <w:t>El frontend lo envia de esta forma:</w:t>
+      </w:r>
+    </w:p>
+    <w:p>
+      <w:pPr>
+        <w:rPr>
+          <w:lang w:val="en-US"/>
+        </w:rPr>
+      </w:pPr>
+      <w:r>
+        <w:rPr>
+          <w:lang w:val="en-US"/>
+        </w:rPr>
+        <w:t>const form = new FormData();</w:t>
+      </w:r>
+    </w:p>
+    <w:p>
+      <w:pPr>
+        <w:rPr>
+          <w:lang w:val="en-US"/>
+        </w:rPr>
+      </w:pPr>
+      <w:r>
+        <w:rPr>
+          <w:lang w:val="en-US"/>
+        </w:rPr>
+        <w:t>form.append("image", currentFile);</w:t>
+      </w:r>
+    </w:p>
+    <w:p>
+      <w:pPr>
+        <w:rPr>
+          <w:lang w:val="en-US"/>
+        </w:rPr>
+      </w:pPr>
+      <w:r>
+        <w:rPr>
+          <w:lang w:val="en-US"/>
+        </w:rPr>
+        <w:t>fetch(`${BACKEND_URL}/analyze`, {</w:t>
+      </w:r>
+    </w:p>
+    <w:p>
+      <w:pPr>
+        <w:rPr>
+          <w:lang w:val="en-US"/>
+        </w:rPr>
+      </w:pPr>
+      <w:r>
+        <w:rPr>
+          <w:lang w:val="en-US"/>
+        </w:rPr>
+        <w:t xml:space="preserve">  method: "POST",</w:t>
+      </w:r>
+    </w:p>
+    <w:p>
+      <w:r>
+        <w:rPr>
+          <w:lang w:val="en-US"/>
+        </w:rPr>
+        <w:t xml:space="preserve">  </w:t>
+      </w:r>
+      <w:r>
+        <w:t>body: form</w:t>
+      </w:r>
+    </w:p>
+    <w:p>
+      <w:r>
+        <w:t>});</w:t>
       </w:r>
     </w:p>
     <w:p>
       <w:pPr>
         <w:pStyle w:val="Ttulo2"/>
       </w:pPr>
-      <w:bookmarkStart w:id="19" w:name="_Toc234401848"/>
-      <w:proofErr w:type="spellStart"/>
-      <w:r>
-        <w:t>Analisis</w:t>
-      </w:r>
-      <w:proofErr w:type="spellEnd"/>
-      <w:r>
-        <w:t xml:space="preserve"> de imagen</w:t>
-      </w:r>
-      <w:bookmarkEnd w:id="19"/>
-    </w:p>
-    <w:p>
-      <w:r>
-        <w:t>POST /</w:t>
-      </w:r>
-      <w:proofErr w:type="spellStart"/>
-      <w:r>
-        <w:t>analyze</w:t>
-      </w:r>
-      <w:proofErr w:type="spellEnd"/>
-      <w:r>
-        <w:t xml:space="preserve"> HTTP/1.1</w:t>
-      </w:r>
-    </w:p>
-    <w:p>
-      <w:r>
-        <w:t>Host: localhost:3001</w:t>
-      </w:r>
-    </w:p>
-    <w:p>
-      <w:r>
-        <w:t>Content-</w:t>
-      </w:r>
-      <w:proofErr w:type="spellStart"/>
-      <w:r>
-        <w:t>Type</w:t>
-      </w:r>
-      <w:proofErr w:type="spellEnd"/>
-      <w:r>
-        <w:t xml:space="preserve">: </w:t>
-      </w:r>
-      <w:proofErr w:type="spellStart"/>
-      <w:r>
-        <w:t>multipart</w:t>
-      </w:r>
-      <w:proofErr w:type="spellEnd"/>
-      <w:r>
-        <w:t>/</w:t>
-      </w:r>
-      <w:proofErr w:type="spellStart"/>
-      <w:r>
-        <w:t>form</w:t>
-      </w:r>
-      <w:proofErr w:type="spellEnd"/>
-      <w:r>
-        <w:t>-data</w:t>
-      </w:r>
-    </w:p>
-    <w:p>
-      <w:r>
-        <w:t>Campo esperado:</w:t>
-      </w:r>
-      <w:r>
-        <w:t xml:space="preserve"> </w:t>
-      </w:r>
-      <w:proofErr w:type="spellStart"/>
-      <w:r>
-        <w:t>image</w:t>
-      </w:r>
-      <w:proofErr w:type="spellEnd"/>
-    </w:p>
-    <w:p>
-      <w:r>
-        <w:t xml:space="preserve">El </w:t>
-      </w:r>
-      <w:proofErr w:type="spellStart"/>
-      <w:r>
-        <w:t>frontend</w:t>
-      </w:r>
-      <w:proofErr w:type="spellEnd"/>
-      <w:r>
-        <w:t xml:space="preserve"> lo </w:t>
-      </w:r>
-      <w:proofErr w:type="spellStart"/>
-      <w:r>
-        <w:t>envia</w:t>
-      </w:r>
-      <w:proofErr w:type="spellEnd"/>
-      <w:r>
-        <w:t xml:space="preserve"> de esta forma:</w:t>
-      </w:r>
-    </w:p>
-    <w:p>
-      <w:pPr>
-        <w:rPr>
-          <w:lang w:val="en-US"/>
-        </w:rPr>
-      </w:pPr>
-      <w:r>
-        <w:rPr>
-          <w:lang w:val="en-US"/>
-        </w:rPr>
-        <w:t xml:space="preserve">const form = new </w:t>
-      </w:r>
-      <w:proofErr w:type="spellStart"/>
-      <w:proofErr w:type="gramStart"/>
-      <w:r>
-        <w:rPr>
-          <w:lang w:val="en-US"/>
-        </w:rPr>
-        <w:t>FormData</w:t>
-      </w:r>
-      <w:proofErr w:type="spellEnd"/>
-      <w:r>
-        <w:rPr>
-          <w:lang w:val="en-US"/>
-        </w:rPr>
-        <w:t>(</w:t>
-      </w:r>
-      <w:proofErr w:type="gramEnd"/>
-      <w:r>
-        <w:rPr>
-          <w:lang w:val="en-US"/>
-        </w:rPr>
-        <w:t>);</w:t>
-      </w:r>
-    </w:p>
-    <w:p>
-      <w:pPr>
-        <w:rPr>
-          <w:lang w:val="en-US"/>
-        </w:rPr>
-      </w:pPr>
-      <w:proofErr w:type="spellStart"/>
-      <w:proofErr w:type="gramStart"/>
-      <w:r>
-        <w:rPr>
-          <w:lang w:val="en-US"/>
-        </w:rPr>
-        <w:t>form.append</w:t>
-      </w:r>
-      <w:proofErr w:type="spellEnd"/>
-      <w:proofErr w:type="gramEnd"/>
-      <w:r>
-        <w:rPr>
-          <w:lang w:val="en-US"/>
-        </w:rPr>
-        <w:t xml:space="preserve">("image", </w:t>
-      </w:r>
-      <w:proofErr w:type="spellStart"/>
-      <w:r>
-        <w:rPr>
-          <w:lang w:val="en-US"/>
-        </w:rPr>
-        <w:t>currentFile</w:t>
-      </w:r>
-      <w:proofErr w:type="spellEnd"/>
-      <w:r>
-        <w:rPr>
-          <w:lang w:val="en-US"/>
-        </w:rPr>
-        <w:t>);</w:t>
-      </w:r>
-    </w:p>
-    <w:p>
-      <w:pPr>
-        <w:rPr>
-          <w:lang w:val="en-US"/>
-        </w:rPr>
-      </w:pPr>
-      <w:r>
-        <w:rPr>
-          <w:lang w:val="en-US"/>
-        </w:rPr>
-        <w:t>fetch(`${BACKEND_URL}/analyze`, {</w:t>
-      </w:r>
-    </w:p>
-    <w:p>
-      <w:pPr>
-        <w:rPr>
-          <w:lang w:val="en-US"/>
-        </w:rPr>
-      </w:pPr>
-      <w:r>
-        <w:rPr>
-          <w:lang w:val="en-US"/>
-        </w:rPr>
-        <w:t xml:space="preserve">  method: "POST",</w:t>
-      </w:r>
-    </w:p>
-    <w:p>
-      <w:r>
-        <w:rPr>
-          <w:lang w:val="en-US"/>
-        </w:rPr>
-        <w:t xml:space="preserve">  </w:t>
-      </w:r>
-      <w:proofErr w:type="spellStart"/>
-      <w:r>
-        <w:t>body</w:t>
-      </w:r>
-      <w:proofErr w:type="spellEnd"/>
-      <w:r>
-        <w:t xml:space="preserve">: </w:t>
-      </w:r>
-      <w:proofErr w:type="spellStart"/>
-      <w:r>
-        <w:t>form</w:t>
-      </w:r>
-      <w:proofErr w:type="spellEnd"/>
-    </w:p>
-    <w:p>
-      <w:r>
-        <w:t>});</w:t>
+      <w:bookmarkStart w:id="20" w:name="_Toc234422216"/>
+      <w:r>
+        <w:t>Servidor a cliente</w:t>
+      </w:r>
+      <w:bookmarkEnd w:id="20"/>
+    </w:p>
+    <w:p>
+      <w:r>
+        <w:t>Respuesta exitosa:</w:t>
+      </w:r>
+    </w:p>
+    <w:p>
+      <w:r>
+        <w:t>[</w:t>
+      </w:r>
+    </w:p>
+    <w:p>
+      <w:r>
+        <w:t xml:space="preserve">  {"name": "Remera", "probability": 99.92},</w:t>
+      </w:r>
+    </w:p>
+    <w:p>
+      <w:r>
+        <w:t xml:space="preserve">  {"name": "Pantalon", "probability": 0.0},</w:t>
+      </w:r>
+    </w:p>
+    <w:p>
+      <w:r>
+        <w:t xml:space="preserve">  {"name": "Sueter", "probability": 0.0},</w:t>
+      </w:r>
+    </w:p>
+    <w:p>
+      <w:r>
+        <w:t xml:space="preserve">  {"name": "Vestido", "probability": 0.0},</w:t>
+      </w:r>
+    </w:p>
+    <w:p>
+      <w:r>
+        <w:t xml:space="preserve">  {"name": "Abrigo", "probability": 0.0},</w:t>
+      </w:r>
+    </w:p>
+    <w:p>
+      <w:r>
+        <w:lastRenderedPageBreak/>
+        <w:t xml:space="preserve">  {"name": "Sandalia", "probability": 0.04},</w:t>
+      </w:r>
+    </w:p>
+    <w:p>
+      <w:r>
+        <w:t xml:space="preserve">  {"name": "Camisa", "probability": 0.0},</w:t>
+      </w:r>
+    </w:p>
+    <w:p>
+      <w:r>
+        <w:t xml:space="preserve">  {"name": "Zapatilla", "probability": 0.0},</w:t>
+      </w:r>
+    </w:p>
+    <w:p>
+      <w:r>
+        <w:t xml:space="preserve">  {"name": "Bolso", "probability": 0.04},</w:t>
+      </w:r>
+    </w:p>
+    <w:p>
+      <w:r>
+        <w:t xml:space="preserve">  {"name": "Bota", "probability": 0.0}</w:t>
+      </w:r>
+    </w:p>
+    <w:p>
+      <w:r>
+        <w:t>]</w:t>
+      </w:r>
+    </w:p>
+    <w:p>
+      <w:r>
+        <w:t>Errores posibles:</w:t>
+      </w:r>
+    </w:p>
+    <w:p>
+      <w:r>
+        <w:t>{"error":"Method not allowed"}</w:t>
+      </w:r>
+    </w:p>
+    <w:p>
+      <w:r>
+        <w:t>{"error":"No se recibio ninguna imagen"}</w:t>
+      </w:r>
+    </w:p>
+    <w:p>
+      <w:r>
+        <w:t>{"error":"Error publicando en la cola"}</w:t>
+      </w:r>
+    </w:p>
+    <w:p>
+      <w:pPr>
+        <w:pStyle w:val="Ttulo1"/>
+      </w:pPr>
+      <w:bookmarkStart w:id="21" w:name="_Toc234422217"/>
+      <w:r>
+        <w:t>Mensajeria entre backend y worker</w:t>
+      </w:r>
+      <w:bookmarkEnd w:id="21"/>
+    </w:p>
+    <w:p>
+      <w:r>
+        <w:t>El backend y el worker se comunican por RabbitMQ usando un esquema tipo RPC.</w:t>
       </w:r>
     </w:p>
     <w:p>
       <w:pPr>
         <w:pStyle w:val="Ttulo2"/>
       </w:pPr>
-      <w:bookmarkStart w:id="20" w:name="_Toc234401849"/>
-      <w:r>
-        <w:t>Servidor a cliente</w:t>
-      </w:r>
-      <w:bookmarkEnd w:id="20"/>
-    </w:p>
-    <w:p>
-      <w:r>
-        <w:t>Respuesta exitosa:</w:t>
-      </w:r>
-    </w:p>
-    <w:p>
-      <w:r>
-        <w:t>[</w:t>
-      </w:r>
-    </w:p>
-    <w:p>
-      <w:r>
-        <w:t xml:space="preserve">  {"</w:t>
-      </w:r>
-      <w:proofErr w:type="spellStart"/>
-      <w:r>
-        <w:t>name</w:t>
-      </w:r>
-      <w:proofErr w:type="spellEnd"/>
-      <w:r>
-        <w:t>": "Remera", "</w:t>
-      </w:r>
-      <w:proofErr w:type="spellStart"/>
-      <w:r>
-        <w:t>probability</w:t>
-      </w:r>
-      <w:proofErr w:type="spellEnd"/>
-      <w:r>
-        <w:t>": 99.92},</w:t>
-      </w:r>
-    </w:p>
-    <w:p>
-      <w:r>
-        <w:t xml:space="preserve">  {"</w:t>
-      </w:r>
-      <w:proofErr w:type="spellStart"/>
-      <w:r>
-        <w:t>name</w:t>
-      </w:r>
-      <w:proofErr w:type="spellEnd"/>
-      <w:r>
-        <w:t>": "</w:t>
-      </w:r>
-      <w:proofErr w:type="spellStart"/>
-      <w:r>
-        <w:t>Pantalon</w:t>
-      </w:r>
-      <w:proofErr w:type="spellEnd"/>
-      <w:r>
-        <w:t>", "</w:t>
-      </w:r>
-      <w:proofErr w:type="spellStart"/>
-      <w:r>
-        <w:t>probability</w:t>
-      </w:r>
-      <w:proofErr w:type="spellEnd"/>
-      <w:r>
-        <w:t>": 0.0},</w:t>
-      </w:r>
-    </w:p>
-    <w:p>
-      <w:r>
-        <w:t xml:space="preserve">  {"</w:t>
-      </w:r>
-      <w:proofErr w:type="spellStart"/>
-      <w:r>
-        <w:t>name</w:t>
-      </w:r>
-      <w:proofErr w:type="spellEnd"/>
-      <w:r>
-        <w:t>": "</w:t>
-      </w:r>
-      <w:proofErr w:type="spellStart"/>
-      <w:r>
-        <w:t>Sueter</w:t>
-      </w:r>
-      <w:proofErr w:type="spellEnd"/>
-      <w:r>
-        <w:t>", "</w:t>
-      </w:r>
-      <w:proofErr w:type="spellStart"/>
-      <w:r>
-        <w:t>probability</w:t>
-      </w:r>
-      <w:proofErr w:type="spellEnd"/>
-      <w:r>
-        <w:t>": 0.0},</w:t>
-      </w:r>
-    </w:p>
-    <w:p>
-      <w:r>
-        <w:t xml:space="preserve">  {"</w:t>
-      </w:r>
-      <w:proofErr w:type="spellStart"/>
-      <w:r>
-        <w:t>name</w:t>
-      </w:r>
-      <w:proofErr w:type="spellEnd"/>
-      <w:r>
-        <w:t>": "Vestido", "</w:t>
-      </w:r>
-      <w:proofErr w:type="spellStart"/>
-      <w:r>
-        <w:t>probability</w:t>
-      </w:r>
-      <w:proofErr w:type="spellEnd"/>
-      <w:r>
-        <w:t>": 0.0},</w:t>
-      </w:r>
-    </w:p>
-    <w:p>
-      <w:r>
-        <w:t xml:space="preserve">  {"</w:t>
-      </w:r>
-      <w:proofErr w:type="spellStart"/>
-      <w:r>
-        <w:t>name</w:t>
-      </w:r>
-      <w:proofErr w:type="spellEnd"/>
-      <w:r>
-        <w:t>": "Abrigo", "</w:t>
-      </w:r>
-      <w:proofErr w:type="spellStart"/>
-      <w:r>
-        <w:t>probability</w:t>
-      </w:r>
-      <w:proofErr w:type="spellEnd"/>
-      <w:r>
-        <w:t>": 0.0},</w:t>
-      </w:r>
-    </w:p>
-    <w:p>
-      <w:r>
-        <w:lastRenderedPageBreak/>
-        <w:t xml:space="preserve">  {"</w:t>
-      </w:r>
-      <w:proofErr w:type="spellStart"/>
-      <w:r>
-        <w:t>name</w:t>
-      </w:r>
-      <w:proofErr w:type="spellEnd"/>
-      <w:r>
-        <w:t>": "Sandalia", "</w:t>
-      </w:r>
-      <w:proofErr w:type="spellStart"/>
-      <w:r>
-        <w:t>probability</w:t>
-      </w:r>
-      <w:proofErr w:type="spellEnd"/>
-      <w:r>
-        <w:t>": 0.04},</w:t>
-      </w:r>
-    </w:p>
-    <w:p>
-      <w:r>
-        <w:t xml:space="preserve">  {"</w:t>
-      </w:r>
-      <w:proofErr w:type="spellStart"/>
-      <w:r>
-        <w:t>name</w:t>
-      </w:r>
-      <w:proofErr w:type="spellEnd"/>
-      <w:r>
-        <w:t>": "Camisa", "</w:t>
-      </w:r>
-      <w:proofErr w:type="spellStart"/>
-      <w:r>
-        <w:t>probability</w:t>
-      </w:r>
-      <w:proofErr w:type="spellEnd"/>
-      <w:r>
-        <w:t>": 0.0},</w:t>
-      </w:r>
-    </w:p>
-    <w:p>
-      <w:r>
-        <w:t xml:space="preserve">  {"</w:t>
-      </w:r>
-      <w:proofErr w:type="spellStart"/>
-      <w:r>
-        <w:t>name</w:t>
-      </w:r>
-      <w:proofErr w:type="spellEnd"/>
-      <w:r>
-        <w:t>": "Zapatilla", "</w:t>
-      </w:r>
-      <w:proofErr w:type="spellStart"/>
-      <w:r>
-        <w:t>probability</w:t>
-      </w:r>
-      <w:proofErr w:type="spellEnd"/>
-      <w:r>
-        <w:t>": 0.0},</w:t>
-      </w:r>
-    </w:p>
-    <w:p>
-      <w:r>
-        <w:t xml:space="preserve">  {"</w:t>
-      </w:r>
-      <w:proofErr w:type="spellStart"/>
-      <w:r>
-        <w:t>name</w:t>
-      </w:r>
-      <w:proofErr w:type="spellEnd"/>
-      <w:r>
-        <w:t>": "Bolso", "</w:t>
-      </w:r>
-      <w:proofErr w:type="spellStart"/>
-      <w:r>
-        <w:t>probability</w:t>
-      </w:r>
-      <w:proofErr w:type="spellEnd"/>
-      <w:r>
-        <w:t>": 0.04},</w:t>
-      </w:r>
-    </w:p>
-    <w:p>
-      <w:r>
-        <w:t xml:space="preserve">  {"</w:t>
-      </w:r>
-      <w:proofErr w:type="spellStart"/>
-      <w:r>
-        <w:t>name</w:t>
-      </w:r>
-      <w:proofErr w:type="spellEnd"/>
-      <w:r>
-        <w:t>": "Bota", "</w:t>
-      </w:r>
-      <w:proofErr w:type="spellStart"/>
-      <w:r>
-        <w:t>probability</w:t>
-      </w:r>
-      <w:proofErr w:type="spellEnd"/>
-      <w:r>
-        <w:t>": 0.0}</w:t>
-      </w:r>
-    </w:p>
-    <w:p>
-      <w:r>
-        <w:t>]</w:t>
-      </w:r>
-    </w:p>
-    <w:p>
-      <w:r>
-        <w:t>Errores posibles:</w:t>
-      </w:r>
-    </w:p>
-    <w:p>
-      <w:r>
-        <w:t>{"error":"</w:t>
-      </w:r>
-      <w:proofErr w:type="spellStart"/>
-      <w:r>
-        <w:t>Method</w:t>
-      </w:r>
-      <w:proofErr w:type="spellEnd"/>
-      <w:r>
-        <w:t xml:space="preserve"> </w:t>
-      </w:r>
-      <w:proofErr w:type="spellStart"/>
-      <w:r>
-        <w:t>not</w:t>
-      </w:r>
-      <w:proofErr w:type="spellEnd"/>
-      <w:r>
-        <w:t xml:space="preserve"> </w:t>
-      </w:r>
-      <w:proofErr w:type="spellStart"/>
-      <w:r>
-        <w:t>allowed</w:t>
-      </w:r>
-      <w:proofErr w:type="spellEnd"/>
-      <w:r>
-        <w:t>"}</w:t>
-      </w:r>
-    </w:p>
-    <w:p>
-      <w:r>
-        <w:t>{"</w:t>
-      </w:r>
-      <w:proofErr w:type="spellStart"/>
-      <w:r>
-        <w:t>error":"No</w:t>
-      </w:r>
-      <w:proofErr w:type="spellEnd"/>
-      <w:r>
-        <w:t xml:space="preserve"> se </w:t>
-      </w:r>
-      <w:proofErr w:type="spellStart"/>
-      <w:r>
-        <w:t>recibio</w:t>
-      </w:r>
-      <w:proofErr w:type="spellEnd"/>
-      <w:r>
-        <w:t xml:space="preserve"> ninguna imagen"}</w:t>
-      </w:r>
-    </w:p>
-    <w:p>
-      <w:r>
-        <w:t>{"</w:t>
-      </w:r>
-      <w:proofErr w:type="spellStart"/>
-      <w:r>
-        <w:t>error":"Error</w:t>
-      </w:r>
-      <w:proofErr w:type="spellEnd"/>
-      <w:r>
-        <w:t xml:space="preserve"> publicando en la cola"}</w:t>
-      </w:r>
-    </w:p>
-    <w:p>
-      <w:pPr>
-        <w:pStyle w:val="Ttulo1"/>
-      </w:pPr>
-      <w:bookmarkStart w:id="21" w:name="_Toc234401850"/>
-      <w:proofErr w:type="spellStart"/>
-      <w:r>
-        <w:t>Mensajeria</w:t>
-      </w:r>
-      <w:proofErr w:type="spellEnd"/>
-      <w:r>
-        <w:t xml:space="preserve"> entre </w:t>
-      </w:r>
-      <w:proofErr w:type="spellStart"/>
-      <w:r>
-        <w:t>backend</w:t>
-      </w:r>
-      <w:proofErr w:type="spellEnd"/>
-      <w:r>
-        <w:t xml:space="preserve"> y </w:t>
-      </w:r>
-      <w:proofErr w:type="spellStart"/>
-      <w:r>
-        <w:t>worker</w:t>
-      </w:r>
-      <w:bookmarkEnd w:id="21"/>
-      <w:proofErr w:type="spellEnd"/>
-    </w:p>
-    <w:p>
-      <w:r>
-        <w:t xml:space="preserve">El </w:t>
-      </w:r>
-      <w:proofErr w:type="spellStart"/>
-      <w:r>
-        <w:t>backend</w:t>
-      </w:r>
-      <w:proofErr w:type="spellEnd"/>
-      <w:r>
-        <w:t xml:space="preserve"> y el </w:t>
-      </w:r>
-      <w:proofErr w:type="spellStart"/>
-      <w:r>
-        <w:t>worker</w:t>
-      </w:r>
-      <w:proofErr w:type="spellEnd"/>
-      <w:r>
-        <w:t xml:space="preserve"> se comunican por </w:t>
-      </w:r>
-      <w:proofErr w:type="spellStart"/>
-      <w:r>
-        <w:t>RabbitMQ</w:t>
-      </w:r>
-      <w:proofErr w:type="spellEnd"/>
-      <w:r>
-        <w:t xml:space="preserve"> usando un esquema tipo RPC.</w:t>
-      </w:r>
-    </w:p>
-    <w:p>
-      <w:pPr>
-        <w:pStyle w:val="Ttulo2"/>
-      </w:pPr>
-      <w:bookmarkStart w:id="22" w:name="_Toc234401851"/>
+      <w:bookmarkStart w:id="22" w:name="_Toc234422218"/>
       <w:r>
         <w:t>Cola principal</w:t>
       </w:r>
       <w:bookmarkEnd w:id="22"/>
     </w:p>
     <w:p>
-      <w:proofErr w:type="spellStart"/>
       <w:r>
         <w:t>image_queue</w:t>
       </w:r>
-      <w:proofErr w:type="spellEnd"/>
-    </w:p>
-    <w:p>
-      <w:proofErr w:type="spellStart"/>
-      <w:r>
-        <w:t>Caracteristicas</w:t>
-      </w:r>
-      <w:proofErr w:type="spellEnd"/>
-      <w:r>
-        <w:t>:</w:t>
+    </w:p>
+    <w:p>
+      <w:r>
+        <w:t>Caracteristicas:</w:t>
       </w:r>
     </w:p>
     <w:p>
@@ -8379,23 +6296,7 @@
         </w:numPr>
       </w:pPr>
       <w:r>
-        <w:t xml:space="preserve">Declarada por </w:t>
-      </w:r>
-      <w:proofErr w:type="spellStart"/>
-      <w:r>
-        <w:t>rabbitmq</w:t>
-      </w:r>
-      <w:proofErr w:type="spellEnd"/>
-      <w:r>
-        <w:t>/</w:t>
-      </w:r>
-      <w:proofErr w:type="spellStart"/>
-      <w:r>
-        <w:t>definitions.json</w:t>
-      </w:r>
-      <w:proofErr w:type="spellEnd"/>
-      <w:r>
-        <w:t>.</w:t>
+        <w:t>Declarada por rabbitmq/definitions.json.</w:t>
       </w:r>
     </w:p>
     <w:p>
@@ -8406,47 +6307,18 @@
         </w:numPr>
       </w:pPr>
       <w:r>
-        <w:t xml:space="preserve">Declarada </w:t>
-      </w:r>
-      <w:proofErr w:type="spellStart"/>
-      <w:r>
-        <w:t>tambien</w:t>
-      </w:r>
-      <w:proofErr w:type="spellEnd"/>
-      <w:r>
-        <w:t xml:space="preserve"> por </w:t>
-      </w:r>
-      <w:proofErr w:type="spellStart"/>
-      <w:r>
-        <w:t>backend</w:t>
-      </w:r>
-      <w:proofErr w:type="spellEnd"/>
-      <w:r>
-        <w:t xml:space="preserve"> y </w:t>
-      </w:r>
-      <w:proofErr w:type="spellStart"/>
-      <w:r>
-        <w:t>worker</w:t>
-      </w:r>
-      <w:proofErr w:type="spellEnd"/>
-      <w:r>
-        <w:t xml:space="preserve"> para asegurar existencia.</w:t>
+        <w:t>Declarada tambien por backend y worker para asegurar existencia.</w:t>
       </w:r>
     </w:p>
     <w:p>
       <w:pPr>
         <w:pStyle w:val="Ttulo2"/>
       </w:pPr>
-      <w:bookmarkStart w:id="23" w:name="_Toc234401852"/>
-      <w:r>
-        <w:t xml:space="preserve">Mensaje enviado por </w:t>
-      </w:r>
-      <w:proofErr w:type="spellStart"/>
-      <w:r>
-        <w:t>backend</w:t>
+      <w:bookmarkStart w:id="23" w:name="_Toc234422219"/>
+      <w:r>
+        <w:t>Mensaje enviado por backend</w:t>
       </w:r>
       <w:bookmarkEnd w:id="23"/>
-      <w:proofErr w:type="spellEnd"/>
     </w:p>
     <w:p>
       <w:r>
@@ -8460,277 +6332,124 @@
       </w:r>
     </w:p>
     <w:p>
-      <w:proofErr w:type="spellStart"/>
-      <w:r>
-        <w:t>Routing</w:t>
-      </w:r>
-      <w:proofErr w:type="spellEnd"/>
+      <w:r>
+        <w:t>Routing key:</w:t>
+      </w:r>
       <w:r>
         <w:t xml:space="preserve"> </w:t>
       </w:r>
-      <w:proofErr w:type="spellStart"/>
-      <w:r>
-        <w:t>key</w:t>
-      </w:r>
-      <w:proofErr w:type="spellEnd"/>
-      <w:r>
-        <w:t>:</w:t>
+      <w:r>
+        <w:t>image_queue</w:t>
+      </w:r>
+    </w:p>
+    <w:p>
+      <w:r>
+        <w:t>Body:</w:t>
       </w:r>
       <w:r>
         <w:t xml:space="preserve"> </w:t>
       </w:r>
-      <w:proofErr w:type="spellStart"/>
-      <w:r>
-        <w:t>image_queue</w:t>
-      </w:r>
-      <w:proofErr w:type="spellEnd"/>
-    </w:p>
-    <w:p>
-      <w:proofErr w:type="spellStart"/>
-      <w:r>
-        <w:t>Body</w:t>
-      </w:r>
-      <w:proofErr w:type="spellEnd"/>
-      <w:r>
-        <w:t>:</w:t>
+      <w:r>
+        <w:t>Bytes crudos de la imagen</w:t>
+      </w:r>
+    </w:p>
+    <w:p>
+      <w:r>
+        <w:t>Propiedades AMQP:</w:t>
       </w:r>
       <w:r>
         <w:t xml:space="preserve"> </w:t>
       </w:r>
-      <w:r>
-        <w:t>Bytes crudos de la imagen</w:t>
-      </w:r>
-    </w:p>
-    <w:p>
-      <w:r>
-        <w:t>Propiedades AMQP:</w:t>
-      </w:r>
-      <w:r>
+    </w:p>
+    <w:p>
+      <w:r>
+        <w:t>correlationId = UUID generado por request</w:t>
+      </w:r>
+    </w:p>
+    <w:p>
+      <w:r>
+        <w:t>replyTo       = reply.&lt;correlationId&gt;</w:t>
+      </w:r>
+    </w:p>
+    <w:p>
+      <w:r>
+        <w:t>deliveryMode  = 2</w:t>
+      </w:r>
+    </w:p>
+    <w:p>
+      <w:pPr>
+        <w:pStyle w:val="Ttulo2"/>
+      </w:pPr>
+      <w:bookmarkStart w:id="24" w:name="_Toc234422220"/>
+      <w:r>
+        <w:lastRenderedPageBreak/>
+        <w:t>Sincronizacion de respuesta</w:t>
+      </w:r>
+      <w:bookmarkEnd w:id="24"/>
+    </w:p>
+    <w:p>
+      <w:r>
+        <w:t>El backend crea un BlockingQueue&lt;String&gt; de capacidad 1 y espera hasta 90 segundos:</w:t>
+      </w:r>
+    </w:p>
+    <w:p>
+      <w:r>
+        <w:t>TIMEOUT_SECONDS = 90</w:t>
+      </w:r>
+    </w:p>
+    <w:p>
+      <w:r>
+        <w:t>Si no llega respuesta en ese tiempo, falla con timeout.</w:t>
+      </w:r>
+    </w:p>
+    <w:p>
+      <w:pPr>
+        <w:pStyle w:val="Ttulo1"/>
+      </w:pPr>
+      <w:bookmarkStart w:id="25" w:name="_Toc234422221"/>
+      <w:r>
+        <w:t>Concurrencia y sincronizacion</w:t>
+      </w:r>
+      <w:bookmarkEnd w:id="25"/>
+    </w:p>
+    <w:p>
+      <w:pPr>
+        <w:pStyle w:val="Ttulo2"/>
+      </w:pPr>
+      <w:bookmarkStart w:id="26" w:name="_Toc234422222"/>
+      <w:r>
+        <w:t>Backend</w:t>
+      </w:r>
+      <w:bookmarkEnd w:id="26"/>
+    </w:p>
+    <w:p>
+      <w:pPr>
+        <w:rPr>
+          <w:lang w:val="en-US"/>
+        </w:rPr>
+      </w:pPr>
+      <w:r>
+        <w:rPr>
+          <w:lang w:val="en-US"/>
+        </w:rPr>
+        <w:t>El backend usa:</w:t>
+      </w:r>
+      <w:r>
+        <w:rPr>
+          <w:lang w:val="en-US"/>
+        </w:rPr>
         <w:t xml:space="preserve"> </w:t>
       </w:r>
-    </w:p>
-    <w:p>
-      <w:proofErr w:type="spellStart"/>
-      <w:r>
-        <w:t>correlationId</w:t>
-      </w:r>
-      <w:proofErr w:type="spellEnd"/>
-      <w:r>
-        <w:t xml:space="preserve"> = UUID generado por </w:t>
-      </w:r>
-      <w:proofErr w:type="spellStart"/>
-      <w:r>
-        <w:t>request</w:t>
-      </w:r>
-      <w:proofErr w:type="spellEnd"/>
-    </w:p>
-    <w:p>
-      <w:proofErr w:type="spellStart"/>
-      <w:r>
-        <w:t>replyTo</w:t>
-      </w:r>
-      <w:proofErr w:type="spellEnd"/>
-      <w:r>
-        <w:t xml:space="preserve">       = </w:t>
-      </w:r>
-      <w:proofErr w:type="spellStart"/>
-      <w:proofErr w:type="gramStart"/>
-      <w:r>
-        <w:t>reply</w:t>
-      </w:r>
-      <w:proofErr w:type="spellEnd"/>
-      <w:r>
-        <w:t>.&lt;</w:t>
-      </w:r>
-      <w:proofErr w:type="spellStart"/>
-      <w:proofErr w:type="gramEnd"/>
-      <w:r>
-        <w:t>correlationId</w:t>
-      </w:r>
-      <w:proofErr w:type="spellEnd"/>
-      <w:r>
-        <w:t>&gt;</w:t>
-      </w:r>
-    </w:p>
-    <w:p>
-      <w:proofErr w:type="spellStart"/>
-      <w:proofErr w:type="gramStart"/>
-      <w:r>
-        <w:t>deliveryMode</w:t>
-      </w:r>
-      <w:proofErr w:type="spellEnd"/>
-      <w:r>
-        <w:t xml:space="preserve">  =</w:t>
-      </w:r>
-      <w:proofErr w:type="gramEnd"/>
-      <w:r>
-        <w:t xml:space="preserve"> 2</w:t>
-      </w:r>
-    </w:p>
-    <w:p>
-      <w:pPr>
-        <w:pStyle w:val="Ttulo2"/>
-      </w:pPr>
-      <w:bookmarkStart w:id="24" w:name="_Toc234401853"/>
-      <w:proofErr w:type="spellStart"/>
-      <w:r>
-        <w:lastRenderedPageBreak/>
-        <w:t>Sincronizacion</w:t>
-      </w:r>
-      <w:proofErr w:type="spellEnd"/>
-      <w:r>
-        <w:t xml:space="preserve"> de respuesta</w:t>
-      </w:r>
-      <w:bookmarkEnd w:id="24"/>
-    </w:p>
-    <w:p>
-      <w:r>
-        <w:t xml:space="preserve">El </w:t>
-      </w:r>
-      <w:proofErr w:type="spellStart"/>
-      <w:r>
-        <w:t>backend</w:t>
-      </w:r>
-      <w:proofErr w:type="spellEnd"/>
-      <w:r>
-        <w:t xml:space="preserve"> crea un </w:t>
-      </w:r>
-      <w:proofErr w:type="spellStart"/>
-      <w:r>
-        <w:t>BlockingQueue</w:t>
-      </w:r>
-      <w:proofErr w:type="spellEnd"/>
-      <w:r>
-        <w:t>&lt;</w:t>
-      </w:r>
-      <w:proofErr w:type="spellStart"/>
-      <w:r>
-        <w:t>String</w:t>
-      </w:r>
-      <w:proofErr w:type="spellEnd"/>
-      <w:r>
-        <w:t>&gt; de capacidad 1 y espera hasta 90 segundos:</w:t>
-      </w:r>
-    </w:p>
-    <w:p>
-      <w:r>
-        <w:t>TIMEOUT_SECONDS = 90</w:t>
-      </w:r>
-    </w:p>
-    <w:p>
-      <w:r>
-        <w:t xml:space="preserve">Si no llega respuesta en ese tiempo, falla con </w:t>
-      </w:r>
-      <w:proofErr w:type="spellStart"/>
-      <w:r>
-        <w:t>timeout</w:t>
-      </w:r>
-      <w:proofErr w:type="spellEnd"/>
-      <w:r>
-        <w:t>.</w:t>
-      </w:r>
-    </w:p>
-    <w:p>
-      <w:pPr>
-        <w:pStyle w:val="Ttulo1"/>
-      </w:pPr>
-      <w:bookmarkStart w:id="25" w:name="_Toc234401854"/>
-      <w:r>
-        <w:t xml:space="preserve">Concurrencia y </w:t>
-      </w:r>
-      <w:proofErr w:type="spellStart"/>
-      <w:r>
-        <w:t>sincronizacion</w:t>
-      </w:r>
-      <w:bookmarkEnd w:id="25"/>
-      <w:proofErr w:type="spellEnd"/>
-    </w:p>
-    <w:p>
-      <w:pPr>
-        <w:pStyle w:val="Ttulo2"/>
-      </w:pPr>
-      <w:bookmarkStart w:id="26" w:name="_Toc234401855"/>
-      <w:proofErr w:type="spellStart"/>
-      <w:r>
-        <w:t>Backend</w:t>
-      </w:r>
-      <w:bookmarkEnd w:id="26"/>
-      <w:proofErr w:type="spellEnd"/>
-    </w:p>
-    <w:p>
-      <w:pPr>
-        <w:rPr>
-          <w:lang w:val="en-US"/>
-        </w:rPr>
-      </w:pPr>
-      <w:r>
-        <w:rPr>
-          <w:lang w:val="en-US"/>
-        </w:rPr>
-        <w:t xml:space="preserve">El backend </w:t>
-      </w:r>
-      <w:proofErr w:type="spellStart"/>
-      <w:r>
-        <w:rPr>
-          <w:lang w:val="en-US"/>
-        </w:rPr>
-        <w:t>usa</w:t>
-      </w:r>
-      <w:proofErr w:type="spellEnd"/>
-      <w:r>
-        <w:rPr>
-          <w:lang w:val="en-US"/>
-        </w:rPr>
-        <w:t>:</w:t>
-      </w:r>
-      <w:r>
-        <w:rPr>
-          <w:lang w:val="en-US"/>
-        </w:rPr>
-        <w:t xml:space="preserve"> </w:t>
-      </w:r>
-      <w:proofErr w:type="spellStart"/>
-      <w:r>
-        <w:rPr>
-          <w:lang w:val="en-US"/>
-        </w:rPr>
-        <w:t>Executors.newFixedThreadPool</w:t>
-      </w:r>
-      <w:proofErr w:type="spellEnd"/>
-      <w:r>
-        <w:rPr>
-          <w:lang w:val="en-US"/>
-        </w:rPr>
-        <w:t>(4)</w:t>
-      </w:r>
-    </w:p>
-    <w:p>
-      <w:r>
-        <w:t>Esto permite atender hasta cuatro solicitudes HTTP concurrentes. Cada solicitud a /</w:t>
-      </w:r>
-      <w:proofErr w:type="spellStart"/>
-      <w:r>
-        <w:t>analyze</w:t>
-      </w:r>
-      <w:proofErr w:type="spellEnd"/>
-      <w:r>
-        <w:t xml:space="preserve"> bloquea su </w:t>
-      </w:r>
-      <w:proofErr w:type="spellStart"/>
-      <w:r>
-        <w:t>thread</w:t>
-      </w:r>
-      <w:proofErr w:type="spellEnd"/>
-      <w:r>
-        <w:t xml:space="preserve"> mientras espera la respuesta del </w:t>
-      </w:r>
-      <w:proofErr w:type="spellStart"/>
-      <w:r>
-        <w:t>worker</w:t>
-      </w:r>
-      <w:proofErr w:type="spellEnd"/>
-      <w:r>
-        <w:t>.</w:t>
+      <w:r>
+        <w:rPr>
+          <w:lang w:val="en-US"/>
+        </w:rPr>
+        <w:t>Executors.newFixedThreadPool(4)</w:t>
+      </w:r>
+    </w:p>
+    <w:p>
+      <w:r>
+        <w:t>Esto permite atender hasta cuatro solicitudes HTTP concurrentes. Cada solicitud a /analyze bloquea su thread mientras espera la respuesta del worker.</w:t>
       </w:r>
     </w:p>
     <w:p>
@@ -8745,13 +6464,8 @@
           <w:numId w:val="17"/>
         </w:numPr>
       </w:pPr>
-      <w:proofErr w:type="spellStart"/>
-      <w:r>
-        <w:t>Implementacion</w:t>
-      </w:r>
-      <w:proofErr w:type="spellEnd"/>
-      <w:r>
-        <w:t xml:space="preserve"> simple.</w:t>
+      <w:r>
+        <w:t>Implementacion simple.</w:t>
       </w:r>
     </w:p>
     <w:p>
@@ -8761,13 +6475,8 @@
           <w:numId w:val="17"/>
         </w:numPr>
       </w:pPr>
-      <w:proofErr w:type="spellStart"/>
-      <w:r>
-        <w:t>Facil</w:t>
-      </w:r>
-      <w:proofErr w:type="spellEnd"/>
-      <w:r>
-        <w:t xml:space="preserve"> de razonar.</w:t>
+      <w:r>
+        <w:t>Facil de razonar.</w:t>
       </w:r>
     </w:p>
     <w:p>
@@ -8794,31 +6503,7 @@
         </w:numPr>
       </w:pPr>
       <w:r>
-        <w:t xml:space="preserve">Si llegan </w:t>
-      </w:r>
-      <w:proofErr w:type="spellStart"/>
-      <w:r>
-        <w:t>mas</w:t>
-      </w:r>
-      <w:proofErr w:type="spellEnd"/>
-      <w:r>
-        <w:t xml:space="preserve"> de cuatro </w:t>
-      </w:r>
-      <w:proofErr w:type="spellStart"/>
-      <w:r>
-        <w:t>analisis</w:t>
-      </w:r>
-      <w:proofErr w:type="spellEnd"/>
-      <w:r>
-        <w:t xml:space="preserve"> </w:t>
-      </w:r>
-      <w:proofErr w:type="spellStart"/>
-      <w:r>
-        <w:t>simultaneos</w:t>
-      </w:r>
-      <w:proofErr w:type="spellEnd"/>
-      <w:r>
-        <w:t>, las solicitudes restantes quedan esperando.</w:t>
+        <w:t>Si llegan mas de cuatro analisis simultaneos, las solicitudes restantes quedan esperando.</w:t>
       </w:r>
     </w:p>
     <w:p>
@@ -8829,31 +6514,7 @@
         </w:numPr>
       </w:pPr>
       <w:r>
-        <w:t xml:space="preserve">Cada </w:t>
-      </w:r>
-      <w:proofErr w:type="spellStart"/>
-      <w:r>
-        <w:t>request</w:t>
-      </w:r>
-      <w:proofErr w:type="spellEnd"/>
-      <w:r>
-        <w:t xml:space="preserve"> abre una nueva </w:t>
-      </w:r>
-      <w:proofErr w:type="spellStart"/>
-      <w:r>
-        <w:t>conexion</w:t>
-      </w:r>
-      <w:proofErr w:type="spellEnd"/>
-      <w:r>
-        <w:t xml:space="preserve">/canal </w:t>
-      </w:r>
-      <w:proofErr w:type="spellStart"/>
-      <w:r>
-        <w:t>RabbitMQ</w:t>
-      </w:r>
-      <w:proofErr w:type="spellEnd"/>
-      <w:r>
-        <w:t>.</w:t>
+        <w:t>Cada request abre una nueva conexion/canal RabbitMQ.</w:t>
       </w:r>
     </w:p>
     <w:p>
@@ -8864,182 +6525,68 @@
         </w:numPr>
       </w:pPr>
       <w:r>
-        <w:t xml:space="preserve">El </w:t>
-      </w:r>
-      <w:proofErr w:type="spellStart"/>
-      <w:r>
-        <w:t>backend</w:t>
-      </w:r>
-      <w:proofErr w:type="spellEnd"/>
-      <w:r>
-        <w:t xml:space="preserve"> mantiene el </w:t>
-      </w:r>
-      <w:proofErr w:type="spellStart"/>
-      <w:r>
-        <w:t>request</w:t>
-      </w:r>
-      <w:proofErr w:type="spellEnd"/>
-      <w:r>
-        <w:t xml:space="preserve"> HTTP abierto durante toda la inferencia.</w:t>
+        <w:t>El backend mantiene el request HTTP abierto durante toda la inferencia.</w:t>
       </w:r>
     </w:p>
     <w:p>
       <w:pPr>
         <w:pStyle w:val="Ttulo2"/>
       </w:pPr>
-      <w:bookmarkStart w:id="27" w:name="_Toc234401856"/>
-      <w:proofErr w:type="spellStart"/>
+      <w:bookmarkStart w:id="27" w:name="_Toc234422223"/>
       <w:r>
         <w:t>RabbitMQ</w:t>
       </w:r>
       <w:bookmarkEnd w:id="27"/>
-      <w:proofErr w:type="spellEnd"/>
-    </w:p>
-    <w:p>
-      <w:proofErr w:type="spellStart"/>
-      <w:r>
-        <w:t>RabbitMQ</w:t>
-      </w:r>
-      <w:proofErr w:type="spellEnd"/>
-      <w:r>
-        <w:t xml:space="preserve"> desacopla el </w:t>
-      </w:r>
-      <w:proofErr w:type="spellStart"/>
-      <w:r>
-        <w:t>backend</w:t>
-      </w:r>
-      <w:proofErr w:type="spellEnd"/>
-      <w:r>
-        <w:t xml:space="preserve"> del procesamiento. Si el </w:t>
-      </w:r>
-      <w:proofErr w:type="spellStart"/>
-      <w:r>
-        <w:t>worker</w:t>
-      </w:r>
-      <w:proofErr w:type="spellEnd"/>
-      <w:r>
+    </w:p>
+    <w:p>
+      <w:r>
+        <w:t>RabbitMQ desacopla el backend del procesamiento. Si el worker esta ocupado</w:t>
+      </w:r>
+      <w:r>
+        <w:t>, y se alcanzó el maximo de workers</w:t>
+      </w:r>
+      <w:r>
+        <w:t>, los mensajes quedan en cola.</w:t>
+      </w:r>
+    </w:p>
+    <w:p>
+      <w:r>
+        <w:t>La cola image_queue es durable y los mensajes se publican como persistentes.</w:t>
+      </w:r>
+    </w:p>
+    <w:p>
+      <w:pPr>
+        <w:pStyle w:val="Ttulo2"/>
+      </w:pPr>
+      <w:bookmarkStart w:id="28" w:name="_Toc234422224"/>
+      <w:r>
+        <w:t>Worker</w:t>
+      </w:r>
+      <w:bookmarkEnd w:id="28"/>
+    </w:p>
+    <w:p>
+      <w:pPr>
+        <w:rPr>
+          <w:lang w:val="en-US"/>
+        </w:rPr>
+      </w:pPr>
+      <w:r>
+        <w:rPr>
+          <w:lang w:val="en-US"/>
+        </w:rPr>
+        <w:t>El worker usa:</w:t>
+      </w:r>
+      <w:r>
+        <w:rPr>
+          <w:lang w:val="en-US"/>
+        </w:rPr>
         <w:t xml:space="preserve"> </w:t>
       </w:r>
-      <w:proofErr w:type="spellStart"/>
-      <w:r>
-        <w:t>esta</w:t>
-      </w:r>
-      <w:proofErr w:type="spellEnd"/>
-      <w:r>
-        <w:t xml:space="preserve"> ocupado</w:t>
-      </w:r>
-      <w:r>
-        <w:t xml:space="preserve">, y se alcanzó el </w:t>
-      </w:r>
-      <w:proofErr w:type="spellStart"/>
-      <w:r>
-        <w:t>maximo</w:t>
-      </w:r>
-      <w:proofErr w:type="spellEnd"/>
-      <w:r>
-        <w:t xml:space="preserve"> de </w:t>
-      </w:r>
-      <w:proofErr w:type="spellStart"/>
-      <w:r>
-        <w:t>workers</w:t>
-      </w:r>
-      <w:proofErr w:type="spellEnd"/>
-      <w:r>
-        <w:t>, los mensajes quedan en cola.</w:t>
-      </w:r>
-    </w:p>
-    <w:p>
-      <w:r>
-        <w:t xml:space="preserve">La cola </w:t>
-      </w:r>
-      <w:proofErr w:type="spellStart"/>
-      <w:r>
-        <w:t>image_queue</w:t>
-      </w:r>
-      <w:proofErr w:type="spellEnd"/>
-      <w:r>
-        <w:t xml:space="preserve"> es durable y los mensajes se publican como persistentes.</w:t>
-      </w:r>
-    </w:p>
-    <w:p>
-      <w:pPr>
-        <w:pStyle w:val="Ttulo2"/>
-      </w:pPr>
-      <w:bookmarkStart w:id="28" w:name="_Toc234401857"/>
-      <w:proofErr w:type="spellStart"/>
-      <w:r>
-        <w:t>Worker</w:t>
-      </w:r>
-      <w:bookmarkEnd w:id="28"/>
-      <w:proofErr w:type="spellEnd"/>
-    </w:p>
-    <w:p>
-      <w:pPr>
-        <w:rPr>
-          <w:lang w:val="en-US"/>
-        </w:rPr>
-      </w:pPr>
-      <w:r>
-        <w:rPr>
-          <w:lang w:val="en-US"/>
-        </w:rPr>
-        <w:t xml:space="preserve">El worker </w:t>
-      </w:r>
-      <w:proofErr w:type="spellStart"/>
-      <w:r>
-        <w:rPr>
-          <w:lang w:val="en-US"/>
-        </w:rPr>
-        <w:t>usa</w:t>
-      </w:r>
-      <w:proofErr w:type="spellEnd"/>
-      <w:r>
-        <w:rPr>
-          <w:lang w:val="en-US"/>
-        </w:rPr>
-        <w:t>:</w:t>
-      </w:r>
-      <w:r>
-        <w:rPr>
-          <w:lang w:val="en-US"/>
-        </w:rPr>
-        <w:t xml:space="preserve"> </w:t>
-      </w:r>
-      <w:proofErr w:type="spellStart"/>
-      <w:proofErr w:type="gramStart"/>
-      <w:r>
-        <w:rPr>
-          <w:lang w:val="en-US"/>
-        </w:rPr>
-        <w:t>channel.basic</w:t>
-      </w:r>
-      <w:proofErr w:type="gramEnd"/>
-      <w:r>
-        <w:rPr>
-          <w:lang w:val="en-US"/>
-        </w:rPr>
-        <w:t>_qos</w:t>
-      </w:r>
-      <w:proofErr w:type="spellEnd"/>
-      <w:r>
-        <w:rPr>
-          <w:lang w:val="en-US"/>
-        </w:rPr>
-        <w:t>(</w:t>
-      </w:r>
-      <w:proofErr w:type="spellStart"/>
-      <w:r>
-        <w:rPr>
-          <w:lang w:val="en-US"/>
-        </w:rPr>
-        <w:t>prefetch_count</w:t>
-      </w:r>
-      <w:proofErr w:type="spellEnd"/>
-      <w:r>
-        <w:rPr>
-          <w:lang w:val="en-US"/>
-        </w:rPr>
-        <w:t>=1)</w:t>
+      <w:r>
+        <w:rPr>
+          <w:lang w:val="en-US"/>
+        </w:rPr>
+        <w:t>channel.basic_qos(prefetch_count=1)</w:t>
       </w:r>
     </w:p>
     <w:p>
@@ -9048,350 +6595,54 @@
           <w:rFonts w:ascii="Aptos" w:eastAsia="Aptos" w:hAnsi="Aptos" w:cs="Aptos"/>
           <w:lang w:val="es-ES"/>
         </w:rPr>
-        <w:t xml:space="preserve">El </w:t>
-      </w:r>
-      <w:proofErr w:type="spellStart"/>
+        <w:t>El worker se ejecuta bajo demanda dentro del cluster Kubernetes. No es el backend quien crea workers directamente, sino KEDA, que monitorea la cola image_queue de RabbitMQ.</w:t>
+      </w:r>
+    </w:p>
+    <w:p>
       <w:r>
         <w:rPr>
           <w:rFonts w:ascii="Aptos" w:eastAsia="Aptos" w:hAnsi="Aptos" w:cs="Aptos"/>
           <w:lang w:val="es-ES"/>
         </w:rPr>
-        <w:t>worker</w:t>
-      </w:r>
-      <w:proofErr w:type="spellEnd"/>
+        <w:lastRenderedPageBreak/>
+        <w:t>Cuando existen mensajes pendientes, KEDA crea un worker según la configuración del manifiesto worker-scaledjob.yaml (se configura el limite de cantidad de workers en simultaneo). El worker se conecta a RabbitMQ y consume el mensaje de la cola.</w:t>
+      </w:r>
+    </w:p>
+    <w:p>
       <w:r>
         <w:rPr>
           <w:rFonts w:ascii="Aptos" w:eastAsia="Aptos" w:hAnsi="Aptos" w:cs="Aptos"/>
-          <w:lang w:val="es-ES"/>
-        </w:rPr>
-        <w:t xml:space="preserve"> se ejecuta bajo demanda dentro del </w:t>
-      </w:r>
-      <w:proofErr w:type="spellStart"/>
-      <w:r>
-        <w:rPr>
-          <w:rFonts w:ascii="Aptos" w:eastAsia="Aptos" w:hAnsi="Aptos" w:cs="Aptos"/>
-          <w:lang w:val="es-ES"/>
-        </w:rPr>
-        <w:t>cluster</w:t>
-      </w:r>
-      <w:proofErr w:type="spellEnd"/>
-      <w:r>
-        <w:rPr>
-          <w:rFonts w:ascii="Aptos" w:eastAsia="Aptos" w:hAnsi="Aptos" w:cs="Aptos"/>
-          <w:lang w:val="es-ES"/>
-        </w:rPr>
+        </w:rPr>
+        <w:t>Esto significa que cada instancia del worker recibe un mensaje a la vez y no toma otro hasta confirmar el anterior. Esto evita que un único worker tome demasiados mensajes y permite distribuir el procesamiento entre varios workers dentro del cluster.</w:t>
+      </w:r>
+    </w:p>
+    <w:p>
+      <w:r>
+        <w:t>El worker confirma mensajes con:</w:t>
+      </w:r>
+      <w:r>
         <w:t xml:space="preserve"> </w:t>
       </w:r>
-      <w:proofErr w:type="spellStart"/>
-      <w:r>
-        <w:rPr>
-          <w:rFonts w:ascii="Aptos" w:eastAsia="Aptos" w:hAnsi="Aptos" w:cs="Aptos"/>
-          <w:lang w:val="es-ES"/>
-        </w:rPr>
-        <w:t>Kubernetes</w:t>
-      </w:r>
-      <w:proofErr w:type="spellEnd"/>
-      <w:r>
-        <w:rPr>
-          <w:rFonts w:ascii="Aptos" w:eastAsia="Aptos" w:hAnsi="Aptos" w:cs="Aptos"/>
-          <w:lang w:val="es-ES"/>
-        </w:rPr>
-        <w:t xml:space="preserve">. No es el </w:t>
-      </w:r>
-      <w:proofErr w:type="spellStart"/>
-      <w:r>
-        <w:rPr>
-          <w:rFonts w:ascii="Aptos" w:eastAsia="Aptos" w:hAnsi="Aptos" w:cs="Aptos"/>
-          <w:lang w:val="es-ES"/>
-        </w:rPr>
-        <w:t>backend</w:t>
-      </w:r>
-      <w:proofErr w:type="spellEnd"/>
-      <w:r>
-        <w:rPr>
-          <w:rFonts w:ascii="Aptos" w:eastAsia="Aptos" w:hAnsi="Aptos" w:cs="Aptos"/>
-          <w:lang w:val="es-ES"/>
-        </w:rPr>
-        <w:t xml:space="preserve"> quien crea </w:t>
-      </w:r>
-      <w:proofErr w:type="spellStart"/>
-      <w:r>
-        <w:rPr>
-          <w:rFonts w:ascii="Aptos" w:eastAsia="Aptos" w:hAnsi="Aptos" w:cs="Aptos"/>
-          <w:lang w:val="es-ES"/>
-        </w:rPr>
-        <w:t>workers</w:t>
-      </w:r>
-      <w:proofErr w:type="spellEnd"/>
-      <w:r>
-        <w:rPr>
-          <w:rFonts w:ascii="Aptos" w:eastAsia="Aptos" w:hAnsi="Aptos" w:cs="Aptos"/>
-          <w:lang w:val="es-ES"/>
-        </w:rPr>
-        <w:t xml:space="preserve"> directamente, sino KEDA, que monitorea la cola </w:t>
-      </w:r>
-      <w:proofErr w:type="spellStart"/>
-      <w:r>
-        <w:rPr>
-          <w:rFonts w:ascii="Aptos" w:eastAsia="Aptos" w:hAnsi="Aptos" w:cs="Aptos"/>
-          <w:lang w:val="es-ES"/>
-        </w:rPr>
-        <w:t>image_queue</w:t>
-      </w:r>
-      <w:proofErr w:type="spellEnd"/>
-      <w:r>
-        <w:rPr>
-          <w:rFonts w:ascii="Aptos" w:eastAsia="Aptos" w:hAnsi="Aptos" w:cs="Aptos"/>
-          <w:lang w:val="es-ES"/>
-        </w:rPr>
-        <w:t xml:space="preserve"> de </w:t>
-      </w:r>
-      <w:proofErr w:type="spellStart"/>
-      <w:r>
-        <w:rPr>
-          <w:rFonts w:ascii="Aptos" w:eastAsia="Aptos" w:hAnsi="Aptos" w:cs="Aptos"/>
-          <w:lang w:val="es-ES"/>
-        </w:rPr>
-        <w:t>RabbitMQ</w:t>
-      </w:r>
-      <w:proofErr w:type="spellEnd"/>
-      <w:r>
-        <w:rPr>
-          <w:rFonts w:ascii="Aptos" w:eastAsia="Aptos" w:hAnsi="Aptos" w:cs="Aptos"/>
-          <w:lang w:val="es-ES"/>
-        </w:rPr>
-        <w:t>.</w:t>
-      </w:r>
-    </w:p>
-    <w:p>
-      <w:r>
-        <w:rPr>
-          <w:rFonts w:ascii="Aptos" w:eastAsia="Aptos" w:hAnsi="Aptos" w:cs="Aptos"/>
-          <w:lang w:val="es-ES"/>
-        </w:rPr>
-        <w:lastRenderedPageBreak/>
-        <w:t xml:space="preserve">Cuando existen mensajes pendientes, KEDA crea un </w:t>
-      </w:r>
-      <w:proofErr w:type="spellStart"/>
-      <w:r>
-        <w:rPr>
-          <w:rFonts w:ascii="Aptos" w:eastAsia="Aptos" w:hAnsi="Aptos" w:cs="Aptos"/>
-          <w:lang w:val="es-ES"/>
-        </w:rPr>
-        <w:t>worker</w:t>
-      </w:r>
-      <w:proofErr w:type="spellEnd"/>
-      <w:r>
-        <w:rPr>
-          <w:rFonts w:ascii="Aptos" w:eastAsia="Aptos" w:hAnsi="Aptos" w:cs="Aptos"/>
-          <w:lang w:val="es-ES"/>
-        </w:rPr>
-        <w:t xml:space="preserve"> según la configuración del manifiesto </w:t>
-      </w:r>
-      <w:proofErr w:type="spellStart"/>
-      <w:r>
-        <w:rPr>
-          <w:rFonts w:ascii="Aptos" w:eastAsia="Aptos" w:hAnsi="Aptos" w:cs="Aptos"/>
-          <w:lang w:val="es-ES"/>
-        </w:rPr>
-        <w:t>worker-</w:t>
-      </w:r>
-      <w:proofErr w:type="gramStart"/>
-      <w:r>
-        <w:rPr>
-          <w:rFonts w:ascii="Aptos" w:eastAsia="Aptos" w:hAnsi="Aptos" w:cs="Aptos"/>
-          <w:lang w:val="es-ES"/>
-        </w:rPr>
-        <w:t>scaledjob.yaml</w:t>
-      </w:r>
-      <w:proofErr w:type="spellEnd"/>
-      <w:proofErr w:type="gramEnd"/>
-      <w:r>
-        <w:rPr>
-          <w:rFonts w:ascii="Aptos" w:eastAsia="Aptos" w:hAnsi="Aptos" w:cs="Aptos"/>
-          <w:lang w:val="es-ES"/>
-        </w:rPr>
-        <w:t xml:space="preserve"> (se configura el </w:t>
-      </w:r>
-      <w:proofErr w:type="spellStart"/>
-      <w:r>
-        <w:rPr>
-          <w:rFonts w:ascii="Aptos" w:eastAsia="Aptos" w:hAnsi="Aptos" w:cs="Aptos"/>
-          <w:lang w:val="es-ES"/>
-        </w:rPr>
-        <w:t>limite</w:t>
-      </w:r>
-      <w:proofErr w:type="spellEnd"/>
-      <w:r>
-        <w:rPr>
-          <w:rFonts w:ascii="Aptos" w:eastAsia="Aptos" w:hAnsi="Aptos" w:cs="Aptos"/>
-          <w:lang w:val="es-ES"/>
-        </w:rPr>
-        <w:t xml:space="preserve"> de cantidad de </w:t>
-      </w:r>
-      <w:proofErr w:type="spellStart"/>
-      <w:r>
-        <w:rPr>
-          <w:rFonts w:ascii="Aptos" w:eastAsia="Aptos" w:hAnsi="Aptos" w:cs="Aptos"/>
-          <w:lang w:val="es-ES"/>
-        </w:rPr>
-        <w:t>workers</w:t>
-      </w:r>
-      <w:proofErr w:type="spellEnd"/>
-      <w:r>
-        <w:rPr>
-          <w:rFonts w:ascii="Aptos" w:eastAsia="Aptos" w:hAnsi="Aptos" w:cs="Aptos"/>
-          <w:lang w:val="es-ES"/>
-        </w:rPr>
-        <w:t xml:space="preserve"> en simultaneo). El </w:t>
-      </w:r>
-      <w:proofErr w:type="spellStart"/>
-      <w:r>
-        <w:rPr>
-          <w:rFonts w:ascii="Aptos" w:eastAsia="Aptos" w:hAnsi="Aptos" w:cs="Aptos"/>
-          <w:lang w:val="es-ES"/>
-        </w:rPr>
-        <w:t>worker</w:t>
-      </w:r>
-      <w:proofErr w:type="spellEnd"/>
-      <w:r>
-        <w:rPr>
-          <w:rFonts w:ascii="Aptos" w:eastAsia="Aptos" w:hAnsi="Aptos" w:cs="Aptos"/>
-          <w:lang w:val="es-ES"/>
-        </w:rPr>
-        <w:t xml:space="preserve"> se conecta a </w:t>
-      </w:r>
-      <w:proofErr w:type="spellStart"/>
-      <w:r>
-        <w:rPr>
-          <w:rFonts w:ascii="Aptos" w:eastAsia="Aptos" w:hAnsi="Aptos" w:cs="Aptos"/>
-          <w:lang w:val="es-ES"/>
-        </w:rPr>
-        <w:t>RabbitMQ</w:t>
-      </w:r>
-      <w:proofErr w:type="spellEnd"/>
-      <w:r>
-        <w:rPr>
-          <w:rFonts w:ascii="Aptos" w:eastAsia="Aptos" w:hAnsi="Aptos" w:cs="Aptos"/>
-          <w:lang w:val="es-ES"/>
-        </w:rPr>
-        <w:t xml:space="preserve"> y consume el mensaje de la cola.</w:t>
-      </w:r>
-    </w:p>
-    <w:p>
-      <w:r>
-        <w:rPr>
-          <w:rFonts w:ascii="Aptos" w:eastAsia="Aptos" w:hAnsi="Aptos" w:cs="Aptos"/>
-        </w:rPr>
-        <w:t xml:space="preserve">Esto significa que cada instancia del </w:t>
-      </w:r>
-      <w:proofErr w:type="spellStart"/>
-      <w:r>
-        <w:rPr>
-          <w:rFonts w:ascii="Aptos" w:eastAsia="Aptos" w:hAnsi="Aptos" w:cs="Aptos"/>
-        </w:rPr>
-        <w:t>worker</w:t>
-      </w:r>
-      <w:proofErr w:type="spellEnd"/>
-      <w:r>
-        <w:rPr>
-          <w:rFonts w:ascii="Aptos" w:eastAsia="Aptos" w:hAnsi="Aptos" w:cs="Aptos"/>
-        </w:rPr>
-        <w:t xml:space="preserve"> recibe un mensaje a la vez y no toma otro hasta confirmar el anterior. Esto evita que un único </w:t>
-      </w:r>
-      <w:proofErr w:type="spellStart"/>
-      <w:r>
-        <w:rPr>
-          <w:rFonts w:ascii="Aptos" w:eastAsia="Aptos" w:hAnsi="Aptos" w:cs="Aptos"/>
-        </w:rPr>
-        <w:t>worker</w:t>
-      </w:r>
-      <w:proofErr w:type="spellEnd"/>
-      <w:r>
-        <w:rPr>
-          <w:rFonts w:ascii="Aptos" w:eastAsia="Aptos" w:hAnsi="Aptos" w:cs="Aptos"/>
-        </w:rPr>
-        <w:t xml:space="preserve"> tome demasiados mensajes y permite distribuir el procesamiento entre varios </w:t>
-      </w:r>
-      <w:proofErr w:type="spellStart"/>
-      <w:r>
-        <w:rPr>
-          <w:rFonts w:ascii="Aptos" w:eastAsia="Aptos" w:hAnsi="Aptos" w:cs="Aptos"/>
-        </w:rPr>
-        <w:t>workers</w:t>
-      </w:r>
-      <w:proofErr w:type="spellEnd"/>
-      <w:r>
-        <w:rPr>
-          <w:rFonts w:ascii="Aptos" w:eastAsia="Aptos" w:hAnsi="Aptos" w:cs="Aptos"/>
-        </w:rPr>
-        <w:t xml:space="preserve"> dentro del </w:t>
-      </w:r>
-      <w:proofErr w:type="spellStart"/>
-      <w:r>
-        <w:rPr>
-          <w:rFonts w:ascii="Aptos" w:eastAsia="Aptos" w:hAnsi="Aptos" w:cs="Aptos"/>
-        </w:rPr>
-        <w:t>cluster</w:t>
-      </w:r>
-      <w:proofErr w:type="spellEnd"/>
-      <w:r>
-        <w:rPr>
-          <w:rFonts w:ascii="Aptos" w:eastAsia="Aptos" w:hAnsi="Aptos" w:cs="Aptos"/>
-        </w:rPr>
-        <w:t>.</w:t>
-      </w:r>
-    </w:p>
-    <w:p>
-      <w:r>
-        <w:t xml:space="preserve">El </w:t>
-      </w:r>
-      <w:proofErr w:type="spellStart"/>
-      <w:r>
-        <w:t>worker</w:t>
-      </w:r>
-      <w:proofErr w:type="spellEnd"/>
-      <w:r>
-        <w:t xml:space="preserve"> confirma mensajes con:</w:t>
+      <w:r>
+        <w:t>basic_ack</w:t>
+      </w:r>
+    </w:p>
+    <w:p>
+      <w:r>
+        <w:t>Ante errores graves usa:</w:t>
       </w:r>
       <w:r>
         <w:t xml:space="preserve"> </w:t>
       </w:r>
-      <w:proofErr w:type="spellStart"/>
-      <w:r>
-        <w:t>basic_ack</w:t>
-      </w:r>
-      <w:proofErr w:type="spellEnd"/>
-    </w:p>
-    <w:p>
-      <w:r>
-        <w:t>Ante errores graves usa:</w:t>
-      </w:r>
-      <w:r>
-        <w:t xml:space="preserve"> </w:t>
-      </w:r>
-      <w:proofErr w:type="spellStart"/>
-      <w:r>
-        <w:t>basic_nack</w:t>
-      </w:r>
-      <w:proofErr w:type="spellEnd"/>
-      <w:r>
-        <w:t>(</w:t>
-      </w:r>
-      <w:proofErr w:type="spellStart"/>
-      <w:r>
-        <w:t>requeue</w:t>
-      </w:r>
-      <w:proofErr w:type="spellEnd"/>
-      <w:r>
-        <w:t>=False)</w:t>
+      <w:r>
+        <w:t>basic_nack(requeue=False)</w:t>
       </w:r>
     </w:p>
     <w:p>
       <w:pPr>
         <w:pStyle w:val="Ttulo2"/>
       </w:pPr>
-      <w:bookmarkStart w:id="29" w:name="_Toc234401858"/>
+      <w:bookmarkStart w:id="29" w:name="_Toc234422225"/>
       <w:r>
         <w:t>GPU / CUDA</w:t>
       </w:r>
@@ -9399,23 +6650,7 @@
     </w:p>
     <w:p>
       <w:r>
-        <w:t xml:space="preserve">Aunque cada proceso </w:t>
-      </w:r>
-      <w:proofErr w:type="spellStart"/>
-      <w:r>
-        <w:t>worker</w:t>
-      </w:r>
-      <w:proofErr w:type="spellEnd"/>
-      <w:r>
-        <w:t xml:space="preserve"> consume un mensaje por vez, la inferencia interna aprovecha paralelismo masivo en GPU mediante </w:t>
-      </w:r>
-      <w:proofErr w:type="spellStart"/>
-      <w:r>
-        <w:t>kernels</w:t>
-      </w:r>
-      <w:proofErr w:type="spellEnd"/>
-      <w:r>
-        <w:t xml:space="preserve"> CUDA:</w:t>
+        <w:t>Aunque cada proceso worker consume un mensaje por vez, la inferencia interna aprovecha paralelismo masivo en GPU mediante kernels CUDA:</w:t>
       </w:r>
     </w:p>
     <w:p>
@@ -9425,14 +6660,12 @@
           <w:numId w:val="19"/>
         </w:numPr>
       </w:pPr>
-      <w:proofErr w:type="spellStart"/>
       <w:r>
         <w:t>P</w:t>
       </w:r>
       <w:r>
         <w:t>reprocess</w:t>
       </w:r>
-      <w:proofErr w:type="spellEnd"/>
     </w:p>
     <w:p>
       <w:pPr>
@@ -9441,11 +6674,9 @@
           <w:numId w:val="19"/>
         </w:numPr>
       </w:pPr>
-      <w:proofErr w:type="spellStart"/>
       <w:r>
         <w:t>normalize</w:t>
       </w:r>
-      <w:proofErr w:type="spellEnd"/>
     </w:p>
     <w:p>
       <w:pPr>
@@ -9454,11 +6685,9 @@
           <w:numId w:val="19"/>
         </w:numPr>
       </w:pPr>
-      <w:proofErr w:type="spellStart"/>
       <w:r>
         <w:t>relu</w:t>
       </w:r>
-      <w:proofErr w:type="spellEnd"/>
     </w:p>
     <w:p>
       <w:pPr>
@@ -9489,7 +6718,6 @@
           <w:numId w:val="19"/>
         </w:numPr>
       </w:pPr>
-      <w:proofErr w:type="spellStart"/>
       <w:r>
         <w:t>m</w:t>
       </w:r>
@@ -9499,7 +6727,6 @@
       <w:r>
         <w:t>_bias</w:t>
       </w:r>
-      <w:proofErr w:type="spellEnd"/>
     </w:p>
     <w:p>
       <w:pPr>
@@ -9508,11 +6735,9 @@
           <w:numId w:val="19"/>
         </w:numPr>
       </w:pPr>
-      <w:proofErr w:type="spellStart"/>
       <w:r>
         <w:t>batch_norm</w:t>
       </w:r>
-      <w:proofErr w:type="spellEnd"/>
     </w:p>
     <w:p>
       <w:pPr>
@@ -9521,14 +6746,12 @@
           <w:numId w:val="19"/>
         </w:numPr>
       </w:pPr>
-      <w:proofErr w:type="spellStart"/>
       <w:r>
         <w:t>S</w:t>
       </w:r>
       <w:r>
         <w:t>oftmax</w:t>
       </w:r>
-      <w:proofErr w:type="spellEnd"/>
     </w:p>
     <w:p>
       <w:r>
@@ -9537,24 +6760,16 @@
         </w:rPr>
         <w:t xml:space="preserve">El </w:t>
       </w:r>
-      <w:proofErr w:type="spellStart"/>
       <w:r>
         <w:rPr>
           <w:lang w:val="es-ES"/>
         </w:rPr>
-        <w:t>kernel</w:t>
-      </w:r>
-      <w:proofErr w:type="spellEnd"/>
+        <w:t>kernel de preprocesamiento realiza las siguientes conversiones</w:t>
+      </w:r>
       <w:r>
         <w:rPr>
           <w:lang w:val="es-ES"/>
         </w:rPr>
-        <w:t xml:space="preserve"> de preprocesamiento realiza las siguientes conversiones</w:t>
-      </w:r>
-      <w:r>
-        <w:rPr>
-          <w:lang w:val="es-ES"/>
-        </w:rPr>
         <w:t>:</w:t>
       </w:r>
     </w:p>
@@ -9592,39 +6807,13 @@
     <w:p>
       <w:r>
         <w:lastRenderedPageBreak/>
-        <w:t xml:space="preserve">  - Conv2D (3×3, 1→32) + </w:t>
-      </w:r>
-      <w:proofErr w:type="spellStart"/>
-      <w:r>
-        <w:t>ReLU</w:t>
-      </w:r>
-      <w:proofErr w:type="spellEnd"/>
-      <w:r>
-        <w:t xml:space="preserve"> + </w:t>
-      </w:r>
-      <w:proofErr w:type="spellStart"/>
-      <w:r>
-        <w:t>BatchNorm</w:t>
-      </w:r>
-      <w:proofErr w:type="spellEnd"/>
-    </w:p>
-    <w:p>
-      <w:r>
-        <w:t xml:space="preserve">  - Conv2D (3×3, 32→32) + </w:t>
-      </w:r>
-      <w:proofErr w:type="spellStart"/>
-      <w:r>
-        <w:t>ReLU</w:t>
-      </w:r>
-      <w:proofErr w:type="spellEnd"/>
-      <w:r>
-        <w:t xml:space="preserve"> + </w:t>
-      </w:r>
-      <w:proofErr w:type="spellStart"/>
-      <w:r>
-        <w:t>BatchNorm</w:t>
-      </w:r>
-      <w:proofErr w:type="spellEnd"/>
+        <w:t xml:space="preserve">  - Conv2D (3×3, 1→32) + ReLU + BatchNorm</w:t>
+      </w:r>
+    </w:p>
+    <w:p>
+      <w:r>
+        <w:t xml:space="preserve">  - Conv2D (3×3, 32→32) + ReLU + BatchNorm</w:t>
+      </w:r>
     </w:p>
     <w:p>
       <w:r>
@@ -9649,30 +6838,8 @@
         <w:rPr>
           <w:lang w:val="en-US"/>
         </w:rPr>
-        <w:t xml:space="preserve">- Conv2D (3×3, 32→64) + </w:t>
-      </w:r>
-      <w:proofErr w:type="spellStart"/>
-      <w:r>
-        <w:rPr>
-          <w:lang w:val="en-US"/>
-        </w:rPr>
-        <w:t>ReLU</w:t>
-      </w:r>
-      <w:proofErr w:type="spellEnd"/>
-      <w:r>
-        <w:rPr>
-          <w:lang w:val="en-US"/>
-        </w:rPr>
-        <w:t xml:space="preserve"> + </w:t>
-      </w:r>
-      <w:proofErr w:type="spellStart"/>
-      <w:r>
-        <w:rPr>
-          <w:lang w:val="en-US"/>
-        </w:rPr>
-        <w:t>BatchNorm</w:t>
-      </w:r>
-      <w:proofErr w:type="spellEnd"/>
+        <w:t>- Conv2D (3×3, 32→64) + ReLU + BatchNorm</w:t>
+      </w:r>
     </w:p>
     <w:p>
       <w:pPr>
@@ -9690,30 +6857,8 @@
         <w:rPr>
           <w:lang w:val="en-US"/>
         </w:rPr>
-        <w:t xml:space="preserve">- Conv2D (3×3, 64→64) + </w:t>
-      </w:r>
-      <w:proofErr w:type="spellStart"/>
-      <w:r>
-        <w:rPr>
-          <w:lang w:val="en-US"/>
-        </w:rPr>
-        <w:t>ReLU</w:t>
-      </w:r>
-      <w:proofErr w:type="spellEnd"/>
-      <w:r>
-        <w:rPr>
-          <w:lang w:val="en-US"/>
-        </w:rPr>
-        <w:t xml:space="preserve"> + </w:t>
-      </w:r>
-      <w:proofErr w:type="spellStart"/>
-      <w:r>
-        <w:rPr>
-          <w:lang w:val="en-US"/>
-        </w:rPr>
-        <w:t>BatchNorm</w:t>
-      </w:r>
-      <w:proofErr w:type="spellEnd"/>
+        <w:t>- Conv2D (3×3, 64→64) + ReLU + BatchNorm</w:t>
+      </w:r>
     </w:p>
     <w:p>
       <w:pPr>
@@ -9738,21 +6883,7 @@
         <w:rPr>
           <w:lang w:val="en-US"/>
         </w:rPr>
-        <w:t xml:space="preserve">- </w:t>
-      </w:r>
-      <w:proofErr w:type="spellStart"/>
-      <w:r>
-        <w:rPr>
-          <w:lang w:val="en-US"/>
-        </w:rPr>
-        <w:t>Clasificador</w:t>
-      </w:r>
-      <w:proofErr w:type="spellEnd"/>
-      <w:r>
-        <w:rPr>
-          <w:lang w:val="en-US"/>
-        </w:rPr>
-        <w:t>:</w:t>
+        <w:t>- Clasificador:</w:t>
       </w:r>
     </w:p>
     <w:p>
@@ -9776,38 +6907,20 @@
         <w:t xml:space="preserve">  </w:t>
       </w:r>
       <w:r>
-        <w:t xml:space="preserve">- Dense (3136→512) + </w:t>
-      </w:r>
-      <w:proofErr w:type="spellStart"/>
-      <w:r>
-        <w:t>ReLU</w:t>
-      </w:r>
-      <w:proofErr w:type="spellEnd"/>
-      <w:r>
-        <w:t xml:space="preserve"> + </w:t>
-      </w:r>
-      <w:proofErr w:type="spellStart"/>
-      <w:r>
-        <w:t>BatchNorm</w:t>
-      </w:r>
-      <w:proofErr w:type="spellEnd"/>
-    </w:p>
-    <w:p>
-      <w:r>
-        <w:t xml:space="preserve">  - Dense (512→10) + </w:t>
-      </w:r>
-      <w:proofErr w:type="spellStart"/>
-      <w:r>
-        <w:t>Softmax</w:t>
-      </w:r>
-      <w:proofErr w:type="spellEnd"/>
+        <w:t>- Dense (3136→512) + ReLU + BatchNorm</w:t>
+      </w:r>
+    </w:p>
+    <w:p>
+      <w:r>
+        <w:t xml:space="preserve">  - Dense (512→10) + Softmax</w:t>
+      </w:r>
     </w:p>
     <w:p/>
     <w:p>
       <w:pPr>
         <w:pStyle w:val="Ttulo2"/>
       </w:pPr>
-      <w:bookmarkStart w:id="30" w:name="_Toc234401859"/>
+      <w:bookmarkStart w:id="30" w:name="_Toc234422226"/>
       <w:r>
         <w:t>Escalado</w:t>
       </w:r>
@@ -9823,415 +6936,178 @@
         <w:rPr>
           <w:rFonts w:eastAsiaTheme="minorEastAsia"/>
         </w:rPr>
-        <w:t xml:space="preserve">El proyecto utiliza KEDA para escalar </w:t>
-      </w:r>
-      <w:proofErr w:type="spellStart"/>
-      <w:r>
+        <w:t>El proyecto utiliza KEDA para escalar workers en Kubernetes a partir de la cantidad de mensajes pendientes en RabbitMQ.</w:t>
+      </w:r>
+    </w:p>
+    <w:p>
+      <w:pPr>
         <w:rPr>
           <w:rFonts w:eastAsiaTheme="minorEastAsia"/>
         </w:rPr>
-        <w:t>workers</w:t>
-      </w:r>
-      <w:proofErr w:type="spellEnd"/>
+      </w:pPr>
       <w:r>
         <w:rPr>
           <w:rFonts w:eastAsiaTheme="minorEastAsia"/>
         </w:rPr>
-        <w:t xml:space="preserve"> en </w:t>
-      </w:r>
-      <w:proofErr w:type="spellStart"/>
-      <w:r>
+        <w:t>KEDA monitorea la cola image_queue. Cuando el backend publica una imagen y la cola pasa a tener mensajes pendientes, KEDA detecta esa condición y solicita al cluster la creación de workers para procesarlos.</w:t>
+      </w:r>
+    </w:p>
+    <w:p>
+      <w:pPr>
         <w:rPr>
           <w:rFonts w:eastAsiaTheme="minorEastAsia"/>
         </w:rPr>
-        <w:t>Kubernetes</w:t>
-      </w:r>
-      <w:proofErr w:type="spellEnd"/>
+      </w:pPr>
       <w:r>
         <w:rPr>
           <w:rFonts w:eastAsiaTheme="minorEastAsia"/>
         </w:rPr>
-        <w:t xml:space="preserve"> a partir de la cantidad de mensajes pendientes en </w:t>
-      </w:r>
-      <w:proofErr w:type="spellStart"/>
-      <w:r>
+        <w:t>Este enfoque permite que el sistema funcione de manera event-driven:</w:t>
+      </w:r>
+    </w:p>
+    <w:p>
+      <w:pPr>
         <w:rPr>
           <w:rFonts w:eastAsiaTheme="minorEastAsia"/>
         </w:rPr>
-        <w:t>RabbitMQ</w:t>
-      </w:r>
-      <w:proofErr w:type="spellEnd"/>
+      </w:pPr>
       <w:r>
         <w:rPr>
           <w:rFonts w:eastAsiaTheme="minorEastAsia"/>
         </w:rPr>
+        <w:t>- Si no hay mensajes en la cola, no es necesario mantener workers activos.</w:t>
+      </w:r>
+    </w:p>
+    <w:p>
+      <w:pPr>
+        <w:rPr>
+          <w:rFonts w:eastAsiaTheme="minorEastAsia"/>
+        </w:rPr>
+      </w:pPr>
+      <w:r>
+        <w:rPr>
+          <w:rFonts w:eastAsiaTheme="minorEastAsia"/>
+        </w:rPr>
+        <w:t>- Si llega una imagen, RabbitMQ conserva el mensaje hasta que exista un worker disponible.</w:t>
+      </w:r>
+    </w:p>
+    <w:p>
+      <w:pPr>
+        <w:rPr>
+          <w:rFonts w:eastAsiaTheme="minorEastAsia"/>
+        </w:rPr>
+      </w:pPr>
+      <w:r>
+        <w:rPr>
+          <w:rFonts w:eastAsiaTheme="minorEastAsia"/>
+        </w:rPr>
+        <w:t>- KEDA levanta workers automáticamente según la carga.</w:t>
+      </w:r>
+    </w:p>
+    <w:p>
+      <w:pPr>
+        <w:rPr>
+          <w:rFonts w:eastAsiaTheme="minorEastAsia"/>
+        </w:rPr>
+      </w:pPr>
+      <w:r>
+        <w:rPr>
+          <w:rFonts w:eastAsiaTheme="minorEastAsia"/>
+        </w:rPr>
+        <w:t xml:space="preserve">- Kubernetes administra la ejecución de los </w:t>
+      </w:r>
+      <w:r>
+        <w:rPr>
+          <w:rFonts w:eastAsiaTheme="minorEastAsia"/>
+        </w:rPr>
+        <w:t xml:space="preserve">jobs </w:t>
+      </w:r>
+      <w:r>
+        <w:rPr>
+          <w:rFonts w:eastAsiaTheme="minorEastAsia"/>
+        </w:rPr>
+        <w:t>del worker.</w:t>
+      </w:r>
+    </w:p>
+    <w:p>
+      <w:pPr>
+        <w:rPr>
+          <w:rFonts w:eastAsiaTheme="minorEastAsia"/>
+        </w:rPr>
+      </w:pPr>
+      <w:r>
+        <w:rPr>
+          <w:rFonts w:eastAsiaTheme="minorEastAsia"/>
+        </w:rPr>
+        <w:t xml:space="preserve">- RabbitMQ distribuye </w:t>
+      </w:r>
+      <w:r>
+        <w:rPr>
+          <w:rFonts w:eastAsiaTheme="minorEastAsia"/>
+        </w:rPr>
+        <w:t>el</w:t>
+      </w:r>
+      <w:r>
+        <w:rPr>
+          <w:rFonts w:eastAsiaTheme="minorEastAsia"/>
+        </w:rPr>
+        <w:t xml:space="preserve"> mensaje </w:t>
+      </w:r>
+      <w:r>
+        <w:rPr>
+          <w:rFonts w:eastAsiaTheme="minorEastAsia"/>
+        </w:rPr>
+        <w:t>al worker disponible</w:t>
+      </w:r>
+      <w:r>
+        <w:rPr>
+          <w:rFonts w:eastAsiaTheme="minorEastAsia"/>
+        </w:rPr>
         <w:t>.</w:t>
       </w:r>
     </w:p>
     <w:p>
       <w:pPr>
-        <w:rPr>
-          <w:rFonts w:eastAsiaTheme="minorEastAsia"/>
-        </w:rPr>
-      </w:pPr>
-      <w:r>
-        <w:rPr>
-          <w:rFonts w:eastAsiaTheme="minorEastAsia"/>
-        </w:rPr>
-        <w:t xml:space="preserve">KEDA monitorea la cola </w:t>
-      </w:r>
-      <w:proofErr w:type="spellStart"/>
-      <w:r>
-        <w:rPr>
-          <w:rFonts w:eastAsiaTheme="minorEastAsia"/>
-        </w:rPr>
-        <w:t>image_queue</w:t>
-      </w:r>
-      <w:proofErr w:type="spellEnd"/>
-      <w:r>
-        <w:rPr>
-          <w:rFonts w:eastAsiaTheme="minorEastAsia"/>
-        </w:rPr>
-        <w:t xml:space="preserve">. Cuando el </w:t>
-      </w:r>
-      <w:proofErr w:type="spellStart"/>
-      <w:r>
-        <w:rPr>
-          <w:rFonts w:eastAsiaTheme="minorEastAsia"/>
-        </w:rPr>
-        <w:t>backend</w:t>
-      </w:r>
-      <w:proofErr w:type="spellEnd"/>
-      <w:r>
-        <w:rPr>
-          <w:rFonts w:eastAsiaTheme="minorEastAsia"/>
-        </w:rPr>
-        <w:t xml:space="preserve"> publica una imagen y la cola pasa a tener mensajes pendientes, KEDA detecta esa condición y solicita al </w:t>
-      </w:r>
-      <w:proofErr w:type="spellStart"/>
-      <w:r>
-        <w:rPr>
-          <w:rFonts w:eastAsiaTheme="minorEastAsia"/>
-        </w:rPr>
-        <w:t>cluster</w:t>
-      </w:r>
-      <w:proofErr w:type="spellEnd"/>
-      <w:r>
-        <w:rPr>
-          <w:rFonts w:eastAsiaTheme="minorEastAsia"/>
-        </w:rPr>
-        <w:t xml:space="preserve"> la creación de </w:t>
-      </w:r>
-      <w:proofErr w:type="spellStart"/>
-      <w:r>
-        <w:rPr>
-          <w:rFonts w:eastAsiaTheme="minorEastAsia"/>
-        </w:rPr>
-        <w:t>workers</w:t>
-      </w:r>
-      <w:proofErr w:type="spellEnd"/>
-      <w:r>
-        <w:rPr>
-          <w:rFonts w:eastAsiaTheme="minorEastAsia"/>
-        </w:rPr>
-        <w:t xml:space="preserve"> para procesarlos.</w:t>
-      </w:r>
-    </w:p>
-    <w:p>
-      <w:pPr>
-        <w:rPr>
-          <w:rFonts w:eastAsiaTheme="minorEastAsia"/>
-        </w:rPr>
-      </w:pPr>
-      <w:r>
-        <w:rPr>
-          <w:rFonts w:eastAsiaTheme="minorEastAsia"/>
-        </w:rPr>
-        <w:t xml:space="preserve">Este enfoque permite que el sistema funcione de manera </w:t>
-      </w:r>
-      <w:proofErr w:type="spellStart"/>
-      <w:r>
-        <w:rPr>
-          <w:rFonts w:eastAsiaTheme="minorEastAsia"/>
-        </w:rPr>
-        <w:t>event-driven</w:t>
-      </w:r>
-      <w:proofErr w:type="spellEnd"/>
-      <w:r>
-        <w:rPr>
-          <w:rFonts w:eastAsiaTheme="minorEastAsia"/>
-        </w:rPr>
-        <w:t>:</w:t>
-      </w:r>
-    </w:p>
-    <w:p>
-      <w:pPr>
-        <w:rPr>
-          <w:rFonts w:eastAsiaTheme="minorEastAsia"/>
-        </w:rPr>
-      </w:pPr>
-      <w:r>
-        <w:rPr>
-          <w:rFonts w:eastAsiaTheme="minorEastAsia"/>
-        </w:rPr>
-        <w:t xml:space="preserve">- Si no hay mensajes en la cola, no es necesario mantener </w:t>
-      </w:r>
-      <w:proofErr w:type="spellStart"/>
-      <w:r>
-        <w:rPr>
-          <w:rFonts w:eastAsiaTheme="minorEastAsia"/>
-        </w:rPr>
-        <w:t>workers</w:t>
-      </w:r>
-      <w:proofErr w:type="spellEnd"/>
-      <w:r>
-        <w:rPr>
-          <w:rFonts w:eastAsiaTheme="minorEastAsia"/>
-        </w:rPr>
-        <w:t xml:space="preserve"> activos.</w:t>
-      </w:r>
-    </w:p>
-    <w:p>
-      <w:pPr>
-        <w:rPr>
-          <w:rFonts w:eastAsiaTheme="minorEastAsia"/>
-        </w:rPr>
-      </w:pPr>
-      <w:r>
-        <w:rPr>
-          <w:rFonts w:eastAsiaTheme="minorEastAsia"/>
-        </w:rPr>
-        <w:t xml:space="preserve">- Si llega una imagen, </w:t>
-      </w:r>
-      <w:proofErr w:type="spellStart"/>
-      <w:r>
-        <w:rPr>
-          <w:rFonts w:eastAsiaTheme="minorEastAsia"/>
-        </w:rPr>
-        <w:t>RabbitMQ</w:t>
-      </w:r>
-      <w:proofErr w:type="spellEnd"/>
-      <w:r>
-        <w:rPr>
-          <w:rFonts w:eastAsiaTheme="minorEastAsia"/>
-        </w:rPr>
-        <w:t xml:space="preserve"> conserva el mensaje hasta que exista un </w:t>
-      </w:r>
-      <w:proofErr w:type="spellStart"/>
-      <w:r>
-        <w:rPr>
-          <w:rFonts w:eastAsiaTheme="minorEastAsia"/>
-        </w:rPr>
-        <w:t>worker</w:t>
-      </w:r>
-      <w:proofErr w:type="spellEnd"/>
-      <w:r>
-        <w:rPr>
-          <w:rFonts w:eastAsiaTheme="minorEastAsia"/>
-        </w:rPr>
-        <w:t xml:space="preserve"> disponible.</w:t>
-      </w:r>
-    </w:p>
-    <w:p>
-      <w:pPr>
-        <w:rPr>
-          <w:rFonts w:eastAsiaTheme="minorEastAsia"/>
-        </w:rPr>
-      </w:pPr>
-      <w:r>
-        <w:rPr>
-          <w:rFonts w:eastAsiaTheme="minorEastAsia"/>
-        </w:rPr>
-        <w:t xml:space="preserve">- KEDA levanta </w:t>
-      </w:r>
-      <w:proofErr w:type="spellStart"/>
-      <w:r>
-        <w:rPr>
-          <w:rFonts w:eastAsiaTheme="minorEastAsia"/>
-        </w:rPr>
-        <w:t>workers</w:t>
-      </w:r>
-      <w:proofErr w:type="spellEnd"/>
-      <w:r>
-        <w:rPr>
-          <w:rFonts w:eastAsiaTheme="minorEastAsia"/>
-        </w:rPr>
-        <w:t xml:space="preserve"> automáticamente según la carga.</w:t>
-      </w:r>
-    </w:p>
-    <w:p>
-      <w:pPr>
-        <w:rPr>
-          <w:rFonts w:eastAsiaTheme="minorEastAsia"/>
-        </w:rPr>
-      </w:pPr>
-      <w:r>
-        <w:rPr>
-          <w:rFonts w:eastAsiaTheme="minorEastAsia"/>
-        </w:rPr>
-        <w:t xml:space="preserve">- </w:t>
-      </w:r>
-      <w:proofErr w:type="spellStart"/>
-      <w:r>
-        <w:rPr>
-          <w:rFonts w:eastAsiaTheme="minorEastAsia"/>
-        </w:rPr>
-        <w:t>Kubernetes</w:t>
-      </w:r>
-      <w:proofErr w:type="spellEnd"/>
-      <w:r>
-        <w:rPr>
-          <w:rFonts w:eastAsiaTheme="minorEastAsia"/>
-        </w:rPr>
-        <w:t xml:space="preserve"> administra la ejecución de los </w:t>
-      </w:r>
-      <w:proofErr w:type="spellStart"/>
-      <w:r>
-        <w:rPr>
-          <w:rFonts w:eastAsiaTheme="minorEastAsia"/>
-        </w:rPr>
-        <w:t>jobs</w:t>
-      </w:r>
-      <w:proofErr w:type="spellEnd"/>
-      <w:r>
-        <w:rPr>
-          <w:rFonts w:eastAsiaTheme="minorEastAsia"/>
-        </w:rPr>
+        <w:pStyle w:val="Ttulo1"/>
+      </w:pPr>
+      <w:bookmarkStart w:id="31" w:name="_Toc234422227"/>
+      <w:r>
+        <w:t>Desarrollo</w:t>
+      </w:r>
+      <w:bookmarkEnd w:id="31"/>
+    </w:p>
+    <w:p>
+      <w:pPr>
+        <w:pStyle w:val="Ttulo2"/>
+      </w:pPr>
+      <w:bookmarkStart w:id="32" w:name="_Toc234422228"/>
+      <w:r>
+        <w:t>Modelo</w:t>
+      </w:r>
+      <w:bookmarkEnd w:id="32"/>
+    </w:p>
+    <w:p>
+      <w:r>
+        <w:t xml:space="preserve">El entrenamiento </w:t>
+      </w:r>
+      <w:r>
+        <w:t>está</w:t>
+      </w:r>
+      <w:r>
         <w:t xml:space="preserve"> </w:t>
       </w:r>
       <w:r>
-        <w:rPr>
-          <w:rFonts w:eastAsiaTheme="minorEastAsia"/>
-        </w:rPr>
-        <w:t xml:space="preserve">del </w:t>
-      </w:r>
-      <w:proofErr w:type="spellStart"/>
-      <w:r>
-        <w:rPr>
-          <w:rFonts w:eastAsiaTheme="minorEastAsia"/>
-        </w:rPr>
-        <w:t>worker</w:t>
-      </w:r>
-      <w:proofErr w:type="spellEnd"/>
-      <w:r>
-        <w:rPr>
-          <w:rFonts w:eastAsiaTheme="minorEastAsia"/>
-        </w:rPr>
-        <w:t>.</w:t>
-      </w:r>
-    </w:p>
-    <w:p>
-      <w:pPr>
-        <w:rPr>
-          <w:rFonts w:eastAsiaTheme="minorEastAsia"/>
-        </w:rPr>
-      </w:pPr>
-      <w:r>
-        <w:rPr>
-          <w:rFonts w:eastAsiaTheme="minorEastAsia"/>
-        </w:rPr>
-        <w:t xml:space="preserve">- </w:t>
-      </w:r>
-      <w:proofErr w:type="spellStart"/>
-      <w:r>
-        <w:rPr>
-          <w:rFonts w:eastAsiaTheme="minorEastAsia"/>
-        </w:rPr>
-        <w:t>RabbitMQ</w:t>
-      </w:r>
-      <w:proofErr w:type="spellEnd"/>
-      <w:r>
-        <w:rPr>
-          <w:rFonts w:eastAsiaTheme="minorEastAsia"/>
-        </w:rPr>
-        <w:t xml:space="preserve"> distribuye </w:t>
-      </w:r>
-      <w:r>
-        <w:rPr>
-          <w:rFonts w:eastAsiaTheme="minorEastAsia"/>
-        </w:rPr>
-        <w:t>el</w:t>
-      </w:r>
-      <w:r>
-        <w:rPr>
-          <w:rFonts w:eastAsiaTheme="minorEastAsia"/>
-        </w:rPr>
-        <w:t xml:space="preserve"> mensaje </w:t>
-      </w:r>
-      <w:r>
-        <w:rPr>
-          <w:rFonts w:eastAsiaTheme="minorEastAsia"/>
-        </w:rPr>
-        <w:t xml:space="preserve">al </w:t>
-      </w:r>
-      <w:proofErr w:type="spellStart"/>
-      <w:r>
-        <w:rPr>
-          <w:rFonts w:eastAsiaTheme="minorEastAsia"/>
-        </w:rPr>
-        <w:t>worker</w:t>
-      </w:r>
-      <w:proofErr w:type="spellEnd"/>
-      <w:r>
-        <w:rPr>
-          <w:rFonts w:eastAsiaTheme="minorEastAsia"/>
-        </w:rPr>
-        <w:t xml:space="preserve"> disponible</w:t>
-      </w:r>
-      <w:r>
-        <w:rPr>
-          <w:rFonts w:eastAsiaTheme="minorEastAsia"/>
-        </w:rPr>
-        <w:t>.</w:t>
-      </w:r>
-    </w:p>
-    <w:p>
-      <w:pPr>
-        <w:pStyle w:val="Ttulo1"/>
-      </w:pPr>
-      <w:bookmarkStart w:id="31" w:name="_Toc234401860"/>
-      <w:r>
-        <w:t>Desarrollo</w:t>
-      </w:r>
-      <w:bookmarkEnd w:id="31"/>
-    </w:p>
-    <w:p>
-      <w:pPr>
-        <w:pStyle w:val="Ttulo2"/>
-      </w:pPr>
-      <w:bookmarkStart w:id="32" w:name="_Toc234401861"/>
-      <w:r>
-        <w:t>Modelo</w:t>
-      </w:r>
-      <w:bookmarkEnd w:id="32"/>
-    </w:p>
-    <w:p>
-      <w:r>
-        <w:t xml:space="preserve">El entrenamiento </w:t>
-      </w:r>
-      <w:r>
-        <w:t>está</w:t>
+        <w:t>documentado</w:t>
+      </w:r>
+      <w:r>
+        <w:t xml:space="preserve"> en:</w:t>
       </w:r>
       <w:r>
         <w:t xml:space="preserve"> </w:t>
       </w:r>
       <w:r>
-        <w:t>documentado</w:t>
-      </w:r>
-      <w:r>
-        <w:t xml:space="preserve"> en:</w:t>
-      </w:r>
-      <w:r>
-        <w:t xml:space="preserve"> </w:t>
-      </w:r>
-      <w:r>
-        <w:t>notebook/Entrenamiento-</w:t>
-      </w:r>
-      <w:proofErr w:type="spellStart"/>
-      <w:r>
-        <w:t>CNN.ipynb</w:t>
-      </w:r>
-      <w:proofErr w:type="spellEnd"/>
+        <w:t>notebook/Entrenamiento-CNN.ipynb</w:t>
+      </w:r>
     </w:p>
     <w:p>
       <w:r>
@@ -10250,31 +7126,7 @@
     </w:p>
     <w:p>
       <w:r>
-        <w:t xml:space="preserve">El modelo se entrena con </w:t>
-      </w:r>
-      <w:proofErr w:type="spellStart"/>
-      <w:r>
-        <w:t>Fashion</w:t>
-      </w:r>
-      <w:proofErr w:type="spellEnd"/>
-      <w:r>
-        <w:t xml:space="preserve"> MNIST usando </w:t>
-      </w:r>
-      <w:proofErr w:type="spellStart"/>
-      <w:r>
-        <w:t>TensorFlow</w:t>
-      </w:r>
-      <w:proofErr w:type="spellEnd"/>
-      <w:r>
-        <w:t>/</w:t>
-      </w:r>
-      <w:proofErr w:type="spellStart"/>
-      <w:r>
-        <w:t>Keras</w:t>
-      </w:r>
-      <w:proofErr w:type="spellEnd"/>
-      <w:r>
-        <w:t xml:space="preserve">. Luego se exportan pesos y </w:t>
+        <w:t xml:space="preserve">El modelo se entrena con Fashion MNIST usando TensorFlow/Keras. Luego se exportan pesos y </w:t>
       </w:r>
       <w:r>
         <w:t>parámetros</w:t>
@@ -10285,91 +7137,34 @@
       <w:r>
         <w:t xml:space="preserve"> </w:t>
       </w:r>
-      <w:proofErr w:type="spellStart"/>
-      <w:r>
-        <w:t>worker</w:t>
-      </w:r>
-      <w:proofErr w:type="spellEnd"/>
-      <w:r>
-        <w:t>/</w:t>
-      </w:r>
-      <w:proofErr w:type="spellStart"/>
-      <w:r>
-        <w:t>model_params.pkl</w:t>
-      </w:r>
-      <w:proofErr w:type="spellEnd"/>
-    </w:p>
-    <w:p>
-      <w:r>
-        <w:t xml:space="preserve">La inferencia productiva no usa </w:t>
-      </w:r>
-      <w:proofErr w:type="spellStart"/>
-      <w:r>
-        <w:t>TensorFlow</w:t>
-      </w:r>
-      <w:proofErr w:type="spellEnd"/>
-      <w:r>
-        <w:t xml:space="preserve">. El </w:t>
-      </w:r>
-      <w:proofErr w:type="spellStart"/>
-      <w:r>
-        <w:t>worker</w:t>
-      </w:r>
-      <w:proofErr w:type="spellEnd"/>
-      <w:r>
-        <w:t xml:space="preserve"> ejecuta la red usando </w:t>
-      </w:r>
-      <w:proofErr w:type="spellStart"/>
-      <w:r>
-        <w:t>PyCUDA</w:t>
-      </w:r>
-      <w:proofErr w:type="spellEnd"/>
-      <w:r>
-        <w:t xml:space="preserve"> y </w:t>
-      </w:r>
-      <w:proofErr w:type="spellStart"/>
-      <w:r>
-        <w:t>kernels</w:t>
-      </w:r>
-      <w:proofErr w:type="spellEnd"/>
-      <w:r>
-        <w:t xml:space="preserve"> compilados.</w:t>
+      <w:r>
+        <w:t>worker/model_params.pkl</w:t>
+      </w:r>
+    </w:p>
+    <w:p>
+      <w:r>
+        <w:t>La inferencia productiva no usa TensorFlow. El worker ejecuta la red usando PyCUDA y kernels compilados.</w:t>
       </w:r>
     </w:p>
     <w:p>
       <w:pPr>
         <w:pStyle w:val="Ttulo2"/>
       </w:pPr>
-      <w:bookmarkStart w:id="33" w:name="_Toc234401862"/>
-      <w:proofErr w:type="spellStart"/>
+      <w:bookmarkStart w:id="33" w:name="_Toc234422229"/>
       <w:r>
         <w:t>Backend</w:t>
       </w:r>
       <w:bookmarkEnd w:id="33"/>
-      <w:proofErr w:type="spellEnd"/>
-    </w:p>
-    <w:p>
-      <w:r>
-        <w:t xml:space="preserve">El </w:t>
-      </w:r>
-      <w:proofErr w:type="spellStart"/>
-      <w:r>
-        <w:t>backend</w:t>
-      </w:r>
-      <w:proofErr w:type="spellEnd"/>
-      <w:r>
-        <w:t xml:space="preserve"> se desarrolla con Java y Maven:</w:t>
+    </w:p>
+    <w:p>
+      <w:r>
+        <w:t>El backend se desarrolla con Java y Maven:</w:t>
       </w:r>
       <w:r>
         <w:t xml:space="preserve"> </w:t>
       </w:r>
-      <w:proofErr w:type="spellStart"/>
-      <w:r>
-        <w:t>backend</w:t>
-      </w:r>
-      <w:proofErr w:type="spellEnd"/>
-      <w:r>
-        <w:t>/pom.xml</w:t>
+      <w:r>
+        <w:t>backend/pom.xml</w:t>
       </w:r>
     </w:p>
     <w:p>
@@ -10384,13 +7179,9 @@
           <w:numId w:val="20"/>
         </w:numPr>
       </w:pPr>
-      <w:proofErr w:type="spellStart"/>
-      <w:proofErr w:type="gramStart"/>
       <w:r>
         <w:t>org.json</w:t>
       </w:r>
-      <w:proofErr w:type="spellEnd"/>
-      <w:proofErr w:type="gramEnd"/>
     </w:p>
     <w:p>
       <w:pPr>
@@ -10399,36 +7190,13 @@
           <w:numId w:val="20"/>
         </w:numPr>
       </w:pPr>
-      <w:proofErr w:type="spellStart"/>
-      <w:proofErr w:type="gramStart"/>
-      <w:r>
-        <w:t>com.rabbitmq</w:t>
-      </w:r>
-      <w:proofErr w:type="gramEnd"/>
-      <w:r>
-        <w:t>:amqp-client</w:t>
-      </w:r>
-      <w:proofErr w:type="spellEnd"/>
-    </w:p>
-    <w:p>
-      <w:r>
-        <w:t xml:space="preserve">El JAR se genera con </w:t>
-      </w:r>
-      <w:proofErr w:type="spellStart"/>
-      <w:r>
-        <w:t>maven</w:t>
-      </w:r>
-      <w:proofErr w:type="spellEnd"/>
-      <w:r>
-        <w:t>-</w:t>
-      </w:r>
-      <w:proofErr w:type="spellStart"/>
-      <w:r>
-        <w:t>assembly</w:t>
-      </w:r>
-      <w:proofErr w:type="spellEnd"/>
-      <w:r>
-        <w:t>-plugin e incluye dependencias.</w:t>
+      <w:r>
+        <w:t>com.rabbitmq:amqp-client</w:t>
+      </w:r>
+    </w:p>
+    <w:p>
+      <w:r>
+        <w:t>El JAR se genera con maven-assembly-plugin e incluye dependencias.</w:t>
       </w:r>
     </w:p>
     <w:p>
@@ -10438,7 +7206,7 @@
           <w:lang w:val="en-US"/>
         </w:rPr>
       </w:pPr>
-      <w:bookmarkStart w:id="34" w:name="_Toc234401863"/>
+      <w:bookmarkStart w:id="34" w:name="_Toc234422230"/>
       <w:r>
         <w:rPr>
           <w:lang w:val="en-US"/>
@@ -10453,40 +7221,24 @@
           <w:lang w:val="en-US"/>
         </w:rPr>
       </w:pPr>
-      <w:proofErr w:type="spellStart"/>
-      <w:r>
-        <w:rPr>
-          <w:lang w:val="en-US"/>
-        </w:rPr>
-        <w:t>Dependencias</w:t>
-      </w:r>
-      <w:proofErr w:type="spellEnd"/>
-      <w:r>
-        <w:rPr>
-          <w:lang w:val="en-US"/>
-        </w:rPr>
-        <w:t xml:space="preserve"> Python:</w:t>
-      </w:r>
-    </w:p>
-    <w:p>
-      <w:pPr>
-        <w:rPr>
-          <w:lang w:val="en-US"/>
-        </w:rPr>
-      </w:pPr>
-      <w:proofErr w:type="spellStart"/>
-      <w:r>
-        <w:rPr>
-          <w:lang w:val="en-US"/>
-        </w:rPr>
-        <w:t>numpy</w:t>
-      </w:r>
-      <w:proofErr w:type="spellEnd"/>
-      <w:r>
-        <w:rPr>
-          <w:lang w:val="en-US"/>
-        </w:rPr>
-        <w:t>&gt;=1.23.0</w:t>
+      <w:r>
+        <w:rPr>
+          <w:lang w:val="en-US"/>
+        </w:rPr>
+        <w:t>Dependencias Python:</w:t>
+      </w:r>
+    </w:p>
+    <w:p>
+      <w:pPr>
+        <w:rPr>
+          <w:lang w:val="en-US"/>
+        </w:rPr>
+      </w:pPr>
+      <w:r>
+        <w:rPr>
+          <w:lang w:val="en-US"/>
+        </w:rPr>
+        <w:t>numpy&gt;=1.23.0</w:t>
       </w:r>
     </w:p>
     <w:p>
@@ -10508,19 +7260,11 @@
           <w:lang w:val="en-US"/>
         </w:rPr>
       </w:pPr>
-      <w:proofErr w:type="spellStart"/>
-      <w:r>
-        <w:rPr>
-          <w:lang w:val="en-US"/>
-        </w:rPr>
-        <w:t>pycuda</w:t>
-      </w:r>
-      <w:proofErr w:type="spellEnd"/>
-      <w:r>
-        <w:rPr>
-          <w:lang w:val="en-US"/>
-        </w:rPr>
-        <w:t>&gt;=2024.1</w:t>
+      <w:r>
+        <w:rPr>
+          <w:lang w:val="en-US"/>
+        </w:rPr>
+        <w:t>pycuda&gt;=2024.1</w:t>
       </w:r>
     </w:p>
     <w:p>
@@ -10546,35 +7290,7 @@
         <w:rPr>
           <w:lang w:val="en-US"/>
         </w:rPr>
-        <w:t xml:space="preserve">El </w:t>
-      </w:r>
-      <w:proofErr w:type="spellStart"/>
-      <w:r>
-        <w:rPr>
-          <w:lang w:val="en-US"/>
-        </w:rPr>
-        <w:t>Dockerfile</w:t>
-      </w:r>
-      <w:proofErr w:type="spellEnd"/>
-      <w:r>
-        <w:rPr>
-          <w:lang w:val="en-US"/>
-        </w:rPr>
-        <w:t xml:space="preserve"> del worker </w:t>
-      </w:r>
-      <w:proofErr w:type="spellStart"/>
-      <w:r>
-        <w:rPr>
-          <w:lang w:val="en-US"/>
-        </w:rPr>
-        <w:t>usa</w:t>
-      </w:r>
-      <w:proofErr w:type="spellEnd"/>
-      <w:r>
-        <w:rPr>
-          <w:lang w:val="en-US"/>
-        </w:rPr>
-        <w:t xml:space="preserve"> build multi-stage:</w:t>
+        <w:t>El Dockerfile del worker usa build multi-stage:</w:t>
       </w:r>
     </w:p>
     <w:p>
@@ -10591,21 +7307,7 @@
         <w:rPr>
           <w:lang w:val="en-US"/>
         </w:rPr>
-        <w:t xml:space="preserve">Stage builder: </w:t>
-      </w:r>
-      <w:proofErr w:type="spellStart"/>
-      <w:r>
-        <w:rPr>
-          <w:lang w:val="en-US"/>
-        </w:rPr>
-        <w:t>nvidia</w:t>
-      </w:r>
-      <w:proofErr w:type="spellEnd"/>
-      <w:r>
-        <w:rPr>
-          <w:lang w:val="en-US"/>
-        </w:rPr>
-        <w:t>/cuda:12.1.1-devel-ubuntu22.04</w:t>
+        <w:t>Stage builder: nvidia/cuda:12.1.1-devel-ubuntu22.04</w:t>
       </w:r>
     </w:p>
     <w:p>
@@ -10622,73 +7324,28 @@
         <w:rPr>
           <w:lang w:val="en-US"/>
         </w:rPr>
-        <w:t xml:space="preserve">Stage runtime: </w:t>
-      </w:r>
-      <w:proofErr w:type="spellStart"/>
-      <w:r>
-        <w:rPr>
-          <w:lang w:val="en-US"/>
-        </w:rPr>
-        <w:t>nvidia</w:t>
-      </w:r>
-      <w:proofErr w:type="spellEnd"/>
-      <w:r>
-        <w:rPr>
-          <w:lang w:val="en-US"/>
-        </w:rPr>
-        <w:t>/cuda:12.1.1-runtime-ubuntu22.04</w:t>
+        <w:t>Stage runtime: nvidia/cuda:12.1.1-runtime-ubuntu22.04</w:t>
       </w:r>
     </w:p>
     <w:p>
       <w:pPr>
         <w:pStyle w:val="Ttulo2"/>
       </w:pPr>
-      <w:bookmarkStart w:id="35" w:name="_Toc234401864"/>
-      <w:proofErr w:type="spellStart"/>
+      <w:bookmarkStart w:id="35" w:name="_Toc234422231"/>
       <w:r>
         <w:t>Frontend</w:t>
       </w:r>
       <w:bookmarkEnd w:id="35"/>
-      <w:proofErr w:type="spellEnd"/>
-    </w:p>
-    <w:p>
-      <w:r>
-        <w:t xml:space="preserve">El </w:t>
-      </w:r>
-      <w:proofErr w:type="spellStart"/>
-      <w:r>
-        <w:t>frontend</w:t>
-      </w:r>
-      <w:proofErr w:type="spellEnd"/>
-      <w:r>
-        <w:t xml:space="preserve"> no requiere </w:t>
-      </w:r>
-      <w:proofErr w:type="spellStart"/>
-      <w:r>
-        <w:t>framework</w:t>
-      </w:r>
-      <w:proofErr w:type="spellEnd"/>
-      <w:r>
-        <w:t xml:space="preserve">. Se sirve con </w:t>
-      </w:r>
-      <w:proofErr w:type="spellStart"/>
-      <w:r>
-        <w:t>Nginx</w:t>
-      </w:r>
-      <w:proofErr w:type="spellEnd"/>
-      <w:r>
-        <w:t xml:space="preserve"> desde:</w:t>
+    </w:p>
+    <w:p>
+      <w:r>
+        <w:t>El frontend no requiere framework. Se sirve con Nginx desde:</w:t>
       </w:r>
       <w:r>
         <w:t xml:space="preserve"> </w:t>
       </w:r>
-      <w:proofErr w:type="spellStart"/>
-      <w:r>
-        <w:t>frontend</w:t>
-      </w:r>
-      <w:proofErr w:type="spellEnd"/>
-      <w:r>
-        <w:t>/index.html</w:t>
+      <w:r>
+        <w:t>frontend/index.html</w:t>
       </w:r>
     </w:p>
     <w:p>
@@ -10701,8 +7358,13 @@
         <w:pStyle w:val="Ttulo1"/>
       </w:pPr>
       <w:r>
-        <w:t xml:space="preserve"> Manual de Usuario</w:t>
-      </w:r>
+        <w:t xml:space="preserve"> </w:t>
+      </w:r>
+      <w:bookmarkStart w:id="36" w:name="_Toc234422232"/>
+      <w:r>
+        <w:t>Manual de Usuario</w:t>
+      </w:r>
+      <w:bookmarkEnd w:id="36"/>
     </w:p>
     <w:p>
       <w:r>
@@ -10715,19 +7377,7 @@
           <w:rPr>
             <w:rStyle w:val="Hipervnculo"/>
           </w:rPr>
-          <w:t>Manual d</w:t>
-        </w:r>
-        <w:r>
-          <w:rPr>
-            <w:rStyle w:val="Hipervnculo"/>
-          </w:rPr>
-          <w:t>e</w:t>
-        </w:r>
-        <w:r>
-          <w:rPr>
-            <w:rStyle w:val="Hipervnculo"/>
-          </w:rPr>
-          <w:t xml:space="preserve"> usuario</w:t>
+          <w:t>Manual de usuario</w:t>
         </w:r>
       </w:hyperlink>
     </w:p>
